--- a/docs/산출물/4주차/2.데이터 전처리_인공지능 데이터 전처리 결과서_3팀.docx
+++ b/docs/산출물/4주차/2.데이터 전처리_인공지능 데이터 전처리 결과서_3팀.docx
@@ -55,21 +55,55 @@
       </w:pPr>
       <w:r>
         <w:rPr>
-          <w:sz w:val="26"/>
+          <w:sz w:val="24"/>
         </w:rPr>
         <w:t>SKN Family AI Camp 21기 : 최종 프로젝트 3팀</w:t>
       </w:r>
-      <w:r>
-        <w:rPr>
-          <w:sz w:val="26"/>
-        </w:rPr>
-        <w:br/>
-      </w:r>
-      <w:r>
-        <w:rPr>
-          <w:sz w:val="26"/>
-        </w:rPr>
-        <w:t>WorkFlow Agent (듀듀)</w:t>
+    </w:p>
+    <w:p>
+      <w:pPr>
+        <w:jc w:val="center"/>
+      </w:pPr>
+      <w:r>
+        <w:rPr>
+          <w:b/>
+          <w:color w:val="1F3864"/>
+          <w:sz w:val="28"/>
+        </w:rPr>
+        <w:t xml:space="preserve">WorkFlow Agent </w:t>
+      </w:r>
+      <w:r>
+        <w:rPr>
+          <w:lang w:val="en-US" w:eastAsia="en-US" w:bidi="ar-SA"/>
+          <w:rFonts w:ascii="맑은 고딕" w:eastAsia="ＭＳ 明朝" w:hAnsi="맑은 고딕" w:cs="Arial"/>
+          <w:b/>
+          <w:color w:val="1F3864"/>
+          <w:sz w:val="28"/>
+          <w:szCs w:val="22"/>
+        </w:rPr>
+        <w:t>(듀</w:t>
+      </w:r>
+      <w:r>
+        <w:rPr>
+          <w:lang w:val="en-US" w:eastAsia="en-US" w:bidi="ar-SA"/>
+          <w:rFonts w:ascii="맑은 고딕" w:eastAsia="ＭＳ 明朝" w:hAnsi="맑은 고딕" w:cs="Arial"/>
+          <w:b/>
+          <w:color w:val="1F3864"/>
+          <w:sz w:val="28"/>
+          <w:szCs w:val="22"/>
+        </w:rPr>
+        <w:t>드</w:t>
+      </w:r>
+      <w:r>
+        <w:rPr>
+          <w:lang w:val="en-US" w:eastAsia="en-US" w:bidi="ar-SA"/>
+          <w:rFonts w:ascii="맑은 고딕" w:eastAsia="ＭＳ 明朝" w:hAnsi="맑은 고딕" w:cs="Arial"/>
+          <w:b/>
+          <w:color w:val="1F3864"/>
+          <w:sz w:val="28"/>
+          <w:szCs w:val="22"/>
+        </w:rPr>
+        <w:t>)</w:t>
       </w:r>
     </w:p>
     <w:p/>
@@ -81,10 +115,35 @@
       </w:pPr>
       <w:r>
         <w:rPr>
-          <w:color w:val="666666"/>
           <w:sz w:val="20"/>
-        </w:rPr>
-        <w:t>작성: 3팀 -- 신지용(PM), 윤경은(AI), 진승언(AI), 안혜빈(Backend), 문지영(Frontend)</w:t>
+          <w:szCs w:val="20"/>
+        </w:rPr>
+        <w:t>작성: 3</w:t>
+      </w:r>
+      <w:r>
+        <w:rPr>
+          <w:lang w:eastAsia="ko-KR"/>
+          <w:sz w:val="20"/>
+          <w:szCs w:val="20"/>
+          <w:rtl w:val="off"/>
+        </w:rPr>
+        <w:t>팀</w:t>
+      </w:r>
+      <w:r>
+        <w:rPr>
+          <w:sz w:val="20"/>
+          <w:szCs w:val="20"/>
+        </w:rPr>
+        <w:t xml:space="preserve"> -- </w:t>
+      </w:r>
+      <w:r>
+        <w:rPr>
+          <w:lang w:eastAsia="ko-KR"/>
+          <w:sz w:val="20"/>
+          <w:szCs w:val="20"/>
+          <w:rtl w:val="off"/>
+        </w:rPr>
+        <w:t>문지영, 신지용, 안혜빈, 윤경은, 진승언</w:t>
       </w:r>
     </w:p>
     <w:p>
@@ -9314,133 +9373,133 @@
     <w:lsdException w:name="heading 7" w:uiPriority="9" w:qFormat="1"/>
     <w:lsdException w:name="heading 8" w:uiPriority="9" w:qFormat="1"/>
     <w:lsdException w:name="heading 9" w:uiPriority="9" w:qFormat="1"/>
-    <w:lsdException w:name="toc 1" w:uiPriority="57"/>
-    <w:lsdException w:name="toc 2" w:uiPriority="57"/>
-    <w:lsdException w:name="toc 3" w:uiPriority="57"/>
-    <w:lsdException w:name="toc 4" w:uiPriority="57"/>
-    <w:lsdException w:name="toc 5" w:uiPriority="57"/>
-    <w:lsdException w:name="toc 6" w:uiPriority="57"/>
-    <w:lsdException w:name="toc 7" w:uiPriority="57"/>
-    <w:lsdException w:name="toc 8" w:uiPriority="57"/>
-    <w:lsdException w:name="toc 9" w:uiPriority="57"/>
-    <w:lsdException w:name="caption" w:uiPriority="53" w:qFormat="1"/>
-    <w:lsdException w:name="Title" w:semiHidden="0" w:uiPriority="16" w:unhideWhenUsed="0" w:qFormat="1"/>
+    <w:lsdException w:name="toc 1" w:uiPriority="87"/>
+    <w:lsdException w:name="toc 2" w:uiPriority="87"/>
+    <w:lsdException w:name="toc 3" w:uiPriority="87"/>
+    <w:lsdException w:name="toc 4" w:uiPriority="87"/>
+    <w:lsdException w:name="toc 5" w:uiPriority="87"/>
+    <w:lsdException w:name="toc 6" w:uiPriority="87"/>
+    <w:lsdException w:name="toc 7" w:uiPriority="87"/>
+    <w:lsdException w:name="toc 8" w:uiPriority="87"/>
+    <w:lsdException w:name="toc 9" w:uiPriority="87"/>
+    <w:lsdException w:name="caption" w:uiPriority="83" w:qFormat="1"/>
+    <w:lsdException w:name="Title" w:semiHidden="0" w:uiPriority="22" w:unhideWhenUsed="0" w:qFormat="1"/>
     <w:lsdException w:name="Default Paragraph Font" w:uiPriority="1"/>
-    <w:lsdException w:name="Subtitle" w:semiHidden="0" w:uiPriority="17" w:unhideWhenUsed="0" w:qFormat="1"/>
-    <w:lsdException w:name="Strong" w:semiHidden="0" w:uiPriority="34" w:unhideWhenUsed="0" w:qFormat="1"/>
-    <w:lsdException w:name="Emphasis" w:semiHidden="0" w:uiPriority="32" w:unhideWhenUsed="0" w:qFormat="1"/>
-    <w:lsdException w:name="Table Grid" w:semiHidden="0" w:uiPriority="89" w:unhideWhenUsed="0"/>
+    <w:lsdException w:name="Subtitle" w:semiHidden="0" w:uiPriority="23" w:unhideWhenUsed="0" w:qFormat="1"/>
+    <w:lsdException w:name="Strong" w:semiHidden="0" w:uiPriority="52" w:unhideWhenUsed="0" w:qFormat="1"/>
+    <w:lsdException w:name="Emphasis" w:semiHidden="0" w:uiPriority="50" w:unhideWhenUsed="0" w:qFormat="1"/>
+    <w:lsdException w:name="Table Grid" w:semiHidden="0" w:uiPriority="137" w:unhideWhenUsed="0"/>
     <w:lsdException w:name="Placeholder Text" w:unhideWhenUsed="0"/>
     <w:lsdException w:name="No Spacing" w:semiHidden="0" w:uiPriority="1" w:unhideWhenUsed="0" w:qFormat="1"/>
-    <w:lsdException w:name="Light Shading" w:semiHidden="0" w:uiPriority="96" w:unhideWhenUsed="0"/>
-    <w:lsdException w:name="Light List" w:semiHidden="0" w:uiPriority="97" w:unhideWhenUsed="0"/>
-    <w:lsdException w:name="Light Grid" w:semiHidden="0" w:uiPriority="98" w:unhideWhenUsed="0"/>
-    <w:lsdException w:name="Medium Shading 1" w:semiHidden="0" w:uiPriority="99" w:unhideWhenUsed="0"/>
-    <w:lsdException w:name="Medium Shading 2" w:semiHidden="0" w:uiPriority="100" w:unhideWhenUsed="0"/>
-    <w:lsdException w:name="Medium List 1" w:semiHidden="0" w:uiPriority="101" w:unhideWhenUsed="0"/>
-    <w:lsdException w:name="Medium List 2" w:semiHidden="0" w:uiPriority="102" w:unhideWhenUsed="0"/>
-    <w:lsdException w:name="Medium Grid 1" w:semiHidden="0" w:uiPriority="103" w:unhideWhenUsed="0"/>
-    <w:lsdException w:name="Medium Grid 2" w:semiHidden="0" w:uiPriority="104" w:unhideWhenUsed="0"/>
-    <w:lsdException w:name="Medium Grid 3" w:semiHidden="0" w:uiPriority="105" w:unhideWhenUsed="0"/>
-    <w:lsdException w:name="Dark List" w:semiHidden="0" w:uiPriority="112" w:unhideWhenUsed="0"/>
-    <w:lsdException w:name="Colorful Shading" w:semiHidden="0" w:uiPriority="113" w:unhideWhenUsed="0"/>
-    <w:lsdException w:name="Colorful List" w:semiHidden="0" w:uiPriority="114" w:unhideWhenUsed="0"/>
-    <w:lsdException w:name="Colorful Grid" w:semiHidden="0" w:uiPriority="115" w:unhideWhenUsed="0"/>
-    <w:lsdException w:name="Light Shading Accent 1" w:semiHidden="0" w:uiPriority="96" w:unhideWhenUsed="0"/>
-    <w:lsdException w:name="Light List Accent 1" w:semiHidden="0" w:uiPriority="97" w:unhideWhenUsed="0"/>
-    <w:lsdException w:name="Light Grid Accent 1" w:semiHidden="0" w:uiPriority="98" w:unhideWhenUsed="0"/>
-    <w:lsdException w:name="Medium Shading 1 Accent 1" w:semiHidden="0" w:uiPriority="99" w:unhideWhenUsed="0"/>
-    <w:lsdException w:name="Medium Shading 2 Accent 1" w:semiHidden="0" w:uiPriority="100" w:unhideWhenUsed="0"/>
-    <w:lsdException w:name="Medium List 1 Accent 1" w:semiHidden="0" w:uiPriority="101" w:unhideWhenUsed="0"/>
+    <w:lsdException w:name="Light Shading" w:semiHidden="0" w:uiPriority="150" w:unhideWhenUsed="0"/>
+    <w:lsdException w:name="Light List" w:semiHidden="0" w:uiPriority="151" w:unhideWhenUsed="0"/>
+    <w:lsdException w:name="Light Grid" w:semiHidden="0" w:uiPriority="152" w:unhideWhenUsed="0"/>
+    <w:lsdException w:name="Medium Shading 1" w:semiHidden="0" w:uiPriority="153" w:unhideWhenUsed="0"/>
+    <w:lsdException w:name="Medium Shading 2" w:semiHidden="0" w:uiPriority="256" w:unhideWhenUsed="0"/>
+    <w:lsdException w:name="Medium List 1" w:semiHidden="0" w:uiPriority="257" w:unhideWhenUsed="0"/>
+    <w:lsdException w:name="Medium List 2" w:semiHidden="0" w:uiPriority="258" w:unhideWhenUsed="0"/>
+    <w:lsdException w:name="Medium Grid 1" w:semiHidden="0" w:uiPriority="259" w:unhideWhenUsed="0"/>
+    <w:lsdException w:name="Medium Grid 2" w:semiHidden="0" w:uiPriority="260" w:unhideWhenUsed="0"/>
+    <w:lsdException w:name="Medium Grid 3" w:semiHidden="0" w:uiPriority="261" w:unhideWhenUsed="0"/>
+    <w:lsdException w:name="Dark List" w:semiHidden="0" w:uiPriority="274" w:unhideWhenUsed="0"/>
+    <w:lsdException w:name="Colorful Shading" w:semiHidden="0" w:uiPriority="275" w:unhideWhenUsed="0"/>
+    <w:lsdException w:name="Colorful List" w:semiHidden="0" w:uiPriority="276" w:unhideWhenUsed="0"/>
+    <w:lsdException w:name="Colorful Grid" w:semiHidden="0" w:uiPriority="277" w:unhideWhenUsed="0"/>
+    <w:lsdException w:name="Light Shading Accent 1" w:semiHidden="0" w:uiPriority="150" w:unhideWhenUsed="0"/>
+    <w:lsdException w:name="Light List Accent 1" w:semiHidden="0" w:uiPriority="151" w:unhideWhenUsed="0"/>
+    <w:lsdException w:name="Light Grid Accent 1" w:semiHidden="0" w:uiPriority="152" w:unhideWhenUsed="0"/>
+    <w:lsdException w:name="Medium Shading 1 Accent 1" w:semiHidden="0" w:uiPriority="153" w:unhideWhenUsed="0"/>
+    <w:lsdException w:name="Medium Shading 2 Accent 1" w:semiHidden="0" w:uiPriority="256" w:unhideWhenUsed="0"/>
+    <w:lsdException w:name="Medium List 1 Accent 1" w:semiHidden="0" w:uiPriority="257" w:unhideWhenUsed="0"/>
     <w:lsdException w:name="Revision" w:unhideWhenUsed="0"/>
-    <w:lsdException w:name="List Paragraph" w:semiHidden="0" w:uiPriority="52" w:unhideWhenUsed="0" w:qFormat="1"/>
-    <w:lsdException w:name="Quote" w:semiHidden="0" w:uiPriority="41" w:unhideWhenUsed="0" w:qFormat="1"/>
-    <w:lsdException w:name="Intense Quote" w:semiHidden="0" w:uiPriority="48" w:unhideWhenUsed="0" w:qFormat="1"/>
-    <w:lsdException w:name="Medium List 2 Accent 1" w:semiHidden="0" w:uiPriority="102" w:unhideWhenUsed="0"/>
-    <w:lsdException w:name="Medium Grid 1 Accent 1" w:semiHidden="0" w:uiPriority="103" w:unhideWhenUsed="0"/>
-    <w:lsdException w:name="Medium Grid 2 Accent 1" w:semiHidden="0" w:uiPriority="104" w:unhideWhenUsed="0"/>
-    <w:lsdException w:name="Medium Grid 3 Accent 1" w:semiHidden="0" w:uiPriority="105" w:unhideWhenUsed="0"/>
-    <w:lsdException w:name="Dark List Accent 1" w:semiHidden="0" w:uiPriority="112" w:unhideWhenUsed="0"/>
-    <w:lsdException w:name="Colorful Shading Accent 1" w:semiHidden="0" w:uiPriority="113" w:unhideWhenUsed="0"/>
-    <w:lsdException w:name="Colorful List Accent 1" w:semiHidden="0" w:uiPriority="114" w:unhideWhenUsed="0"/>
-    <w:lsdException w:name="Colorful Grid Accent 1" w:semiHidden="0" w:uiPriority="115" w:unhideWhenUsed="0"/>
-    <w:lsdException w:name="Light Shading Accent 2" w:semiHidden="0" w:uiPriority="96" w:unhideWhenUsed="0"/>
-    <w:lsdException w:name="Light List Accent 2" w:semiHidden="0" w:uiPriority="97" w:unhideWhenUsed="0"/>
-    <w:lsdException w:name="Light Grid Accent 2" w:semiHidden="0" w:uiPriority="98" w:unhideWhenUsed="0"/>
-    <w:lsdException w:name="Medium Shading 1 Accent 2" w:semiHidden="0" w:uiPriority="99" w:unhideWhenUsed="0"/>
-    <w:lsdException w:name="Medium Shading 2 Accent 2" w:semiHidden="0" w:uiPriority="100" w:unhideWhenUsed="0"/>
-    <w:lsdException w:name="Medium List 1 Accent 2" w:semiHidden="0" w:uiPriority="101" w:unhideWhenUsed="0"/>
-    <w:lsdException w:name="Medium List 2 Accent 2" w:semiHidden="0" w:uiPriority="102" w:unhideWhenUsed="0"/>
-    <w:lsdException w:name="Medium Grid 1 Accent 2" w:semiHidden="0" w:uiPriority="103" w:unhideWhenUsed="0"/>
-    <w:lsdException w:name="Medium Grid 2 Accent 2" w:semiHidden="0" w:uiPriority="104" w:unhideWhenUsed="0"/>
-    <w:lsdException w:name="Medium Grid 3 Accent 2" w:semiHidden="0" w:uiPriority="105" w:unhideWhenUsed="0"/>
-    <w:lsdException w:name="Dark List Accent 2" w:semiHidden="0" w:uiPriority="112" w:unhideWhenUsed="0"/>
-    <w:lsdException w:name="Colorful Shading Accent 2" w:semiHidden="0" w:uiPriority="113" w:unhideWhenUsed="0"/>
-    <w:lsdException w:name="Colorful List Accent 2" w:semiHidden="0" w:uiPriority="114" w:unhideWhenUsed="0"/>
-    <w:lsdException w:name="Colorful Grid Accent 2" w:semiHidden="0" w:uiPriority="115" w:unhideWhenUsed="0"/>
-    <w:lsdException w:name="Light Shading Accent 3" w:semiHidden="0" w:uiPriority="96" w:unhideWhenUsed="0"/>
-    <w:lsdException w:name="Light List Accent 3" w:semiHidden="0" w:uiPriority="97" w:unhideWhenUsed="0"/>
-    <w:lsdException w:name="Light Grid Accent 3" w:semiHidden="0" w:uiPriority="98" w:unhideWhenUsed="0"/>
-    <w:lsdException w:name="Medium Shading 1 Accent 3" w:semiHidden="0" w:uiPriority="99" w:unhideWhenUsed="0"/>
-    <w:lsdException w:name="Medium Shading 2 Accent 3" w:semiHidden="0" w:uiPriority="100" w:unhideWhenUsed="0"/>
-    <w:lsdException w:name="Medium List 1 Accent 3" w:semiHidden="0" w:uiPriority="101" w:unhideWhenUsed="0"/>
-    <w:lsdException w:name="Medium List 2 Accent 3" w:semiHidden="0" w:uiPriority="102" w:unhideWhenUsed="0"/>
-    <w:lsdException w:name="Medium Grid 1 Accent 3" w:semiHidden="0" w:uiPriority="103" w:unhideWhenUsed="0"/>
-    <w:lsdException w:name="Medium Grid 2 Accent 3" w:semiHidden="0" w:uiPriority="104" w:unhideWhenUsed="0"/>
-    <w:lsdException w:name="Medium Grid 3 Accent 3" w:semiHidden="0" w:uiPriority="105" w:unhideWhenUsed="0"/>
-    <w:lsdException w:name="Dark List Accent 3" w:semiHidden="0" w:uiPriority="112" w:unhideWhenUsed="0"/>
-    <w:lsdException w:name="Colorful Shading Accent 3" w:semiHidden="0" w:uiPriority="113" w:unhideWhenUsed="0"/>
-    <w:lsdException w:name="Colorful List Accent 3" w:semiHidden="0" w:uiPriority="114" w:unhideWhenUsed="0"/>
-    <w:lsdException w:name="Colorful Grid Accent 3" w:semiHidden="0" w:uiPriority="115" w:unhideWhenUsed="0"/>
-    <w:lsdException w:name="Light Shading Accent 4" w:semiHidden="0" w:uiPriority="96" w:unhideWhenUsed="0"/>
-    <w:lsdException w:name="Light List Accent 4" w:semiHidden="0" w:uiPriority="97" w:unhideWhenUsed="0"/>
-    <w:lsdException w:name="Light Grid Accent 4" w:semiHidden="0" w:uiPriority="98" w:unhideWhenUsed="0"/>
-    <w:lsdException w:name="Medium Shading 1 Accent 4" w:semiHidden="0" w:uiPriority="99" w:unhideWhenUsed="0"/>
-    <w:lsdException w:name="Medium Shading 2 Accent 4" w:semiHidden="0" w:uiPriority="100" w:unhideWhenUsed="0"/>
-    <w:lsdException w:name="Medium List 1 Accent 4" w:semiHidden="0" w:uiPriority="101" w:unhideWhenUsed="0"/>
-    <w:lsdException w:name="Medium List 2 Accent 4" w:semiHidden="0" w:uiPriority="102" w:unhideWhenUsed="0"/>
-    <w:lsdException w:name="Medium Grid 1 Accent 4" w:semiHidden="0" w:uiPriority="103" w:unhideWhenUsed="0"/>
-    <w:lsdException w:name="Medium Grid 2 Accent 4" w:semiHidden="0" w:uiPriority="104" w:unhideWhenUsed="0"/>
-    <w:lsdException w:name="Medium Grid 3 Accent 4" w:semiHidden="0" w:uiPriority="105" w:unhideWhenUsed="0"/>
-    <w:lsdException w:name="Dark List Accent 4" w:semiHidden="0" w:uiPriority="112" w:unhideWhenUsed="0"/>
-    <w:lsdException w:name="Colorful Shading Accent 4" w:semiHidden="0" w:uiPriority="113" w:unhideWhenUsed="0"/>
-    <w:lsdException w:name="Colorful List Accent 4" w:semiHidden="0" w:uiPriority="114" w:unhideWhenUsed="0"/>
-    <w:lsdException w:name="Colorful Grid Accent 4" w:semiHidden="0" w:uiPriority="115" w:unhideWhenUsed="0"/>
-    <w:lsdException w:name="Light Shading Accent 5" w:semiHidden="0" w:uiPriority="96" w:unhideWhenUsed="0"/>
-    <w:lsdException w:name="Light List Accent 5" w:semiHidden="0" w:uiPriority="97" w:unhideWhenUsed="0"/>
-    <w:lsdException w:name="Light Grid Accent 5" w:semiHidden="0" w:uiPriority="98" w:unhideWhenUsed="0"/>
-    <w:lsdException w:name="Medium Shading 1 Accent 5" w:semiHidden="0" w:uiPriority="99" w:unhideWhenUsed="0"/>
-    <w:lsdException w:name="Medium Shading 2 Accent 5" w:semiHidden="0" w:uiPriority="100" w:unhideWhenUsed="0"/>
-    <w:lsdException w:name="Medium List 1 Accent 5" w:semiHidden="0" w:uiPriority="101" w:unhideWhenUsed="0"/>
-    <w:lsdException w:name="Medium List 2 Accent 5" w:semiHidden="0" w:uiPriority="102" w:unhideWhenUsed="0"/>
-    <w:lsdException w:name="Medium Grid 1 Accent 5" w:semiHidden="0" w:uiPriority="103" w:unhideWhenUsed="0"/>
-    <w:lsdException w:name="Medium Grid 2 Accent 5" w:semiHidden="0" w:uiPriority="104" w:unhideWhenUsed="0"/>
-    <w:lsdException w:name="Medium Grid 3 Accent 5" w:semiHidden="0" w:uiPriority="105" w:unhideWhenUsed="0"/>
-    <w:lsdException w:name="Dark List Accent 5" w:semiHidden="0" w:uiPriority="112" w:unhideWhenUsed="0"/>
-    <w:lsdException w:name="Colorful Shading Accent 5" w:semiHidden="0" w:uiPriority="113" w:unhideWhenUsed="0"/>
-    <w:lsdException w:name="Colorful List Accent 5" w:semiHidden="0" w:uiPriority="114" w:unhideWhenUsed="0"/>
-    <w:lsdException w:name="Colorful Grid Accent 5" w:semiHidden="0" w:uiPriority="115" w:unhideWhenUsed="0"/>
-    <w:lsdException w:name="Light Shading Accent 6" w:semiHidden="0" w:uiPriority="96" w:unhideWhenUsed="0"/>
-    <w:lsdException w:name="Light List Accent 6" w:semiHidden="0" w:uiPriority="97" w:unhideWhenUsed="0"/>
-    <w:lsdException w:name="Light Grid Accent 6" w:semiHidden="0" w:uiPriority="98" w:unhideWhenUsed="0"/>
-    <w:lsdException w:name="Medium Shading 1 Accent 6" w:semiHidden="0" w:uiPriority="99" w:unhideWhenUsed="0"/>
-    <w:lsdException w:name="Medium Shading 2 Accent 6" w:semiHidden="0" w:uiPriority="100" w:unhideWhenUsed="0"/>
-    <w:lsdException w:name="Medium List 1 Accent 6" w:semiHidden="0" w:uiPriority="101" w:unhideWhenUsed="0"/>
-    <w:lsdException w:name="Medium List 2 Accent 6" w:semiHidden="0" w:uiPriority="102" w:unhideWhenUsed="0"/>
-    <w:lsdException w:name="Medium Grid 1 Accent 6" w:semiHidden="0" w:uiPriority="103" w:unhideWhenUsed="0"/>
-    <w:lsdException w:name="Medium Grid 2 Accent 6" w:semiHidden="0" w:uiPriority="104" w:unhideWhenUsed="0"/>
-    <w:lsdException w:name="Medium Grid 3 Accent 6" w:semiHidden="0" w:uiPriority="105" w:unhideWhenUsed="0"/>
-    <w:lsdException w:name="Dark List Accent 6" w:semiHidden="0" w:uiPriority="112" w:unhideWhenUsed="0"/>
-    <w:lsdException w:name="Colorful Shading Accent 6" w:semiHidden="0" w:uiPriority="113" w:unhideWhenUsed="0"/>
-    <w:lsdException w:name="Colorful List Accent 6" w:semiHidden="0" w:uiPriority="114" w:unhideWhenUsed="0"/>
-    <w:lsdException w:name="Colorful Grid Accent 6" w:semiHidden="0" w:uiPriority="115" w:unhideWhenUsed="0"/>
-    <w:lsdException w:name="Subtle Emphasis" w:semiHidden="0" w:uiPriority="25" w:unhideWhenUsed="0" w:qFormat="1"/>
-    <w:lsdException w:name="Intense Emphasis" w:semiHidden="0" w:uiPriority="33" w:unhideWhenUsed="0" w:qFormat="1"/>
-    <w:lsdException w:name="Subtle Reference" w:semiHidden="0" w:uiPriority="49" w:unhideWhenUsed="0" w:qFormat="1"/>
-    <w:lsdException w:name="Intense Reference" w:semiHidden="0" w:uiPriority="50" w:unhideWhenUsed="0" w:qFormat="1"/>
-    <w:lsdException w:name="Book Title" w:semiHidden="0" w:uiPriority="51" w:unhideWhenUsed="0" w:qFormat="1"/>
-    <w:lsdException w:name="Bibliography" w:uiPriority="55"/>
-    <w:lsdException w:name="TOC Heading" w:uiPriority="57" w:qFormat="1"/>
+    <w:lsdException w:name="List Paragraph" w:semiHidden="0" w:uiPriority="82" w:unhideWhenUsed="0" w:qFormat="1"/>
+    <w:lsdException w:name="Quote" w:semiHidden="0" w:uiPriority="65" w:unhideWhenUsed="0" w:qFormat="1"/>
+    <w:lsdException w:name="Intense Quote" w:semiHidden="0" w:uiPriority="72" w:unhideWhenUsed="0" w:qFormat="1"/>
+    <w:lsdException w:name="Medium List 2 Accent 1" w:semiHidden="0" w:uiPriority="258" w:unhideWhenUsed="0"/>
+    <w:lsdException w:name="Medium Grid 1 Accent 1" w:semiHidden="0" w:uiPriority="259" w:unhideWhenUsed="0"/>
+    <w:lsdException w:name="Medium Grid 2 Accent 1" w:semiHidden="0" w:uiPriority="260" w:unhideWhenUsed="0"/>
+    <w:lsdException w:name="Medium Grid 3 Accent 1" w:semiHidden="0" w:uiPriority="261" w:unhideWhenUsed="0"/>
+    <w:lsdException w:name="Dark List Accent 1" w:semiHidden="0" w:uiPriority="274" w:unhideWhenUsed="0"/>
+    <w:lsdException w:name="Colorful Shading Accent 1" w:semiHidden="0" w:uiPriority="275" w:unhideWhenUsed="0"/>
+    <w:lsdException w:name="Colorful List Accent 1" w:semiHidden="0" w:uiPriority="276" w:unhideWhenUsed="0"/>
+    <w:lsdException w:name="Colorful Grid Accent 1" w:semiHidden="0" w:uiPriority="277" w:unhideWhenUsed="0"/>
+    <w:lsdException w:name="Light Shading Accent 2" w:semiHidden="0" w:uiPriority="150" w:unhideWhenUsed="0"/>
+    <w:lsdException w:name="Light List Accent 2" w:semiHidden="0" w:uiPriority="151" w:unhideWhenUsed="0"/>
+    <w:lsdException w:name="Light Grid Accent 2" w:semiHidden="0" w:uiPriority="152" w:unhideWhenUsed="0"/>
+    <w:lsdException w:name="Medium Shading 1 Accent 2" w:semiHidden="0" w:uiPriority="153" w:unhideWhenUsed="0"/>
+    <w:lsdException w:name="Medium Shading 2 Accent 2" w:semiHidden="0" w:uiPriority="256" w:unhideWhenUsed="0"/>
+    <w:lsdException w:name="Medium List 1 Accent 2" w:semiHidden="0" w:uiPriority="257" w:unhideWhenUsed="0"/>
+    <w:lsdException w:name="Medium List 2 Accent 2" w:semiHidden="0" w:uiPriority="258" w:unhideWhenUsed="0"/>
+    <w:lsdException w:name="Medium Grid 1 Accent 2" w:semiHidden="0" w:uiPriority="259" w:unhideWhenUsed="0"/>
+    <w:lsdException w:name="Medium Grid 2 Accent 2" w:semiHidden="0" w:uiPriority="260" w:unhideWhenUsed="0"/>
+    <w:lsdException w:name="Medium Grid 3 Accent 2" w:semiHidden="0" w:uiPriority="261" w:unhideWhenUsed="0"/>
+    <w:lsdException w:name="Dark List Accent 2" w:semiHidden="0" w:uiPriority="274" w:unhideWhenUsed="0"/>
+    <w:lsdException w:name="Colorful Shading Accent 2" w:semiHidden="0" w:uiPriority="275" w:unhideWhenUsed="0"/>
+    <w:lsdException w:name="Colorful List Accent 2" w:semiHidden="0" w:uiPriority="276" w:unhideWhenUsed="0"/>
+    <w:lsdException w:name="Colorful Grid Accent 2" w:semiHidden="0" w:uiPriority="277" w:unhideWhenUsed="0"/>
+    <w:lsdException w:name="Light Shading Accent 3" w:semiHidden="0" w:uiPriority="150" w:unhideWhenUsed="0"/>
+    <w:lsdException w:name="Light List Accent 3" w:semiHidden="0" w:uiPriority="151" w:unhideWhenUsed="0"/>
+    <w:lsdException w:name="Light Grid Accent 3" w:semiHidden="0" w:uiPriority="152" w:unhideWhenUsed="0"/>
+    <w:lsdException w:name="Medium Shading 1 Accent 3" w:semiHidden="0" w:uiPriority="153" w:unhideWhenUsed="0"/>
+    <w:lsdException w:name="Medium Shading 2 Accent 3" w:semiHidden="0" w:uiPriority="256" w:unhideWhenUsed="0"/>
+    <w:lsdException w:name="Medium List 1 Accent 3" w:semiHidden="0" w:uiPriority="257" w:unhideWhenUsed="0"/>
+    <w:lsdException w:name="Medium List 2 Accent 3" w:semiHidden="0" w:uiPriority="258" w:unhideWhenUsed="0"/>
+    <w:lsdException w:name="Medium Grid 1 Accent 3" w:semiHidden="0" w:uiPriority="259" w:unhideWhenUsed="0"/>
+    <w:lsdException w:name="Medium Grid 2 Accent 3" w:semiHidden="0" w:uiPriority="260" w:unhideWhenUsed="0"/>
+    <w:lsdException w:name="Medium Grid 3 Accent 3" w:semiHidden="0" w:uiPriority="261" w:unhideWhenUsed="0"/>
+    <w:lsdException w:name="Dark List Accent 3" w:semiHidden="0" w:uiPriority="274" w:unhideWhenUsed="0"/>
+    <w:lsdException w:name="Colorful Shading Accent 3" w:semiHidden="0" w:uiPriority="275" w:unhideWhenUsed="0"/>
+    <w:lsdException w:name="Colorful List Accent 3" w:semiHidden="0" w:uiPriority="276" w:unhideWhenUsed="0"/>
+    <w:lsdException w:name="Colorful Grid Accent 3" w:semiHidden="0" w:uiPriority="277" w:unhideWhenUsed="0"/>
+    <w:lsdException w:name="Light Shading Accent 4" w:semiHidden="0" w:uiPriority="150" w:unhideWhenUsed="0"/>
+    <w:lsdException w:name="Light List Accent 4" w:semiHidden="0" w:uiPriority="151" w:unhideWhenUsed="0"/>
+    <w:lsdException w:name="Light Grid Accent 4" w:semiHidden="0" w:uiPriority="152" w:unhideWhenUsed="0"/>
+    <w:lsdException w:name="Medium Shading 1 Accent 4" w:semiHidden="0" w:uiPriority="153" w:unhideWhenUsed="0"/>
+    <w:lsdException w:name="Medium Shading 2 Accent 4" w:semiHidden="0" w:uiPriority="256" w:unhideWhenUsed="0"/>
+    <w:lsdException w:name="Medium List 1 Accent 4" w:semiHidden="0" w:uiPriority="257" w:unhideWhenUsed="0"/>
+    <w:lsdException w:name="Medium List 2 Accent 4" w:semiHidden="0" w:uiPriority="258" w:unhideWhenUsed="0"/>
+    <w:lsdException w:name="Medium Grid 1 Accent 4" w:semiHidden="0" w:uiPriority="259" w:unhideWhenUsed="0"/>
+    <w:lsdException w:name="Medium Grid 2 Accent 4" w:semiHidden="0" w:uiPriority="260" w:unhideWhenUsed="0"/>
+    <w:lsdException w:name="Medium Grid 3 Accent 4" w:semiHidden="0" w:uiPriority="261" w:unhideWhenUsed="0"/>
+    <w:lsdException w:name="Dark List Accent 4" w:semiHidden="0" w:uiPriority="274" w:unhideWhenUsed="0"/>
+    <w:lsdException w:name="Colorful Shading Accent 4" w:semiHidden="0" w:uiPriority="275" w:unhideWhenUsed="0"/>
+    <w:lsdException w:name="Colorful List Accent 4" w:semiHidden="0" w:uiPriority="276" w:unhideWhenUsed="0"/>
+    <w:lsdException w:name="Colorful Grid Accent 4" w:semiHidden="0" w:uiPriority="277" w:unhideWhenUsed="0"/>
+    <w:lsdException w:name="Light Shading Accent 5" w:semiHidden="0" w:uiPriority="150" w:unhideWhenUsed="0"/>
+    <w:lsdException w:name="Light List Accent 5" w:semiHidden="0" w:uiPriority="151" w:unhideWhenUsed="0"/>
+    <w:lsdException w:name="Light Grid Accent 5" w:semiHidden="0" w:uiPriority="152" w:unhideWhenUsed="0"/>
+    <w:lsdException w:name="Medium Shading 1 Accent 5" w:semiHidden="0" w:uiPriority="153" w:unhideWhenUsed="0"/>
+    <w:lsdException w:name="Medium Shading 2 Accent 5" w:semiHidden="0" w:uiPriority="256" w:unhideWhenUsed="0"/>
+    <w:lsdException w:name="Medium List 1 Accent 5" w:semiHidden="0" w:uiPriority="257" w:unhideWhenUsed="0"/>
+    <w:lsdException w:name="Medium List 2 Accent 5" w:semiHidden="0" w:uiPriority="258" w:unhideWhenUsed="0"/>
+    <w:lsdException w:name="Medium Grid 1 Accent 5" w:semiHidden="0" w:uiPriority="259" w:unhideWhenUsed="0"/>
+    <w:lsdException w:name="Medium Grid 2 Accent 5" w:semiHidden="0" w:uiPriority="260" w:unhideWhenUsed="0"/>
+    <w:lsdException w:name="Medium Grid 3 Accent 5" w:semiHidden="0" w:uiPriority="261" w:unhideWhenUsed="0"/>
+    <w:lsdException w:name="Dark List Accent 5" w:semiHidden="0" w:uiPriority="274" w:unhideWhenUsed="0"/>
+    <w:lsdException w:name="Colorful Shading Accent 5" w:semiHidden="0" w:uiPriority="275" w:unhideWhenUsed="0"/>
+    <w:lsdException w:name="Colorful List Accent 5" w:semiHidden="0" w:uiPriority="276" w:unhideWhenUsed="0"/>
+    <w:lsdException w:name="Colorful Grid Accent 5" w:semiHidden="0" w:uiPriority="277" w:unhideWhenUsed="0"/>
+    <w:lsdException w:name="Light Shading Accent 6" w:semiHidden="0" w:uiPriority="150" w:unhideWhenUsed="0"/>
+    <w:lsdException w:name="Light List Accent 6" w:semiHidden="0" w:uiPriority="151" w:unhideWhenUsed="0"/>
+    <w:lsdException w:name="Light Grid Accent 6" w:semiHidden="0" w:uiPriority="152" w:unhideWhenUsed="0"/>
+    <w:lsdException w:name="Medium Shading 1 Accent 6" w:semiHidden="0" w:uiPriority="153" w:unhideWhenUsed="0"/>
+    <w:lsdException w:name="Medium Shading 2 Accent 6" w:semiHidden="0" w:uiPriority="256" w:unhideWhenUsed="0"/>
+    <w:lsdException w:name="Medium List 1 Accent 6" w:semiHidden="0" w:uiPriority="257" w:unhideWhenUsed="0"/>
+    <w:lsdException w:name="Medium List 2 Accent 6" w:semiHidden="0" w:uiPriority="258" w:unhideWhenUsed="0"/>
+    <w:lsdException w:name="Medium Grid 1 Accent 6" w:semiHidden="0" w:uiPriority="259" w:unhideWhenUsed="0"/>
+    <w:lsdException w:name="Medium Grid 2 Accent 6" w:semiHidden="0" w:uiPriority="260" w:unhideWhenUsed="0"/>
+    <w:lsdException w:name="Medium Grid 3 Accent 6" w:semiHidden="0" w:uiPriority="261" w:unhideWhenUsed="0"/>
+    <w:lsdException w:name="Dark List Accent 6" w:semiHidden="0" w:uiPriority="274" w:unhideWhenUsed="0"/>
+    <w:lsdException w:name="Colorful Shading Accent 6" w:semiHidden="0" w:uiPriority="275" w:unhideWhenUsed="0"/>
+    <w:lsdException w:name="Colorful List Accent 6" w:semiHidden="0" w:uiPriority="276" w:unhideWhenUsed="0"/>
+    <w:lsdException w:name="Colorful Grid Accent 6" w:semiHidden="0" w:uiPriority="277" w:unhideWhenUsed="0"/>
+    <w:lsdException w:name="Subtle Emphasis" w:semiHidden="0" w:uiPriority="37" w:unhideWhenUsed="0" w:qFormat="1"/>
+    <w:lsdException w:name="Intense Emphasis" w:semiHidden="0" w:uiPriority="51" w:unhideWhenUsed="0" w:qFormat="1"/>
+    <w:lsdException w:name="Subtle Reference" w:semiHidden="0" w:uiPriority="73" w:unhideWhenUsed="0" w:qFormat="1"/>
+    <w:lsdException w:name="Intense Reference" w:semiHidden="0" w:uiPriority="80" w:unhideWhenUsed="0" w:qFormat="1"/>
+    <w:lsdException w:name="Book Title" w:semiHidden="0" w:uiPriority="81" w:unhideWhenUsed="0" w:qFormat="1"/>
+    <w:lsdException w:name="Bibliography" w:uiPriority="85"/>
+    <w:lsdException w:name="TOC Heading" w:uiPriority="87" w:qFormat="1"/>
   </w:latentStyles>
   <w:style w:type="paragraph" w:default="1" w:styleId="Normal">
     <w:name w:val="Normal"/>
@@ -10439,7 +10498,7 @@
           <w:insideH w:val="nil"/>
           <w:insideV w:val="nil"/>
         </w:tcBorders>
-        <w:shd w:val="clear" w:color="auto" w:fill="BFBFBF" w:themeFill="text1" w:themeFillTint="3f"/>
+        <w:shd w:val="clear" w:color="auto" w:fill="E1E1E1" w:themeFill="text1" w:themeFillTint="3f"/>
       </w:tcPr>
     </w:tblStylePr>
     <w:tblStylePr w:type="band1Horz">
@@ -10451,7 +10510,7 @@
           <w:insideH w:val="nil"/>
           <w:insideV w:val="nil"/>
         </w:tcBorders>
-        <w:shd w:val="clear" w:color="auto" w:fill="BFBFBF" w:themeFill="text1" w:themeFillTint="3f"/>
+        <w:shd w:val="clear" w:color="auto" w:fill="E1E1E1" w:themeFill="text1" w:themeFillTint="3f"/>
       </w:tcPr>
     </w:tblStylePr>
   </w:style>
@@ -10541,7 +10600,7 @@
           <w:insideH w:val="nil"/>
           <w:insideV w:val="nil"/>
         </w:tcBorders>
-        <w:shd w:val="clear" w:color="auto" w:fill="D3DFEE" w:themeFill="accent1" w:themeFillTint="3f"/>
+        <w:shd w:val="clear" w:color="auto" w:fill="E4E8F1" w:themeFill="accent1" w:themeFillTint="3f"/>
       </w:tcPr>
     </w:tblStylePr>
     <w:tblStylePr w:type="band1Horz">
@@ -10553,7 +10612,7 @@
           <w:insideH w:val="nil"/>
           <w:insideV w:val="nil"/>
         </w:tcBorders>
-        <w:shd w:val="clear" w:color="auto" w:fill="D3DFEE" w:themeFill="accent1" w:themeFillTint="3f"/>
+        <w:shd w:val="clear" w:color="auto" w:fill="E4E8F1" w:themeFill="accent1" w:themeFillTint="3f"/>
       </w:tcPr>
     </w:tblStylePr>
   </w:style>
@@ -10643,7 +10702,7 @@
           <w:insideH w:val="nil"/>
           <w:insideV w:val="nil"/>
         </w:tcBorders>
-        <w:shd w:val="clear" w:color="auto" w:fill="EFD3D3" w:themeFill="accent2" w:themeFillTint="3f"/>
+        <w:shd w:val="clear" w:color="auto" w:fill="F1E4E3" w:themeFill="accent2" w:themeFillTint="3f"/>
       </w:tcPr>
     </w:tblStylePr>
     <w:tblStylePr w:type="band1Horz">
@@ -10655,7 +10714,7 @@
           <w:insideH w:val="nil"/>
           <w:insideV w:val="nil"/>
         </w:tcBorders>
-        <w:shd w:val="clear" w:color="auto" w:fill="EFD3D3" w:themeFill="accent2" w:themeFillTint="3f"/>
+        <w:shd w:val="clear" w:color="auto" w:fill="F1E4E3" w:themeFill="accent2" w:themeFillTint="3f"/>
       </w:tcPr>
     </w:tblStylePr>
   </w:style>
@@ -10745,7 +10804,7 @@
           <w:insideH w:val="nil"/>
           <w:insideV w:val="nil"/>
         </w:tcBorders>
-        <w:shd w:val="clear" w:color="auto" w:fill="E6EED5" w:themeFill="accent3" w:themeFillTint="3f"/>
+        <w:shd w:val="clear" w:color="auto" w:fill="EBF0E4" w:themeFill="accent3" w:themeFillTint="3f"/>
       </w:tcPr>
     </w:tblStylePr>
     <w:tblStylePr w:type="band1Horz">
@@ -10757,7 +10816,7 @@
           <w:insideH w:val="nil"/>
           <w:insideV w:val="nil"/>
         </w:tcBorders>
-        <w:shd w:val="clear" w:color="auto" w:fill="E6EED5" w:themeFill="accent3" w:themeFillTint="3f"/>
+        <w:shd w:val="clear" w:color="auto" w:fill="EBF0E4" w:themeFill="accent3" w:themeFillTint="3f"/>
       </w:tcPr>
     </w:tblStylePr>
   </w:style>
@@ -10847,7 +10906,7 @@
           <w:insideH w:val="nil"/>
           <w:insideV w:val="nil"/>
         </w:tcBorders>
-        <w:shd w:val="clear" w:color="auto" w:fill="DFD8E8" w:themeFill="accent4" w:themeFillTint="3f"/>
+        <w:shd w:val="clear" w:color="auto" w:fill="E8E5EC" w:themeFill="accent4" w:themeFillTint="3f"/>
       </w:tcPr>
     </w:tblStylePr>
     <w:tblStylePr w:type="band1Horz">
@@ -10859,7 +10918,7 @@
           <w:insideH w:val="nil"/>
           <w:insideV w:val="nil"/>
         </w:tcBorders>
-        <w:shd w:val="clear" w:color="auto" w:fill="DFD8E8" w:themeFill="accent4" w:themeFillTint="3f"/>
+        <w:shd w:val="clear" w:color="auto" w:fill="E8E5EC" w:themeFill="accent4" w:themeFillTint="3f"/>
       </w:tcPr>
     </w:tblStylePr>
   </w:style>
@@ -10949,7 +11008,7 @@
           <w:insideH w:val="nil"/>
           <w:insideV w:val="nil"/>
         </w:tcBorders>
-        <w:shd w:val="clear" w:color="auto" w:fill="D2EAF0" w:themeFill="accent5" w:themeFillTint="3f"/>
+        <w:shd w:val="clear" w:color="auto" w:fill="E3EEF3" w:themeFill="accent5" w:themeFillTint="3f"/>
       </w:tcPr>
     </w:tblStylePr>
     <w:tblStylePr w:type="band1Horz">
@@ -10961,7 +11020,7 @@
           <w:insideH w:val="nil"/>
           <w:insideV w:val="nil"/>
         </w:tcBorders>
-        <w:shd w:val="clear" w:color="auto" w:fill="D2EAF0" w:themeFill="accent5" w:themeFillTint="3f"/>
+        <w:shd w:val="clear" w:color="auto" w:fill="E3EEF3" w:themeFill="accent5" w:themeFillTint="3f"/>
       </w:tcPr>
     </w:tblStylePr>
   </w:style>
@@ -11051,7 +11110,7 @@
           <w:insideH w:val="nil"/>
           <w:insideV w:val="nil"/>
         </w:tcBorders>
-        <w:shd w:val="clear" w:color="auto" w:fill="FDE5D1" w:themeFill="accent6" w:themeFillTint="3f"/>
+        <w:shd w:val="clear" w:color="auto" w:fill="FDEBE3" w:themeFill="accent6" w:themeFillTint="3f"/>
       </w:tcPr>
     </w:tblStylePr>
     <w:tblStylePr w:type="band1Horz">
@@ -11063,7 +11122,7 @@
           <w:insideH w:val="nil"/>
           <w:insideV w:val="nil"/>
         </w:tcBorders>
-        <w:shd w:val="clear" w:color="auto" w:fill="FDE5D1" w:themeFill="accent6" w:themeFillTint="3f"/>
+        <w:shd w:val="clear" w:color="auto" w:fill="FDEBE3" w:themeFill="accent6" w:themeFillTint="3f"/>
       </w:tcPr>
     </w:tblStylePr>
   </w:style>
@@ -11804,7 +11863,7 @@
           <w:bottom w:val="single" w:sz="8" w:space="0" w:color="000000" w:themeColor="text1"/>
           <w:right w:val="single" w:sz="8" w:space="0" w:color="000000" w:themeColor="text1"/>
         </w:tcBorders>
-        <w:shd w:val="clear" w:color="auto" w:fill="BFBFBF" w:themeFill="text1" w:themeFillTint="3f"/>
+        <w:shd w:val="clear" w:color="auto" w:fill="E1E1E1" w:themeFill="text1" w:themeFillTint="3f"/>
       </w:tcPr>
     </w:tblStylePr>
     <w:tblStylePr w:type="band1Horz">
@@ -11817,7 +11876,7 @@
           <w:right w:val="single" w:sz="8" w:space="0" w:color="000000" w:themeColor="text1"/>
           <w:insideV w:val="single" w:sz="8" w:space="0" w:color="000000" w:themeColor="text1"/>
         </w:tcBorders>
-        <w:shd w:val="clear" w:color="auto" w:fill="BFBFBF" w:themeFill="text1" w:themeFillTint="3f"/>
+        <w:shd w:val="clear" w:color="auto" w:fill="E1E1E1" w:themeFill="text1" w:themeFillTint="3f"/>
       </w:tcPr>
     </w:tblStylePr>
     <w:tblStylePr w:type="band2Horz">
@@ -11933,7 +11992,7 @@
           <w:bottom w:val="single" w:sz="8" w:space="0" w:color="4F81BD" w:themeColor="accent1"/>
           <w:right w:val="single" w:sz="8" w:space="0" w:color="4F81BD" w:themeColor="accent1"/>
         </w:tcBorders>
-        <w:shd w:val="clear" w:color="auto" w:fill="D3DFEE" w:themeFill="accent1" w:themeFillTint="3f"/>
+        <w:shd w:val="clear" w:color="auto" w:fill="E4E8F1" w:themeFill="accent1" w:themeFillTint="3f"/>
       </w:tcPr>
     </w:tblStylePr>
     <w:tblStylePr w:type="band1Horz">
@@ -11946,7 +12005,7 @@
           <w:right w:val="single" w:sz="8" w:space="0" w:color="4F81BD" w:themeColor="accent1"/>
           <w:insideV w:val="single" w:sz="8" w:space="0" w:color="4F81BD" w:themeColor="accent1"/>
         </w:tcBorders>
-        <w:shd w:val="clear" w:color="auto" w:fill="D3DFEE" w:themeFill="accent1" w:themeFillTint="3f"/>
+        <w:shd w:val="clear" w:color="auto" w:fill="E4E8F1" w:themeFill="accent1" w:themeFillTint="3f"/>
       </w:tcPr>
     </w:tblStylePr>
     <w:tblStylePr w:type="band2Horz">
@@ -12062,7 +12121,7 @@
           <w:bottom w:val="single" w:sz="8" w:space="0" w:color="C0504D" w:themeColor="accent2"/>
           <w:right w:val="single" w:sz="8" w:space="0" w:color="C0504D" w:themeColor="accent2"/>
         </w:tcBorders>
-        <w:shd w:val="clear" w:color="auto" w:fill="EFD3D3" w:themeFill="accent2" w:themeFillTint="3f"/>
+        <w:shd w:val="clear" w:color="auto" w:fill="F1E4E3" w:themeFill="accent2" w:themeFillTint="3f"/>
       </w:tcPr>
     </w:tblStylePr>
     <w:tblStylePr w:type="band1Horz">
@@ -12075,7 +12134,7 @@
           <w:right w:val="single" w:sz="8" w:space="0" w:color="C0504D" w:themeColor="accent2"/>
           <w:insideV w:val="single" w:sz="8" w:space="0" w:color="C0504D" w:themeColor="accent2"/>
         </w:tcBorders>
-        <w:shd w:val="clear" w:color="auto" w:fill="EFD3D3" w:themeFill="accent2" w:themeFillTint="3f"/>
+        <w:shd w:val="clear" w:color="auto" w:fill="F1E4E3" w:themeFill="accent2" w:themeFillTint="3f"/>
       </w:tcPr>
     </w:tblStylePr>
     <w:tblStylePr w:type="band2Horz">
@@ -12191,7 +12250,7 @@
           <w:bottom w:val="single" w:sz="8" w:space="0" w:color="9BBB59" w:themeColor="accent3"/>
           <w:right w:val="single" w:sz="8" w:space="0" w:color="9BBB59" w:themeColor="accent3"/>
         </w:tcBorders>
-        <w:shd w:val="clear" w:color="auto" w:fill="E6EED5" w:themeFill="accent3" w:themeFillTint="3f"/>
+        <w:shd w:val="clear" w:color="auto" w:fill="EBF0E4" w:themeFill="accent3" w:themeFillTint="3f"/>
       </w:tcPr>
     </w:tblStylePr>
     <w:tblStylePr w:type="band1Horz">
@@ -12204,7 +12263,7 @@
           <w:right w:val="single" w:sz="8" w:space="0" w:color="9BBB59" w:themeColor="accent3"/>
           <w:insideV w:val="single" w:sz="8" w:space="0" w:color="9BBB59" w:themeColor="accent3"/>
         </w:tcBorders>
-        <w:shd w:val="clear" w:color="auto" w:fill="E6EED5" w:themeFill="accent3" w:themeFillTint="3f"/>
+        <w:shd w:val="clear" w:color="auto" w:fill="EBF0E4" w:themeFill="accent3" w:themeFillTint="3f"/>
       </w:tcPr>
     </w:tblStylePr>
     <w:tblStylePr w:type="band2Horz">
@@ -12320,7 +12379,7 @@
           <w:bottom w:val="single" w:sz="8" w:space="0" w:color="8064A2" w:themeColor="accent4"/>
           <w:right w:val="single" w:sz="8" w:space="0" w:color="8064A2" w:themeColor="accent4"/>
         </w:tcBorders>
-        <w:shd w:val="clear" w:color="auto" w:fill="DFD8E8" w:themeFill="accent4" w:themeFillTint="3f"/>
+        <w:shd w:val="clear" w:color="auto" w:fill="E8E5EC" w:themeFill="accent4" w:themeFillTint="3f"/>
       </w:tcPr>
     </w:tblStylePr>
     <w:tblStylePr w:type="band1Horz">
@@ -12333,7 +12392,7 @@
           <w:right w:val="single" w:sz="8" w:space="0" w:color="8064A2" w:themeColor="accent4"/>
           <w:insideV w:val="single" w:sz="8" w:space="0" w:color="8064A2" w:themeColor="accent4"/>
         </w:tcBorders>
-        <w:shd w:val="clear" w:color="auto" w:fill="DFD8E8" w:themeFill="accent4" w:themeFillTint="3f"/>
+        <w:shd w:val="clear" w:color="auto" w:fill="E8E5EC" w:themeFill="accent4" w:themeFillTint="3f"/>
       </w:tcPr>
     </w:tblStylePr>
     <w:tblStylePr w:type="band2Horz">
@@ -12449,7 +12508,7 @@
           <w:bottom w:val="single" w:sz="8" w:space="0" w:color="4BACC6" w:themeColor="accent5"/>
           <w:right w:val="single" w:sz="8" w:space="0" w:color="4BACC6" w:themeColor="accent5"/>
         </w:tcBorders>
-        <w:shd w:val="clear" w:color="auto" w:fill="D2EAF0" w:themeFill="accent5" w:themeFillTint="3f"/>
+        <w:shd w:val="clear" w:color="auto" w:fill="E3EEF3" w:themeFill="accent5" w:themeFillTint="3f"/>
       </w:tcPr>
     </w:tblStylePr>
     <w:tblStylePr w:type="band1Horz">
@@ -12462,7 +12521,7 @@
           <w:right w:val="single" w:sz="8" w:space="0" w:color="4BACC6" w:themeColor="accent5"/>
           <w:insideV w:val="single" w:sz="8" w:space="0" w:color="4BACC6" w:themeColor="accent5"/>
         </w:tcBorders>
-        <w:shd w:val="clear" w:color="auto" w:fill="D2EAF0" w:themeFill="accent5" w:themeFillTint="3f"/>
+        <w:shd w:val="clear" w:color="auto" w:fill="E3EEF3" w:themeFill="accent5" w:themeFillTint="3f"/>
       </w:tcPr>
     </w:tblStylePr>
     <w:tblStylePr w:type="band2Horz">
@@ -12578,7 +12637,7 @@
           <w:bottom w:val="single" w:sz="8" w:space="0" w:color="F79646" w:themeColor="accent6"/>
           <w:right w:val="single" w:sz="8" w:space="0" w:color="F79646" w:themeColor="accent6"/>
         </w:tcBorders>
-        <w:shd w:val="clear" w:color="auto" w:fill="FDE5D1" w:themeFill="accent6" w:themeFillTint="3f"/>
+        <w:shd w:val="clear" w:color="auto" w:fill="FDEBE3" w:themeFill="accent6" w:themeFillTint="3f"/>
       </w:tcPr>
     </w:tblStylePr>
     <w:tblStylePr w:type="band1Horz">
@@ -12591,7 +12650,7 @@
           <w:right w:val="single" w:sz="8" w:space="0" w:color="F79646" w:themeColor="accent6"/>
           <w:insideV w:val="single" w:sz="8" w:space="0" w:color="F79646" w:themeColor="accent6"/>
         </w:tcBorders>
-        <w:shd w:val="clear" w:color="auto" w:fill="FDE5D1" w:themeFill="accent6" w:themeFillTint="3f"/>
+        <w:shd w:val="clear" w:color="auto" w:fill="FDEBE3" w:themeFill="accent6" w:themeFillTint="3f"/>
       </w:tcPr>
     </w:tblStylePr>
     <w:tblStylePr w:type="band2Horz">
@@ -12617,11 +12676,11 @@
     <w:tblPr>
       <w:tblInd w:w="0" w:type="dxa"/>
       <w:tblBorders>
-        <w:top w:val="single" w:sz="8" w:space="0" w:color="3F3F3F" w:themeColor="text1" w:themeTint="bf"/>
-        <w:left w:val="single" w:sz="8" w:space="0" w:color="3F3F3F" w:themeColor="text1" w:themeTint="bf"/>
-        <w:bottom w:val="single" w:sz="8" w:space="0" w:color="3F3F3F" w:themeColor="text1" w:themeTint="bf"/>
-        <w:right w:val="single" w:sz="8" w:space="0" w:color="3F3F3F" w:themeColor="text1" w:themeTint="bf"/>
-        <w:insideH w:val="single" w:sz="8" w:space="0" w:color="3F3F3F" w:themeColor="text1" w:themeTint="bf"/>
+        <w:top w:val="single" w:sz="8" w:space="0" w:color="8C8C8C" w:themeColor="text1" w:themeTint="bf"/>
+        <w:left w:val="single" w:sz="8" w:space="0" w:color="8C8C8C" w:themeColor="text1" w:themeTint="bf"/>
+        <w:bottom w:val="single" w:sz="8" w:space="0" w:color="8C8C8C" w:themeColor="text1" w:themeTint="bf"/>
+        <w:right w:val="single" w:sz="8" w:space="0" w:color="8C8C8C" w:themeColor="text1" w:themeTint="bf"/>
+        <w:insideH w:val="single" w:sz="8" w:space="0" w:color="8C8C8C" w:themeColor="text1" w:themeTint="bf"/>
       </w:tblBorders>
       <w:tblCellMar>
         <w:top w:w="0" w:type="dxa"/>
@@ -12644,10 +12703,10 @@
       <w:tblPr/>
       <w:tcPr>
         <w:tcBorders>
-          <w:top w:val="single" w:sz="8" w:space="0" w:color="3F3F3F" w:themeColor="text1" w:themeTint="bf"/>
-          <w:left w:val="single" w:sz="8" w:space="0" w:color="3F3F3F" w:themeColor="text1" w:themeTint="bf"/>
-          <w:bottom w:val="single" w:sz="8" w:space="0" w:color="3F3F3F" w:themeColor="text1" w:themeTint="bf"/>
-          <w:right w:val="single" w:sz="8" w:space="0" w:color="3F3F3F" w:themeColor="text1" w:themeTint="bf"/>
+          <w:top w:val="single" w:sz="8" w:space="0" w:color="8C8C8C" w:themeColor="text1" w:themeTint="bf"/>
+          <w:left w:val="single" w:sz="8" w:space="0" w:color="8C8C8C" w:themeColor="text1" w:themeTint="bf"/>
+          <w:bottom w:val="single" w:sz="8" w:space="0" w:color="8C8C8C" w:themeColor="text1" w:themeTint="bf"/>
+          <w:right w:val="single" w:sz="8" w:space="0" w:color="8C8C8C" w:themeColor="text1" w:themeTint="bf"/>
           <w:insideH w:val="nil"/>
           <w:insideV w:val="nil"/>
         </w:tcBorders>
@@ -12665,10 +12724,10 @@
       <w:tblPr/>
       <w:tcPr>
         <w:tcBorders>
-          <w:top w:val="double" w:sz="6" w:space="0" w:color="3F3F3F" w:themeColor="text1" w:themeTint="bf"/>
-          <w:left w:val="single" w:sz="8" w:space="0" w:color="3F3F3F" w:themeColor="text1" w:themeTint="bf"/>
-          <w:bottom w:val="single" w:sz="8" w:space="0" w:color="3F3F3F" w:themeColor="text1" w:themeTint="bf"/>
-          <w:right w:val="single" w:sz="8" w:space="0" w:color="3F3F3F" w:themeColor="text1" w:themeTint="bf"/>
+          <w:top w:val="double" w:sz="6" w:space="0" w:color="8C8C8C" w:themeColor="text1" w:themeTint="bf"/>
+          <w:left w:val="single" w:sz="8" w:space="0" w:color="8C8C8C" w:themeColor="text1" w:themeTint="bf"/>
+          <w:bottom w:val="single" w:sz="8" w:space="0" w:color="8C8C8C" w:themeColor="text1" w:themeTint="bf"/>
+          <w:right w:val="single" w:sz="8" w:space="0" w:color="8C8C8C" w:themeColor="text1" w:themeTint="bf"/>
           <w:insideH w:val="nil"/>
           <w:insideV w:val="nil"/>
         </w:tcBorders>
@@ -12689,7 +12748,7 @@
     <w:tblStylePr w:type="band1Vert">
       <w:tblPr/>
       <w:tcPr>
-        <w:shd w:val="clear" w:color="auto" w:fill="BFBFBF" w:themeFill="text1" w:themeFillTint="3f"/>
+        <w:shd w:val="clear" w:color="auto" w:fill="E1E1E1" w:themeFill="text1" w:themeFillTint="3f"/>
       </w:tcPr>
     </w:tblStylePr>
     <w:tblStylePr w:type="band1Horz">
@@ -12699,7 +12758,7 @@
           <w:insideH w:val="nil"/>
           <w:insideV w:val="nil"/>
         </w:tcBorders>
-        <w:shd w:val="clear" w:color="auto" w:fill="BFBFBF" w:themeFill="text1" w:themeFillTint="3f"/>
+        <w:shd w:val="clear" w:color="auto" w:fill="E1E1E1" w:themeFill="text1" w:themeFillTint="3f"/>
       </w:tcPr>
     </w:tblStylePr>
     <w:tblStylePr w:type="band2Horz">
@@ -12722,11 +12781,11 @@
     <w:tblPr>
       <w:tblInd w:w="0" w:type="dxa"/>
       <w:tblBorders>
-        <w:top w:val="single" w:sz="8" w:space="0" w:color="7BA0CD" w:themeColor="accent1" w:themeTint="bf"/>
-        <w:left w:val="single" w:sz="8" w:space="0" w:color="7BA0CD" w:themeColor="accent1" w:themeTint="bf"/>
-        <w:bottom w:val="single" w:sz="8" w:space="0" w:color="7BA0CD" w:themeColor="accent1" w:themeTint="bf"/>
-        <w:right w:val="single" w:sz="8" w:space="0" w:color="7BA0CD" w:themeColor="accent1" w:themeTint="bf"/>
-        <w:insideH w:val="single" w:sz="8" w:space="0" w:color="7BA0CD" w:themeColor="accent1" w:themeTint="bf"/>
+        <w:top w:val="single" w:sz="8" w:space="0" w:color="97ADD0" w:themeColor="accent1" w:themeTint="bf"/>
+        <w:left w:val="single" w:sz="8" w:space="0" w:color="97ADD0" w:themeColor="accent1" w:themeTint="bf"/>
+        <w:bottom w:val="single" w:sz="8" w:space="0" w:color="97ADD0" w:themeColor="accent1" w:themeTint="bf"/>
+        <w:right w:val="single" w:sz="8" w:space="0" w:color="97ADD0" w:themeColor="accent1" w:themeTint="bf"/>
+        <w:insideH w:val="single" w:sz="8" w:space="0" w:color="97ADD0" w:themeColor="accent1" w:themeTint="bf"/>
       </w:tblBorders>
       <w:tblCellMar>
         <w:top w:w="0" w:type="dxa"/>
@@ -12749,10 +12808,10 @@
       <w:tblPr/>
       <w:tcPr>
         <w:tcBorders>
-          <w:top w:val="single" w:sz="8" w:space="0" w:color="7BA0CD" w:themeColor="accent1" w:themeTint="bf"/>
-          <w:left w:val="single" w:sz="8" w:space="0" w:color="7BA0CD" w:themeColor="accent1" w:themeTint="bf"/>
-          <w:bottom w:val="single" w:sz="8" w:space="0" w:color="7BA0CD" w:themeColor="accent1" w:themeTint="bf"/>
-          <w:right w:val="single" w:sz="8" w:space="0" w:color="7BA0CD" w:themeColor="accent1" w:themeTint="bf"/>
+          <w:top w:val="single" w:sz="8" w:space="0" w:color="97ADD0" w:themeColor="accent1" w:themeTint="bf"/>
+          <w:left w:val="single" w:sz="8" w:space="0" w:color="97ADD0" w:themeColor="accent1" w:themeTint="bf"/>
+          <w:bottom w:val="single" w:sz="8" w:space="0" w:color="97ADD0" w:themeColor="accent1" w:themeTint="bf"/>
+          <w:right w:val="single" w:sz="8" w:space="0" w:color="97ADD0" w:themeColor="accent1" w:themeTint="bf"/>
           <w:insideH w:val="nil"/>
           <w:insideV w:val="nil"/>
         </w:tcBorders>
@@ -12770,10 +12829,10 @@
       <w:tblPr/>
       <w:tcPr>
         <w:tcBorders>
-          <w:top w:val="double" w:sz="6" w:space="0" w:color="7BA0CD" w:themeColor="accent1" w:themeTint="bf"/>
-          <w:left w:val="single" w:sz="8" w:space="0" w:color="7BA0CD" w:themeColor="accent1" w:themeTint="bf"/>
-          <w:bottom w:val="single" w:sz="8" w:space="0" w:color="7BA0CD" w:themeColor="accent1" w:themeTint="bf"/>
-          <w:right w:val="single" w:sz="8" w:space="0" w:color="7BA0CD" w:themeColor="accent1" w:themeTint="bf"/>
+          <w:top w:val="double" w:sz="6" w:space="0" w:color="97ADD0" w:themeColor="accent1" w:themeTint="bf"/>
+          <w:left w:val="single" w:sz="8" w:space="0" w:color="97ADD0" w:themeColor="accent1" w:themeTint="bf"/>
+          <w:bottom w:val="single" w:sz="8" w:space="0" w:color="97ADD0" w:themeColor="accent1" w:themeTint="bf"/>
+          <w:right w:val="single" w:sz="8" w:space="0" w:color="97ADD0" w:themeColor="accent1" w:themeTint="bf"/>
           <w:insideH w:val="nil"/>
           <w:insideV w:val="nil"/>
         </w:tcBorders>
@@ -12794,7 +12853,7 @@
     <w:tblStylePr w:type="band1Vert">
       <w:tblPr/>
       <w:tcPr>
-        <w:shd w:val="clear" w:color="auto" w:fill="D3DFEE" w:themeFill="accent1" w:themeFillTint="3f"/>
+        <w:shd w:val="clear" w:color="auto" w:fill="E4E8F1" w:themeFill="accent1" w:themeFillTint="3f"/>
       </w:tcPr>
     </w:tblStylePr>
     <w:tblStylePr w:type="band1Horz">
@@ -12804,7 +12863,7 @@
           <w:insideH w:val="nil"/>
           <w:insideV w:val="nil"/>
         </w:tcBorders>
-        <w:shd w:val="clear" w:color="auto" w:fill="D3DFEE" w:themeFill="accent1" w:themeFillTint="3f"/>
+        <w:shd w:val="clear" w:color="auto" w:fill="E4E8F1" w:themeFill="accent1" w:themeFillTint="3f"/>
       </w:tcPr>
     </w:tblStylePr>
     <w:tblStylePr w:type="band2Horz">
@@ -12827,11 +12886,11 @@
     <w:tblPr>
       <w:tblInd w:w="0" w:type="dxa"/>
       <w:tblBorders>
-        <w:top w:val="single" w:sz="8" w:space="0" w:color="CF7B79" w:themeColor="accent2" w:themeTint="bf"/>
-        <w:left w:val="single" w:sz="8" w:space="0" w:color="CF7B79" w:themeColor="accent2" w:themeTint="bf"/>
-        <w:bottom w:val="single" w:sz="8" w:space="0" w:color="CF7B79" w:themeColor="accent2" w:themeTint="bf"/>
-        <w:right w:val="single" w:sz="8" w:space="0" w:color="CF7B79" w:themeColor="accent2" w:themeTint="bf"/>
-        <w:insideH w:val="single" w:sz="8" w:space="0" w:color="CF7B79" w:themeColor="accent2" w:themeTint="bf"/>
+        <w:top w:val="single" w:sz="8" w:space="0" w:color="D29897" w:themeColor="accent2" w:themeTint="bf"/>
+        <w:left w:val="single" w:sz="8" w:space="0" w:color="D29897" w:themeColor="accent2" w:themeTint="bf"/>
+        <w:bottom w:val="single" w:sz="8" w:space="0" w:color="D29897" w:themeColor="accent2" w:themeTint="bf"/>
+        <w:right w:val="single" w:sz="8" w:space="0" w:color="D29897" w:themeColor="accent2" w:themeTint="bf"/>
+        <w:insideH w:val="single" w:sz="8" w:space="0" w:color="D29897" w:themeColor="accent2" w:themeTint="bf"/>
       </w:tblBorders>
       <w:tblCellMar>
         <w:top w:w="0" w:type="dxa"/>
@@ -12854,10 +12913,10 @@
       <w:tblPr/>
       <w:tcPr>
         <w:tcBorders>
-          <w:top w:val="single" w:sz="8" w:space="0" w:color="CF7B79" w:themeColor="accent2" w:themeTint="bf"/>
-          <w:left w:val="single" w:sz="8" w:space="0" w:color="CF7B79" w:themeColor="accent2" w:themeTint="bf"/>
-          <w:bottom w:val="single" w:sz="8" w:space="0" w:color="CF7B79" w:themeColor="accent2" w:themeTint="bf"/>
-          <w:right w:val="single" w:sz="8" w:space="0" w:color="CF7B79" w:themeColor="accent2" w:themeTint="bf"/>
+          <w:top w:val="single" w:sz="8" w:space="0" w:color="D29897" w:themeColor="accent2" w:themeTint="bf"/>
+          <w:left w:val="single" w:sz="8" w:space="0" w:color="D29897" w:themeColor="accent2" w:themeTint="bf"/>
+          <w:bottom w:val="single" w:sz="8" w:space="0" w:color="D29897" w:themeColor="accent2" w:themeTint="bf"/>
+          <w:right w:val="single" w:sz="8" w:space="0" w:color="D29897" w:themeColor="accent2" w:themeTint="bf"/>
           <w:insideH w:val="nil"/>
           <w:insideV w:val="nil"/>
         </w:tcBorders>
@@ -12875,10 +12934,10 @@
       <w:tblPr/>
       <w:tcPr>
         <w:tcBorders>
-          <w:top w:val="double" w:sz="6" w:space="0" w:color="CF7B79" w:themeColor="accent2" w:themeTint="bf"/>
-          <w:left w:val="single" w:sz="8" w:space="0" w:color="CF7B79" w:themeColor="accent2" w:themeTint="bf"/>
-          <w:bottom w:val="single" w:sz="8" w:space="0" w:color="CF7B79" w:themeColor="accent2" w:themeTint="bf"/>
-          <w:right w:val="single" w:sz="8" w:space="0" w:color="CF7B79" w:themeColor="accent2" w:themeTint="bf"/>
+          <w:top w:val="double" w:sz="6" w:space="0" w:color="D29897" w:themeColor="accent2" w:themeTint="bf"/>
+          <w:left w:val="single" w:sz="8" w:space="0" w:color="D29897" w:themeColor="accent2" w:themeTint="bf"/>
+          <w:bottom w:val="single" w:sz="8" w:space="0" w:color="D29897" w:themeColor="accent2" w:themeTint="bf"/>
+          <w:right w:val="single" w:sz="8" w:space="0" w:color="D29897" w:themeColor="accent2" w:themeTint="bf"/>
           <w:insideH w:val="nil"/>
           <w:insideV w:val="nil"/>
         </w:tcBorders>
@@ -12899,7 +12958,7 @@
     <w:tblStylePr w:type="band1Vert">
       <w:tblPr/>
       <w:tcPr>
-        <w:shd w:val="clear" w:color="auto" w:fill="EFD3D3" w:themeFill="accent2" w:themeFillTint="3f"/>
+        <w:shd w:val="clear" w:color="auto" w:fill="F1E4E3" w:themeFill="accent2" w:themeFillTint="3f"/>
       </w:tcPr>
     </w:tblStylePr>
     <w:tblStylePr w:type="band1Horz">
@@ -12909,7 +12968,7 @@
           <w:insideH w:val="nil"/>
           <w:insideV w:val="nil"/>
         </w:tcBorders>
-        <w:shd w:val="clear" w:color="auto" w:fill="EFD3D3" w:themeFill="accent2" w:themeFillTint="3f"/>
+        <w:shd w:val="clear" w:color="auto" w:fill="F1E4E3" w:themeFill="accent2" w:themeFillTint="3f"/>
       </w:tcPr>
     </w:tblStylePr>
     <w:tblStylePr w:type="band2Horz">
@@ -12932,11 +12991,11 @@
     <w:tblPr>
       <w:tblInd w:w="0" w:type="dxa"/>
       <w:tblBorders>
-        <w:top w:val="single" w:sz="8" w:space="0" w:color="B4CC82" w:themeColor="accent3" w:themeTint="bf"/>
-        <w:left w:val="single" w:sz="8" w:space="0" w:color="B4CC82" w:themeColor="accent3" w:themeTint="bf"/>
-        <w:bottom w:val="single" w:sz="8" w:space="0" w:color="B4CC82" w:themeColor="accent3" w:themeTint="bf"/>
-        <w:right w:val="single" w:sz="8" w:space="0" w:color="B4CC82" w:themeColor="accent3" w:themeTint="bf"/>
-        <w:insideH w:val="single" w:sz="8" w:space="0" w:color="B4CC82" w:themeColor="accent3" w:themeTint="bf"/>
+        <w:top w:val="single" w:sz="8" w:space="0" w:color="BBCF9B" w:themeColor="accent3" w:themeTint="bf"/>
+        <w:left w:val="single" w:sz="8" w:space="0" w:color="BBCF9B" w:themeColor="accent3" w:themeTint="bf"/>
+        <w:bottom w:val="single" w:sz="8" w:space="0" w:color="BBCF9B" w:themeColor="accent3" w:themeTint="bf"/>
+        <w:right w:val="single" w:sz="8" w:space="0" w:color="BBCF9B" w:themeColor="accent3" w:themeTint="bf"/>
+        <w:insideH w:val="single" w:sz="8" w:space="0" w:color="BBCF9B" w:themeColor="accent3" w:themeTint="bf"/>
       </w:tblBorders>
       <w:tblCellMar>
         <w:top w:w="0" w:type="dxa"/>
@@ -12959,10 +13018,10 @@
       <w:tblPr/>
       <w:tcPr>
         <w:tcBorders>
-          <w:top w:val="single" w:sz="8" w:space="0" w:color="B4CC82" w:themeColor="accent3" w:themeTint="bf"/>
-          <w:left w:val="single" w:sz="8" w:space="0" w:color="B4CC82" w:themeColor="accent3" w:themeTint="bf"/>
-          <w:bottom w:val="single" w:sz="8" w:space="0" w:color="B4CC82" w:themeColor="accent3" w:themeTint="bf"/>
-          <w:right w:val="single" w:sz="8" w:space="0" w:color="B4CC82" w:themeColor="accent3" w:themeTint="bf"/>
+          <w:top w:val="single" w:sz="8" w:space="0" w:color="BBCF9B" w:themeColor="accent3" w:themeTint="bf"/>
+          <w:left w:val="single" w:sz="8" w:space="0" w:color="BBCF9B" w:themeColor="accent3" w:themeTint="bf"/>
+          <w:bottom w:val="single" w:sz="8" w:space="0" w:color="BBCF9B" w:themeColor="accent3" w:themeTint="bf"/>
+          <w:right w:val="single" w:sz="8" w:space="0" w:color="BBCF9B" w:themeColor="accent3" w:themeTint="bf"/>
           <w:insideH w:val="nil"/>
           <w:insideV w:val="nil"/>
         </w:tcBorders>
@@ -12980,10 +13039,10 @@
       <w:tblPr/>
       <w:tcPr>
         <w:tcBorders>
-          <w:top w:val="double" w:sz="6" w:space="0" w:color="B4CC82" w:themeColor="accent3" w:themeTint="bf"/>
-          <w:left w:val="single" w:sz="8" w:space="0" w:color="B4CC82" w:themeColor="accent3" w:themeTint="bf"/>
-          <w:bottom w:val="single" w:sz="8" w:space="0" w:color="B4CC82" w:themeColor="accent3" w:themeTint="bf"/>
-          <w:right w:val="single" w:sz="8" w:space="0" w:color="B4CC82" w:themeColor="accent3" w:themeTint="bf"/>
+          <w:top w:val="double" w:sz="6" w:space="0" w:color="BBCF9B" w:themeColor="accent3" w:themeTint="bf"/>
+          <w:left w:val="single" w:sz="8" w:space="0" w:color="BBCF9B" w:themeColor="accent3" w:themeTint="bf"/>
+          <w:bottom w:val="single" w:sz="8" w:space="0" w:color="BBCF9B" w:themeColor="accent3" w:themeTint="bf"/>
+          <w:right w:val="single" w:sz="8" w:space="0" w:color="BBCF9B" w:themeColor="accent3" w:themeTint="bf"/>
           <w:insideH w:val="nil"/>
           <w:insideV w:val="nil"/>
         </w:tcBorders>
@@ -13004,7 +13063,7 @@
     <w:tblStylePr w:type="band1Vert">
       <w:tblPr/>
       <w:tcPr>
-        <w:shd w:val="clear" w:color="auto" w:fill="E6EED5" w:themeFill="accent3" w:themeFillTint="3f"/>
+        <w:shd w:val="clear" w:color="auto" w:fill="EBF0E4" w:themeFill="accent3" w:themeFillTint="3f"/>
       </w:tcPr>
     </w:tblStylePr>
     <w:tblStylePr w:type="band1Horz">
@@ -13014,7 +13073,7 @@
           <w:insideH w:val="nil"/>
           <w:insideV w:val="nil"/>
         </w:tcBorders>
-        <w:shd w:val="clear" w:color="auto" w:fill="E6EED5" w:themeFill="accent3" w:themeFillTint="3f"/>
+        <w:shd w:val="clear" w:color="auto" w:fill="EBF0E4" w:themeFill="accent3" w:themeFillTint="3f"/>
       </w:tcPr>
     </w:tblStylePr>
     <w:tblStylePr w:type="band2Horz">
@@ -13037,11 +13096,11 @@
     <w:tblPr>
       <w:tblInd w:w="0" w:type="dxa"/>
       <w:tblBorders>
-        <w:top w:val="single" w:sz="8" w:space="0" w:color="9F8AB9" w:themeColor="accent4" w:themeTint="bf"/>
-        <w:left w:val="single" w:sz="8" w:space="0" w:color="9F8AB9" w:themeColor="accent4" w:themeTint="bf"/>
-        <w:bottom w:val="single" w:sz="8" w:space="0" w:color="9F8AB9" w:themeColor="accent4" w:themeTint="bf"/>
-        <w:right w:val="single" w:sz="8" w:space="0" w:color="9F8AB9" w:themeColor="accent4" w:themeTint="bf"/>
-        <w:insideH w:val="single" w:sz="8" w:space="0" w:color="9F8AB9" w:themeColor="accent4" w:themeTint="bf"/>
+        <w:top w:val="single" w:sz="8" w:space="0" w:color="AC9FBF" w:themeColor="accent4" w:themeTint="bf"/>
+        <w:left w:val="single" w:sz="8" w:space="0" w:color="AC9FBF" w:themeColor="accent4" w:themeTint="bf"/>
+        <w:bottom w:val="single" w:sz="8" w:space="0" w:color="AC9FBF" w:themeColor="accent4" w:themeTint="bf"/>
+        <w:right w:val="single" w:sz="8" w:space="0" w:color="AC9FBF" w:themeColor="accent4" w:themeTint="bf"/>
+        <w:insideH w:val="single" w:sz="8" w:space="0" w:color="AC9FBF" w:themeColor="accent4" w:themeTint="bf"/>
       </w:tblBorders>
       <w:tblCellMar>
         <w:top w:w="0" w:type="dxa"/>
@@ -13064,10 +13123,10 @@
       <w:tblPr/>
       <w:tcPr>
         <w:tcBorders>
-          <w:top w:val="single" w:sz="8" w:space="0" w:color="9F8AB9" w:themeColor="accent4" w:themeTint="bf"/>
-          <w:left w:val="single" w:sz="8" w:space="0" w:color="9F8AB9" w:themeColor="accent4" w:themeTint="bf"/>
-          <w:bottom w:val="single" w:sz="8" w:space="0" w:color="9F8AB9" w:themeColor="accent4" w:themeTint="bf"/>
-          <w:right w:val="single" w:sz="8" w:space="0" w:color="9F8AB9" w:themeColor="accent4" w:themeTint="bf"/>
+          <w:top w:val="single" w:sz="8" w:space="0" w:color="AC9FBF" w:themeColor="accent4" w:themeTint="bf"/>
+          <w:left w:val="single" w:sz="8" w:space="0" w:color="AC9FBF" w:themeColor="accent4" w:themeTint="bf"/>
+          <w:bottom w:val="single" w:sz="8" w:space="0" w:color="AC9FBF" w:themeColor="accent4" w:themeTint="bf"/>
+          <w:right w:val="single" w:sz="8" w:space="0" w:color="AC9FBF" w:themeColor="accent4" w:themeTint="bf"/>
           <w:insideH w:val="nil"/>
           <w:insideV w:val="nil"/>
         </w:tcBorders>
@@ -13085,10 +13144,10 @@
       <w:tblPr/>
       <w:tcPr>
         <w:tcBorders>
-          <w:top w:val="double" w:sz="6" w:space="0" w:color="9F8AB9" w:themeColor="accent4" w:themeTint="bf"/>
-          <w:left w:val="single" w:sz="8" w:space="0" w:color="9F8AB9" w:themeColor="accent4" w:themeTint="bf"/>
-          <w:bottom w:val="single" w:sz="8" w:space="0" w:color="9F8AB9" w:themeColor="accent4" w:themeTint="bf"/>
-          <w:right w:val="single" w:sz="8" w:space="0" w:color="9F8AB9" w:themeColor="accent4" w:themeTint="bf"/>
+          <w:top w:val="double" w:sz="6" w:space="0" w:color="AC9FBF" w:themeColor="accent4" w:themeTint="bf"/>
+          <w:left w:val="single" w:sz="8" w:space="0" w:color="AC9FBF" w:themeColor="accent4" w:themeTint="bf"/>
+          <w:bottom w:val="single" w:sz="8" w:space="0" w:color="AC9FBF" w:themeColor="accent4" w:themeTint="bf"/>
+          <w:right w:val="single" w:sz="8" w:space="0" w:color="AC9FBF" w:themeColor="accent4" w:themeTint="bf"/>
           <w:insideH w:val="nil"/>
           <w:insideV w:val="nil"/>
         </w:tcBorders>
@@ -13109,7 +13168,7 @@
     <w:tblStylePr w:type="band1Vert">
       <w:tblPr/>
       <w:tcPr>
-        <w:shd w:val="clear" w:color="auto" w:fill="DFD8E8" w:themeFill="accent4" w:themeFillTint="3f"/>
+        <w:shd w:val="clear" w:color="auto" w:fill="E8E5EC" w:themeFill="accent4" w:themeFillTint="3f"/>
       </w:tcPr>
     </w:tblStylePr>
     <w:tblStylePr w:type="band1Horz">
@@ -13119,7 +13178,7 @@
           <w:insideH w:val="nil"/>
           <w:insideV w:val="nil"/>
         </w:tcBorders>
-        <w:shd w:val="clear" w:color="auto" w:fill="DFD8E8" w:themeFill="accent4" w:themeFillTint="3f"/>
+        <w:shd w:val="clear" w:color="auto" w:fill="E8E5EC" w:themeFill="accent4" w:themeFillTint="3f"/>
       </w:tcPr>
     </w:tblStylePr>
     <w:tblStylePr w:type="band2Horz">
@@ -13142,11 +13201,11 @@
     <w:tblPr>
       <w:tblInd w:w="0" w:type="dxa"/>
       <w:tblBorders>
-        <w:top w:val="single" w:sz="8" w:space="0" w:color="78C0D4" w:themeColor="accent5" w:themeTint="bf"/>
-        <w:left w:val="single" w:sz="8" w:space="0" w:color="78C0D4" w:themeColor="accent5" w:themeTint="bf"/>
-        <w:bottom w:val="single" w:sz="8" w:space="0" w:color="78C0D4" w:themeColor="accent5" w:themeTint="bf"/>
-        <w:right w:val="single" w:sz="8" w:space="0" w:color="78C0D4" w:themeColor="accent5" w:themeTint="bf"/>
-        <w:insideH w:val="single" w:sz="8" w:space="0" w:color="78C0D4" w:themeColor="accent5" w:themeTint="bf"/>
+        <w:top w:val="single" w:sz="8" w:space="0" w:color="96C5D6" w:themeColor="accent5" w:themeTint="bf"/>
+        <w:left w:val="single" w:sz="8" w:space="0" w:color="96C5D6" w:themeColor="accent5" w:themeTint="bf"/>
+        <w:bottom w:val="single" w:sz="8" w:space="0" w:color="96C5D6" w:themeColor="accent5" w:themeTint="bf"/>
+        <w:right w:val="single" w:sz="8" w:space="0" w:color="96C5D6" w:themeColor="accent5" w:themeTint="bf"/>
+        <w:insideH w:val="single" w:sz="8" w:space="0" w:color="96C5D6" w:themeColor="accent5" w:themeTint="bf"/>
       </w:tblBorders>
       <w:tblCellMar>
         <w:top w:w="0" w:type="dxa"/>
@@ -13169,10 +13228,10 @@
       <w:tblPr/>
       <w:tcPr>
         <w:tcBorders>
-          <w:top w:val="single" w:sz="8" w:space="0" w:color="78C0D4" w:themeColor="accent5" w:themeTint="bf"/>
-          <w:left w:val="single" w:sz="8" w:space="0" w:color="78C0D4" w:themeColor="accent5" w:themeTint="bf"/>
-          <w:bottom w:val="single" w:sz="8" w:space="0" w:color="78C0D4" w:themeColor="accent5" w:themeTint="bf"/>
-          <w:right w:val="single" w:sz="8" w:space="0" w:color="78C0D4" w:themeColor="accent5" w:themeTint="bf"/>
+          <w:top w:val="single" w:sz="8" w:space="0" w:color="96C5D6" w:themeColor="accent5" w:themeTint="bf"/>
+          <w:left w:val="single" w:sz="8" w:space="0" w:color="96C5D6" w:themeColor="accent5" w:themeTint="bf"/>
+          <w:bottom w:val="single" w:sz="8" w:space="0" w:color="96C5D6" w:themeColor="accent5" w:themeTint="bf"/>
+          <w:right w:val="single" w:sz="8" w:space="0" w:color="96C5D6" w:themeColor="accent5" w:themeTint="bf"/>
           <w:insideH w:val="nil"/>
           <w:insideV w:val="nil"/>
         </w:tcBorders>
@@ -13190,10 +13249,10 @@
       <w:tblPr/>
       <w:tcPr>
         <w:tcBorders>
-          <w:top w:val="double" w:sz="6" w:space="0" w:color="78C0D4" w:themeColor="accent5" w:themeTint="bf"/>
-          <w:left w:val="single" w:sz="8" w:space="0" w:color="78C0D4" w:themeColor="accent5" w:themeTint="bf"/>
-          <w:bottom w:val="single" w:sz="8" w:space="0" w:color="78C0D4" w:themeColor="accent5" w:themeTint="bf"/>
-          <w:right w:val="single" w:sz="8" w:space="0" w:color="78C0D4" w:themeColor="accent5" w:themeTint="bf"/>
+          <w:top w:val="double" w:sz="6" w:space="0" w:color="96C5D6" w:themeColor="accent5" w:themeTint="bf"/>
+          <w:left w:val="single" w:sz="8" w:space="0" w:color="96C5D6" w:themeColor="accent5" w:themeTint="bf"/>
+          <w:bottom w:val="single" w:sz="8" w:space="0" w:color="96C5D6" w:themeColor="accent5" w:themeTint="bf"/>
+          <w:right w:val="single" w:sz="8" w:space="0" w:color="96C5D6" w:themeColor="accent5" w:themeTint="bf"/>
           <w:insideH w:val="nil"/>
           <w:insideV w:val="nil"/>
         </w:tcBorders>
@@ -13214,7 +13273,7 @@
     <w:tblStylePr w:type="band1Vert">
       <w:tblPr/>
       <w:tcPr>
-        <w:shd w:val="clear" w:color="auto" w:fill="D2EAF0" w:themeFill="accent5" w:themeFillTint="3f"/>
+        <w:shd w:val="clear" w:color="auto" w:fill="E3EEF3" w:themeFill="accent5" w:themeFillTint="3f"/>
       </w:tcPr>
     </w:tblStylePr>
     <w:tblStylePr w:type="band1Horz">
@@ -13224,7 +13283,7 @@
           <w:insideH w:val="nil"/>
           <w:insideV w:val="nil"/>
         </w:tcBorders>
-        <w:shd w:val="clear" w:color="auto" w:fill="D2EAF0" w:themeFill="accent5" w:themeFillTint="3f"/>
+        <w:shd w:val="clear" w:color="auto" w:fill="E3EEF3" w:themeFill="accent5" w:themeFillTint="3f"/>
       </w:tcPr>
     </w:tblStylePr>
     <w:tblStylePr w:type="band2Horz">
@@ -13247,11 +13306,11 @@
     <w:tblPr>
       <w:tblInd w:w="0" w:type="dxa"/>
       <w:tblBorders>
-        <w:top w:val="single" w:sz="8" w:space="0" w:color="F9B074" w:themeColor="accent6" w:themeTint="bf"/>
-        <w:left w:val="single" w:sz="8" w:space="0" w:color="F9B074" w:themeColor="accent6" w:themeTint="bf"/>
-        <w:bottom w:val="single" w:sz="8" w:space="0" w:color="F9B074" w:themeColor="accent6" w:themeTint="bf"/>
-        <w:right w:val="single" w:sz="8" w:space="0" w:color="F9B074" w:themeColor="accent6" w:themeTint="bf"/>
-        <w:insideH w:val="single" w:sz="8" w:space="0" w:color="F9B074" w:themeColor="accent6" w:themeTint="bf"/>
+        <w:top w:val="single" w:sz="8" w:space="0" w:color="F9B895" w:themeColor="accent6" w:themeTint="bf"/>
+        <w:left w:val="single" w:sz="8" w:space="0" w:color="F9B895" w:themeColor="accent6" w:themeTint="bf"/>
+        <w:bottom w:val="single" w:sz="8" w:space="0" w:color="F9B895" w:themeColor="accent6" w:themeTint="bf"/>
+        <w:right w:val="single" w:sz="8" w:space="0" w:color="F9B895" w:themeColor="accent6" w:themeTint="bf"/>
+        <w:insideH w:val="single" w:sz="8" w:space="0" w:color="F9B895" w:themeColor="accent6" w:themeTint="bf"/>
       </w:tblBorders>
       <w:tblCellMar>
         <w:top w:w="0" w:type="dxa"/>
@@ -13274,10 +13333,10 @@
       <w:tblPr/>
       <w:tcPr>
         <w:tcBorders>
-          <w:top w:val="single" w:sz="8" w:space="0" w:color="F9B074" w:themeColor="accent6" w:themeTint="bf"/>
-          <w:left w:val="single" w:sz="8" w:space="0" w:color="F9B074" w:themeColor="accent6" w:themeTint="bf"/>
-          <w:bottom w:val="single" w:sz="8" w:space="0" w:color="F9B074" w:themeColor="accent6" w:themeTint="bf"/>
-          <w:right w:val="single" w:sz="8" w:space="0" w:color="F9B074" w:themeColor="accent6" w:themeTint="bf"/>
+          <w:top w:val="single" w:sz="8" w:space="0" w:color="F9B895" w:themeColor="accent6" w:themeTint="bf"/>
+          <w:left w:val="single" w:sz="8" w:space="0" w:color="F9B895" w:themeColor="accent6" w:themeTint="bf"/>
+          <w:bottom w:val="single" w:sz="8" w:space="0" w:color="F9B895" w:themeColor="accent6" w:themeTint="bf"/>
+          <w:right w:val="single" w:sz="8" w:space="0" w:color="F9B895" w:themeColor="accent6" w:themeTint="bf"/>
           <w:insideH w:val="nil"/>
           <w:insideV w:val="nil"/>
         </w:tcBorders>
@@ -13295,10 +13354,10 @@
       <w:tblPr/>
       <w:tcPr>
         <w:tcBorders>
-          <w:top w:val="double" w:sz="6" w:space="0" w:color="F9B074" w:themeColor="accent6" w:themeTint="bf"/>
-          <w:left w:val="single" w:sz="8" w:space="0" w:color="F9B074" w:themeColor="accent6" w:themeTint="bf"/>
-          <w:bottom w:val="single" w:sz="8" w:space="0" w:color="F9B074" w:themeColor="accent6" w:themeTint="bf"/>
-          <w:right w:val="single" w:sz="8" w:space="0" w:color="F9B074" w:themeColor="accent6" w:themeTint="bf"/>
+          <w:top w:val="double" w:sz="6" w:space="0" w:color="F9B895" w:themeColor="accent6" w:themeTint="bf"/>
+          <w:left w:val="single" w:sz="8" w:space="0" w:color="F9B895" w:themeColor="accent6" w:themeTint="bf"/>
+          <w:bottom w:val="single" w:sz="8" w:space="0" w:color="F9B895" w:themeColor="accent6" w:themeTint="bf"/>
+          <w:right w:val="single" w:sz="8" w:space="0" w:color="F9B895" w:themeColor="accent6" w:themeTint="bf"/>
           <w:insideH w:val="nil"/>
           <w:insideV w:val="nil"/>
         </w:tcBorders>
@@ -13319,7 +13378,7 @@
     <w:tblStylePr w:type="band1Vert">
       <w:tblPr/>
       <w:tcPr>
-        <w:shd w:val="clear" w:color="auto" w:fill="FDE5D1" w:themeFill="accent6" w:themeFillTint="3f"/>
+        <w:shd w:val="clear" w:color="auto" w:fill="FDEBE3" w:themeFill="accent6" w:themeFillTint="3f"/>
       </w:tcPr>
     </w:tblStylePr>
     <w:tblStylePr w:type="band1Horz">
@@ -13329,7 +13388,7 @@
           <w:insideH w:val="nil"/>
           <w:insideV w:val="nil"/>
         </w:tcBorders>
-        <w:shd w:val="clear" w:color="auto" w:fill="FDE5D1" w:themeFill="accent6" w:themeFillTint="3f"/>
+        <w:shd w:val="clear" w:color="auto" w:fill="FDEBE3" w:themeFill="accent6" w:themeFillTint="3f"/>
       </w:tcPr>
     </w:tblStylePr>
     <w:tblStylePr w:type="band2Horz">
@@ -14451,13 +14510,13 @@
     <w:tblStylePr w:type="band1Vert">
       <w:tblPr/>
       <w:tcPr>
-        <w:shd w:val="clear" w:color="auto" w:fill="BFBFBF" w:themeFill="text1" w:themeFillTint="3f"/>
+        <w:shd w:val="clear" w:color="auto" w:fill="E1E1E1" w:themeFill="text1" w:themeFillTint="3f"/>
       </w:tcPr>
     </w:tblStylePr>
     <w:tblStylePr w:type="band1Horz">
       <w:tblPr/>
       <w:tcPr>
-        <w:shd w:val="clear" w:color="auto" w:fill="BFBFBF" w:themeFill="text1" w:themeFillTint="3f"/>
+        <w:shd w:val="clear" w:color="auto" w:fill="E1E1E1" w:themeFill="text1" w:themeFillTint="3f"/>
       </w:tcPr>
     </w:tblStylePr>
   </w:style>
@@ -14534,13 +14593,13 @@
     <w:tblStylePr w:type="band1Vert">
       <w:tblPr/>
       <w:tcPr>
-        <w:shd w:val="clear" w:color="auto" w:fill="D3DFEE" w:themeFill="accent1" w:themeFillTint="3f"/>
+        <w:shd w:val="clear" w:color="auto" w:fill="E4E8F1" w:themeFill="accent1" w:themeFillTint="3f"/>
       </w:tcPr>
     </w:tblStylePr>
     <w:tblStylePr w:type="band1Horz">
       <w:tblPr/>
       <w:tcPr>
-        <w:shd w:val="clear" w:color="auto" w:fill="D3DFEE" w:themeFill="accent1" w:themeFillTint="3f"/>
+        <w:shd w:val="clear" w:color="auto" w:fill="E4E8F1" w:themeFill="accent1" w:themeFillTint="3f"/>
       </w:tcPr>
     </w:tblStylePr>
   </w:style>
@@ -14617,13 +14676,13 @@
     <w:tblStylePr w:type="band1Vert">
       <w:tblPr/>
       <w:tcPr>
-        <w:shd w:val="clear" w:color="auto" w:fill="EFD3D3" w:themeFill="accent2" w:themeFillTint="3f"/>
+        <w:shd w:val="clear" w:color="auto" w:fill="F1E4E3" w:themeFill="accent2" w:themeFillTint="3f"/>
       </w:tcPr>
     </w:tblStylePr>
     <w:tblStylePr w:type="band1Horz">
       <w:tblPr/>
       <w:tcPr>
-        <w:shd w:val="clear" w:color="auto" w:fill="EFD3D3" w:themeFill="accent2" w:themeFillTint="3f"/>
+        <w:shd w:val="clear" w:color="auto" w:fill="F1E4E3" w:themeFill="accent2" w:themeFillTint="3f"/>
       </w:tcPr>
     </w:tblStylePr>
   </w:style>
@@ -14700,13 +14759,13 @@
     <w:tblStylePr w:type="band1Vert">
       <w:tblPr/>
       <w:tcPr>
-        <w:shd w:val="clear" w:color="auto" w:fill="E6EED5" w:themeFill="accent3" w:themeFillTint="3f"/>
+        <w:shd w:val="clear" w:color="auto" w:fill="EBF0E4" w:themeFill="accent3" w:themeFillTint="3f"/>
       </w:tcPr>
     </w:tblStylePr>
     <w:tblStylePr w:type="band1Horz">
       <w:tblPr/>
       <w:tcPr>
-        <w:shd w:val="clear" w:color="auto" w:fill="E6EED5" w:themeFill="accent3" w:themeFillTint="3f"/>
+        <w:shd w:val="clear" w:color="auto" w:fill="EBF0E4" w:themeFill="accent3" w:themeFillTint="3f"/>
       </w:tcPr>
     </w:tblStylePr>
   </w:style>
@@ -14783,13 +14842,13 @@
     <w:tblStylePr w:type="band1Vert">
       <w:tblPr/>
       <w:tcPr>
-        <w:shd w:val="clear" w:color="auto" w:fill="DFD8E8" w:themeFill="accent4" w:themeFillTint="3f"/>
+        <w:shd w:val="clear" w:color="auto" w:fill="E8E5EC" w:themeFill="accent4" w:themeFillTint="3f"/>
       </w:tcPr>
     </w:tblStylePr>
     <w:tblStylePr w:type="band1Horz">
       <w:tblPr/>
       <w:tcPr>
-        <w:shd w:val="clear" w:color="auto" w:fill="DFD8E8" w:themeFill="accent4" w:themeFillTint="3f"/>
+        <w:shd w:val="clear" w:color="auto" w:fill="E8E5EC" w:themeFill="accent4" w:themeFillTint="3f"/>
       </w:tcPr>
     </w:tblStylePr>
   </w:style>
@@ -14866,13 +14925,13 @@
     <w:tblStylePr w:type="band1Vert">
       <w:tblPr/>
       <w:tcPr>
-        <w:shd w:val="clear" w:color="auto" w:fill="D2EAF0" w:themeFill="accent5" w:themeFillTint="3f"/>
+        <w:shd w:val="clear" w:color="auto" w:fill="E3EEF3" w:themeFill="accent5" w:themeFillTint="3f"/>
       </w:tcPr>
     </w:tblStylePr>
     <w:tblStylePr w:type="band1Horz">
       <w:tblPr/>
       <w:tcPr>
-        <w:shd w:val="clear" w:color="auto" w:fill="D2EAF0" w:themeFill="accent5" w:themeFillTint="3f"/>
+        <w:shd w:val="clear" w:color="auto" w:fill="E3EEF3" w:themeFill="accent5" w:themeFillTint="3f"/>
       </w:tcPr>
     </w:tblStylePr>
   </w:style>
@@ -14949,13 +15008,13 @@
     <w:tblStylePr w:type="band1Vert">
       <w:tblPr/>
       <w:tcPr>
-        <w:shd w:val="clear" w:color="auto" w:fill="FDE5D1" w:themeFill="accent6" w:themeFillTint="3f"/>
+        <w:shd w:val="clear" w:color="auto" w:fill="FDEBE3" w:themeFill="accent6" w:themeFillTint="3f"/>
       </w:tcPr>
     </w:tblStylePr>
     <w:tblStylePr w:type="band1Horz">
       <w:tblPr/>
       <w:tcPr>
-        <w:shd w:val="clear" w:color="auto" w:fill="FDE5D1" w:themeFill="accent6" w:themeFillTint="3f"/>
+        <w:shd w:val="clear" w:color="auto" w:fill="FDEBE3" w:themeFill="accent6" w:themeFillTint="3f"/>
       </w:tcPr>
     </w:tblStylePr>
   </w:style>
@@ -15056,7 +15115,7 @@
           <w:insideH w:val="nil"/>
           <w:insideV w:val="nil"/>
         </w:tcBorders>
-        <w:shd w:val="clear" w:color="auto" w:fill="BFBFBF" w:themeFill="text1" w:themeFillTint="3f"/>
+        <w:shd w:val="clear" w:color="auto" w:fill="E1E1E1" w:themeFill="text1" w:themeFillTint="3f"/>
       </w:tcPr>
     </w:tblStylePr>
     <w:tblStylePr w:type="band1Horz">
@@ -15068,7 +15127,7 @@
           <w:insideH w:val="nil"/>
           <w:insideV w:val="nil"/>
         </w:tcBorders>
-        <w:shd w:val="clear" w:color="auto" w:fill="BFBFBF" w:themeFill="text1" w:themeFillTint="3f"/>
+        <w:shd w:val="clear" w:color="auto" w:fill="E1E1E1" w:themeFill="text1" w:themeFillTint="3f"/>
       </w:tcPr>
     </w:tblStylePr>
     <w:tblStylePr w:type="nwCell">
@@ -15183,7 +15242,7 @@
           <w:insideH w:val="nil"/>
           <w:insideV w:val="nil"/>
         </w:tcBorders>
-        <w:shd w:val="clear" w:color="auto" w:fill="D3DFEE" w:themeFill="accent1" w:themeFillTint="3f"/>
+        <w:shd w:val="clear" w:color="auto" w:fill="E4E8F1" w:themeFill="accent1" w:themeFillTint="3f"/>
       </w:tcPr>
     </w:tblStylePr>
     <w:tblStylePr w:type="band1Horz">
@@ -15195,7 +15254,7 @@
           <w:insideH w:val="nil"/>
           <w:insideV w:val="nil"/>
         </w:tcBorders>
-        <w:shd w:val="clear" w:color="auto" w:fill="D3DFEE" w:themeFill="accent1" w:themeFillTint="3f"/>
+        <w:shd w:val="clear" w:color="auto" w:fill="E4E8F1" w:themeFill="accent1" w:themeFillTint="3f"/>
       </w:tcPr>
     </w:tblStylePr>
     <w:tblStylePr w:type="nwCell">
@@ -15310,7 +15369,7 @@
           <w:insideH w:val="nil"/>
           <w:insideV w:val="nil"/>
         </w:tcBorders>
-        <w:shd w:val="clear" w:color="auto" w:fill="EFD3D3" w:themeFill="accent2" w:themeFillTint="3f"/>
+        <w:shd w:val="clear" w:color="auto" w:fill="F1E4E3" w:themeFill="accent2" w:themeFillTint="3f"/>
       </w:tcPr>
     </w:tblStylePr>
     <w:tblStylePr w:type="band1Horz">
@@ -15322,7 +15381,7 @@
           <w:insideH w:val="nil"/>
           <w:insideV w:val="nil"/>
         </w:tcBorders>
-        <w:shd w:val="clear" w:color="auto" w:fill="EFD3D3" w:themeFill="accent2" w:themeFillTint="3f"/>
+        <w:shd w:val="clear" w:color="auto" w:fill="F1E4E3" w:themeFill="accent2" w:themeFillTint="3f"/>
       </w:tcPr>
     </w:tblStylePr>
     <w:tblStylePr w:type="nwCell">
@@ -15437,7 +15496,7 @@
           <w:insideH w:val="nil"/>
           <w:insideV w:val="nil"/>
         </w:tcBorders>
-        <w:shd w:val="clear" w:color="auto" w:fill="E6EED5" w:themeFill="accent3" w:themeFillTint="3f"/>
+        <w:shd w:val="clear" w:color="auto" w:fill="EBF0E4" w:themeFill="accent3" w:themeFillTint="3f"/>
       </w:tcPr>
     </w:tblStylePr>
     <w:tblStylePr w:type="band1Horz">
@@ -15449,7 +15508,7 @@
           <w:insideH w:val="nil"/>
           <w:insideV w:val="nil"/>
         </w:tcBorders>
-        <w:shd w:val="clear" w:color="auto" w:fill="E6EED5" w:themeFill="accent3" w:themeFillTint="3f"/>
+        <w:shd w:val="clear" w:color="auto" w:fill="EBF0E4" w:themeFill="accent3" w:themeFillTint="3f"/>
       </w:tcPr>
     </w:tblStylePr>
     <w:tblStylePr w:type="nwCell">
@@ -15564,7 +15623,7 @@
           <w:insideH w:val="nil"/>
           <w:insideV w:val="nil"/>
         </w:tcBorders>
-        <w:shd w:val="clear" w:color="auto" w:fill="DFD8E8" w:themeFill="accent4" w:themeFillTint="3f"/>
+        <w:shd w:val="clear" w:color="auto" w:fill="E8E5EC" w:themeFill="accent4" w:themeFillTint="3f"/>
       </w:tcPr>
     </w:tblStylePr>
     <w:tblStylePr w:type="band1Horz">
@@ -15576,7 +15635,7 @@
           <w:insideH w:val="nil"/>
           <w:insideV w:val="nil"/>
         </w:tcBorders>
-        <w:shd w:val="clear" w:color="auto" w:fill="DFD8E8" w:themeFill="accent4" w:themeFillTint="3f"/>
+        <w:shd w:val="clear" w:color="auto" w:fill="E8E5EC" w:themeFill="accent4" w:themeFillTint="3f"/>
       </w:tcPr>
     </w:tblStylePr>
     <w:tblStylePr w:type="nwCell">
@@ -15691,7 +15750,7 @@
           <w:insideH w:val="nil"/>
           <w:insideV w:val="nil"/>
         </w:tcBorders>
-        <w:shd w:val="clear" w:color="auto" w:fill="D2EAF0" w:themeFill="accent5" w:themeFillTint="3f"/>
+        <w:shd w:val="clear" w:color="auto" w:fill="E3EEF3" w:themeFill="accent5" w:themeFillTint="3f"/>
       </w:tcPr>
     </w:tblStylePr>
     <w:tblStylePr w:type="band1Horz">
@@ -15703,7 +15762,7 @@
           <w:insideH w:val="nil"/>
           <w:insideV w:val="nil"/>
         </w:tcBorders>
-        <w:shd w:val="clear" w:color="auto" w:fill="D2EAF0" w:themeFill="accent5" w:themeFillTint="3f"/>
+        <w:shd w:val="clear" w:color="auto" w:fill="E3EEF3" w:themeFill="accent5" w:themeFillTint="3f"/>
       </w:tcPr>
     </w:tblStylePr>
     <w:tblStylePr w:type="nwCell">
@@ -15818,7 +15877,7 @@
           <w:insideH w:val="nil"/>
           <w:insideV w:val="nil"/>
         </w:tcBorders>
-        <w:shd w:val="clear" w:color="auto" w:fill="FDE5D1" w:themeFill="accent6" w:themeFillTint="3f"/>
+        <w:shd w:val="clear" w:color="auto" w:fill="FDEBE3" w:themeFill="accent6" w:themeFillTint="3f"/>
       </w:tcPr>
     </w:tblStylePr>
     <w:tblStylePr w:type="band1Horz">
@@ -15830,7 +15889,7 @@
           <w:insideH w:val="nil"/>
           <w:insideV w:val="nil"/>
         </w:tcBorders>
-        <w:shd w:val="clear" w:color="auto" w:fill="FDE5D1" w:themeFill="accent6" w:themeFillTint="3f"/>
+        <w:shd w:val="clear" w:color="auto" w:fill="FDEBE3" w:themeFill="accent6" w:themeFillTint="3f"/>
       </w:tcPr>
     </w:tblStylePr>
     <w:tblStylePr w:type="nwCell">
@@ -15858,12 +15917,12 @@
     <w:tblPr>
       <w:tblInd w:w="0" w:type="dxa"/>
       <w:tblBorders>
-        <w:top w:val="single" w:sz="8" w:space="0" w:color="3F3F3F" w:themeColor="text1" w:themeTint="bf"/>
-        <w:left w:val="single" w:sz="8" w:space="0" w:color="3F3F3F" w:themeColor="text1" w:themeTint="bf"/>
-        <w:bottom w:val="single" w:sz="8" w:space="0" w:color="3F3F3F" w:themeColor="text1" w:themeTint="bf"/>
-        <w:right w:val="single" w:sz="8" w:space="0" w:color="3F3F3F" w:themeColor="text1" w:themeTint="bf"/>
-        <w:insideH w:val="single" w:sz="8" w:space="0" w:color="3F3F3F" w:themeColor="text1" w:themeTint="bf"/>
-        <w:insideV w:val="single" w:sz="8" w:space="0" w:color="3F3F3F" w:themeColor="text1" w:themeTint="bf"/>
+        <w:top w:val="single" w:sz="8" w:space="0" w:color="8C8C8C" w:themeColor="text1" w:themeTint="bf"/>
+        <w:left w:val="single" w:sz="8" w:space="0" w:color="8C8C8C" w:themeColor="text1" w:themeTint="bf"/>
+        <w:bottom w:val="single" w:sz="8" w:space="0" w:color="8C8C8C" w:themeColor="text1" w:themeTint="bf"/>
+        <w:right w:val="single" w:sz="8" w:space="0" w:color="8C8C8C" w:themeColor="text1" w:themeTint="bf"/>
+        <w:insideH w:val="single" w:sz="8" w:space="0" w:color="8C8C8C" w:themeColor="text1" w:themeTint="bf"/>
+        <w:insideV w:val="single" w:sz="8" w:space="0" w:color="8C8C8C" w:themeColor="text1" w:themeTint="bf"/>
       </w:tblBorders>
       <w:tblCellMar>
         <w:top w:w="0" w:type="dxa"/>
@@ -15875,7 +15934,7 @@
       <w:tblStyleRowBandSize w:val="1"/>
     </w:tblPr>
     <w:tcPr>
-      <w:shd w:val="clear" w:color="auto" w:fill="BFBFBF" w:themeFill="text1" w:themeFillTint="3f"/>
+      <w:shd w:val="clear" w:color="auto" w:fill="E1E1E1" w:themeFill="text1" w:themeFillTint="3f"/>
     </w:tcPr>
     <w:tblStylePr w:type="firstRow">
       <w:rPr>
@@ -15891,7 +15950,7 @@
       <w:tblPr/>
       <w:tcPr>
         <w:tcBorders>
-          <w:top w:val="single" w:sz="18" w:space="0" w:color="3F3F3F" w:themeColor="text1" w:themeTint="bf"/>
+          <w:top w:val="single" w:sz="18" w:space="0" w:color="8C8C8C" w:themeColor="text1" w:themeTint="bf"/>
         </w:tcBorders>
       </w:tcPr>
     </w:tblStylePr>
@@ -15910,13 +15969,13 @@
     <w:tblStylePr w:type="band1Vert">
       <w:tblPr/>
       <w:tcPr>
-        <w:shd w:val="clear" w:color="auto" w:fill="7F7F7F" w:themeFill="text1" w:themeFillTint="7f"/>
+        <w:shd w:val="clear" w:color="auto" w:fill="BDBDBD" w:themeFill="text1" w:themeFillTint="7f"/>
       </w:tcPr>
     </w:tblStylePr>
     <w:tblStylePr w:type="band1Horz">
       <w:tblPr/>
       <w:tcPr>
-        <w:shd w:val="clear" w:color="auto" w:fill="7F7F7F" w:themeFill="text1" w:themeFillTint="7f"/>
+        <w:shd w:val="clear" w:color="auto" w:fill="BDBDBD" w:themeFill="text1" w:themeFillTint="7f"/>
       </w:tcPr>
     </w:tblStylePr>
   </w:style>
@@ -15930,12 +15989,12 @@
     <w:tblPr>
       <w:tblInd w:w="0" w:type="dxa"/>
       <w:tblBorders>
-        <w:top w:val="single" w:sz="8" w:space="0" w:color="7BA0CD" w:themeColor="accent1" w:themeTint="bf"/>
-        <w:left w:val="single" w:sz="8" w:space="0" w:color="7BA0CD" w:themeColor="accent1" w:themeTint="bf"/>
-        <w:bottom w:val="single" w:sz="8" w:space="0" w:color="7BA0CD" w:themeColor="accent1" w:themeTint="bf"/>
-        <w:right w:val="single" w:sz="8" w:space="0" w:color="7BA0CD" w:themeColor="accent1" w:themeTint="bf"/>
-        <w:insideH w:val="single" w:sz="8" w:space="0" w:color="7BA0CD" w:themeColor="accent1" w:themeTint="bf"/>
-        <w:insideV w:val="single" w:sz="8" w:space="0" w:color="7BA0CD" w:themeColor="accent1" w:themeTint="bf"/>
+        <w:top w:val="single" w:sz="8" w:space="0" w:color="97ADD0" w:themeColor="accent1" w:themeTint="bf"/>
+        <w:left w:val="single" w:sz="8" w:space="0" w:color="97ADD0" w:themeColor="accent1" w:themeTint="bf"/>
+        <w:bottom w:val="single" w:sz="8" w:space="0" w:color="97ADD0" w:themeColor="accent1" w:themeTint="bf"/>
+        <w:right w:val="single" w:sz="8" w:space="0" w:color="97ADD0" w:themeColor="accent1" w:themeTint="bf"/>
+        <w:insideH w:val="single" w:sz="8" w:space="0" w:color="97ADD0" w:themeColor="accent1" w:themeTint="bf"/>
+        <w:insideV w:val="single" w:sz="8" w:space="0" w:color="97ADD0" w:themeColor="accent1" w:themeTint="bf"/>
       </w:tblBorders>
       <w:tblCellMar>
         <w:top w:w="0" w:type="dxa"/>
@@ -15947,7 +16006,7 @@
       <w:tblStyleRowBandSize w:val="1"/>
     </w:tblPr>
     <w:tcPr>
-      <w:shd w:val="clear" w:color="auto" w:fill="D3DFEE" w:themeFill="accent1" w:themeFillTint="3f"/>
+      <w:shd w:val="clear" w:color="auto" w:fill="E4E8F1" w:themeFill="accent1" w:themeFillTint="3f"/>
     </w:tcPr>
     <w:tblStylePr w:type="firstRow">
       <w:rPr>
@@ -15963,7 +16022,7 @@
       <w:tblPr/>
       <w:tcPr>
         <w:tcBorders>
-          <w:top w:val="single" w:sz="18" w:space="0" w:color="7BA0CD" w:themeColor="accent1" w:themeTint="bf"/>
+          <w:top w:val="single" w:sz="18" w:space="0" w:color="97ADD0" w:themeColor="accent1" w:themeTint="bf"/>
         </w:tcBorders>
       </w:tcPr>
     </w:tblStylePr>
@@ -15982,13 +16041,13 @@
     <w:tblStylePr w:type="band1Vert">
       <w:tblPr/>
       <w:tcPr>
-        <w:shd w:val="clear" w:color="auto" w:fill="A7C0DE" w:themeFill="accent1" w:themeFillTint="7f"/>
+        <w:shd w:val="clear" w:color="auto" w:fill="C2CDE1" w:themeFill="accent1" w:themeFillTint="7f"/>
       </w:tcPr>
     </w:tblStylePr>
     <w:tblStylePr w:type="band1Horz">
       <w:tblPr/>
       <w:tcPr>
-        <w:shd w:val="clear" w:color="auto" w:fill="A7C0DE" w:themeFill="accent1" w:themeFillTint="7f"/>
+        <w:shd w:val="clear" w:color="auto" w:fill="C2CDE1" w:themeFill="accent1" w:themeFillTint="7f"/>
       </w:tcPr>
     </w:tblStylePr>
   </w:style>
@@ -16002,12 +16061,12 @@
     <w:tblPr>
       <w:tblInd w:w="0" w:type="dxa"/>
       <w:tblBorders>
-        <w:top w:val="single" w:sz="8" w:space="0" w:color="CF7B79" w:themeColor="accent2" w:themeTint="bf"/>
-        <w:left w:val="single" w:sz="8" w:space="0" w:color="CF7B79" w:themeColor="accent2" w:themeTint="bf"/>
-        <w:bottom w:val="single" w:sz="8" w:space="0" w:color="CF7B79" w:themeColor="accent2" w:themeTint="bf"/>
-        <w:right w:val="single" w:sz="8" w:space="0" w:color="CF7B79" w:themeColor="accent2" w:themeTint="bf"/>
-        <w:insideH w:val="single" w:sz="8" w:space="0" w:color="CF7B79" w:themeColor="accent2" w:themeTint="bf"/>
-        <w:insideV w:val="single" w:sz="8" w:space="0" w:color="CF7B79" w:themeColor="accent2" w:themeTint="bf"/>
+        <w:top w:val="single" w:sz="8" w:space="0" w:color="D29897" w:themeColor="accent2" w:themeTint="bf"/>
+        <w:left w:val="single" w:sz="8" w:space="0" w:color="D29897" w:themeColor="accent2" w:themeTint="bf"/>
+        <w:bottom w:val="single" w:sz="8" w:space="0" w:color="D29897" w:themeColor="accent2" w:themeTint="bf"/>
+        <w:right w:val="single" w:sz="8" w:space="0" w:color="D29897" w:themeColor="accent2" w:themeTint="bf"/>
+        <w:insideH w:val="single" w:sz="8" w:space="0" w:color="D29897" w:themeColor="accent2" w:themeTint="bf"/>
+        <w:insideV w:val="single" w:sz="8" w:space="0" w:color="D29897" w:themeColor="accent2" w:themeTint="bf"/>
       </w:tblBorders>
       <w:tblCellMar>
         <w:top w:w="0" w:type="dxa"/>
@@ -16019,7 +16078,7 @@
       <w:tblStyleRowBandSize w:val="1"/>
     </w:tblPr>
     <w:tcPr>
-      <w:shd w:val="clear" w:color="auto" w:fill="EFD3D3" w:themeFill="accent2" w:themeFillTint="3f"/>
+      <w:shd w:val="clear" w:color="auto" w:fill="F1E4E3" w:themeFill="accent2" w:themeFillTint="3f"/>
     </w:tcPr>
     <w:tblStylePr w:type="firstRow">
       <w:rPr>
@@ -16035,7 +16094,7 @@
       <w:tblPr/>
       <w:tcPr>
         <w:tcBorders>
-          <w:top w:val="single" w:sz="18" w:space="0" w:color="CF7B79" w:themeColor="accent2" w:themeTint="bf"/>
+          <w:top w:val="single" w:sz="18" w:space="0" w:color="D29897" w:themeColor="accent2" w:themeTint="bf"/>
         </w:tcBorders>
       </w:tcPr>
     </w:tblStylePr>
@@ -16054,13 +16113,13 @@
     <w:tblStylePr w:type="band1Vert">
       <w:tblPr/>
       <w:tcPr>
-        <w:shd w:val="clear" w:color="auto" w:fill="DFA7A6" w:themeFill="accent2" w:themeFillTint="7f"/>
+        <w:shd w:val="clear" w:color="auto" w:fill="E2C3C2" w:themeFill="accent2" w:themeFillTint="7f"/>
       </w:tcPr>
     </w:tblStylePr>
     <w:tblStylePr w:type="band1Horz">
       <w:tblPr/>
       <w:tcPr>
-        <w:shd w:val="clear" w:color="auto" w:fill="DFA7A6" w:themeFill="accent2" w:themeFillTint="7f"/>
+        <w:shd w:val="clear" w:color="auto" w:fill="E2C3C2" w:themeFill="accent2" w:themeFillTint="7f"/>
       </w:tcPr>
     </w:tblStylePr>
   </w:style>
@@ -16074,12 +16133,12 @@
     <w:tblPr>
       <w:tblInd w:w="0" w:type="dxa"/>
       <w:tblBorders>
-        <w:top w:val="single" w:sz="8" w:space="0" w:color="B4CC82" w:themeColor="accent3" w:themeTint="bf"/>
-        <w:left w:val="single" w:sz="8" w:space="0" w:color="B4CC82" w:themeColor="accent3" w:themeTint="bf"/>
-        <w:bottom w:val="single" w:sz="8" w:space="0" w:color="B4CC82" w:themeColor="accent3" w:themeTint="bf"/>
-        <w:right w:val="single" w:sz="8" w:space="0" w:color="B4CC82" w:themeColor="accent3" w:themeTint="bf"/>
-        <w:insideH w:val="single" w:sz="8" w:space="0" w:color="B4CC82" w:themeColor="accent3" w:themeTint="bf"/>
-        <w:insideV w:val="single" w:sz="8" w:space="0" w:color="B4CC82" w:themeColor="accent3" w:themeTint="bf"/>
+        <w:top w:val="single" w:sz="8" w:space="0" w:color="BBCF9B" w:themeColor="accent3" w:themeTint="bf"/>
+        <w:left w:val="single" w:sz="8" w:space="0" w:color="BBCF9B" w:themeColor="accent3" w:themeTint="bf"/>
+        <w:bottom w:val="single" w:sz="8" w:space="0" w:color="BBCF9B" w:themeColor="accent3" w:themeTint="bf"/>
+        <w:right w:val="single" w:sz="8" w:space="0" w:color="BBCF9B" w:themeColor="accent3" w:themeTint="bf"/>
+        <w:insideH w:val="single" w:sz="8" w:space="0" w:color="BBCF9B" w:themeColor="accent3" w:themeTint="bf"/>
+        <w:insideV w:val="single" w:sz="8" w:space="0" w:color="BBCF9B" w:themeColor="accent3" w:themeTint="bf"/>
       </w:tblBorders>
       <w:tblCellMar>
         <w:top w:w="0" w:type="dxa"/>
@@ -16091,7 +16150,7 @@
       <w:tblStyleRowBandSize w:val="1"/>
     </w:tblPr>
     <w:tcPr>
-      <w:shd w:val="clear" w:color="auto" w:fill="E6EED5" w:themeFill="accent3" w:themeFillTint="3f"/>
+      <w:shd w:val="clear" w:color="auto" w:fill="EBF0E4" w:themeFill="accent3" w:themeFillTint="3f"/>
     </w:tcPr>
     <w:tblStylePr w:type="firstRow">
       <w:rPr>
@@ -16107,7 +16166,7 @@
       <w:tblPr/>
       <w:tcPr>
         <w:tcBorders>
-          <w:top w:val="single" w:sz="18" w:space="0" w:color="B4CC82" w:themeColor="accent3" w:themeTint="bf"/>
+          <w:top w:val="single" w:sz="18" w:space="0" w:color="BBCF9B" w:themeColor="accent3" w:themeTint="bf"/>
         </w:tcBorders>
       </w:tcPr>
     </w:tblStylePr>
@@ -16126,13 +16185,13 @@
     <w:tblStylePr w:type="band1Vert">
       <w:tblPr/>
       <w:tcPr>
-        <w:shd w:val="clear" w:color="auto" w:fill="CDDDAC" w:themeFill="accent3" w:themeFillTint="7f"/>
+        <w:shd w:val="clear" w:color="auto" w:fill="D5E0C4" w:themeFill="accent3" w:themeFillTint="7f"/>
       </w:tcPr>
     </w:tblStylePr>
     <w:tblStylePr w:type="band1Horz">
       <w:tblPr/>
       <w:tcPr>
-        <w:shd w:val="clear" w:color="auto" w:fill="CDDDAC" w:themeFill="accent3" w:themeFillTint="7f"/>
+        <w:shd w:val="clear" w:color="auto" w:fill="D5E0C4" w:themeFill="accent3" w:themeFillTint="7f"/>
       </w:tcPr>
     </w:tblStylePr>
   </w:style>
@@ -16146,12 +16205,12 @@
     <w:tblPr>
       <w:tblInd w:w="0" w:type="dxa"/>
       <w:tblBorders>
-        <w:top w:val="single" w:sz="8" w:space="0" w:color="9F8AB9" w:themeColor="accent4" w:themeTint="bf"/>
-        <w:left w:val="single" w:sz="8" w:space="0" w:color="9F8AB9" w:themeColor="accent4" w:themeTint="bf"/>
-        <w:bottom w:val="single" w:sz="8" w:space="0" w:color="9F8AB9" w:themeColor="accent4" w:themeTint="bf"/>
-        <w:right w:val="single" w:sz="8" w:space="0" w:color="9F8AB9" w:themeColor="accent4" w:themeTint="bf"/>
-        <w:insideH w:val="single" w:sz="8" w:space="0" w:color="9F8AB9" w:themeColor="accent4" w:themeTint="bf"/>
-        <w:insideV w:val="single" w:sz="8" w:space="0" w:color="9F8AB9" w:themeColor="accent4" w:themeTint="bf"/>
+        <w:top w:val="single" w:sz="8" w:space="0" w:color="AC9FBF" w:themeColor="accent4" w:themeTint="bf"/>
+        <w:left w:val="single" w:sz="8" w:space="0" w:color="AC9FBF" w:themeColor="accent4" w:themeTint="bf"/>
+        <w:bottom w:val="single" w:sz="8" w:space="0" w:color="AC9FBF" w:themeColor="accent4" w:themeTint="bf"/>
+        <w:right w:val="single" w:sz="8" w:space="0" w:color="AC9FBF" w:themeColor="accent4" w:themeTint="bf"/>
+        <w:insideH w:val="single" w:sz="8" w:space="0" w:color="AC9FBF" w:themeColor="accent4" w:themeTint="bf"/>
+        <w:insideV w:val="single" w:sz="8" w:space="0" w:color="AC9FBF" w:themeColor="accent4" w:themeTint="bf"/>
       </w:tblBorders>
       <w:tblCellMar>
         <w:top w:w="0" w:type="dxa"/>
@@ -16163,7 +16222,7 @@
       <w:tblStyleRowBandSize w:val="1"/>
     </w:tblPr>
     <w:tcPr>
-      <w:shd w:val="clear" w:color="auto" w:fill="DFD8E8" w:themeFill="accent4" w:themeFillTint="3f"/>
+      <w:shd w:val="clear" w:color="auto" w:fill="E8E5EC" w:themeFill="accent4" w:themeFillTint="3f"/>
     </w:tcPr>
     <w:tblStylePr w:type="firstRow">
       <w:rPr>
@@ -16179,7 +16238,7 @@
       <w:tblPr/>
       <w:tcPr>
         <w:tcBorders>
-          <w:top w:val="single" w:sz="18" w:space="0" w:color="9F8AB9" w:themeColor="accent4" w:themeTint="bf"/>
+          <w:top w:val="single" w:sz="18" w:space="0" w:color="AC9FBF" w:themeColor="accent4" w:themeTint="bf"/>
         </w:tcBorders>
       </w:tcPr>
     </w:tblStylePr>
@@ -16198,13 +16257,13 @@
     <w:tblStylePr w:type="band1Vert">
       <w:tblPr/>
       <w:tcPr>
-        <w:shd w:val="clear" w:color="auto" w:fill="BFB1D0" w:themeFill="accent4" w:themeFillTint="7f"/>
+        <w:shd w:val="clear" w:color="auto" w:fill="CDC6D7" w:themeFill="accent4" w:themeFillTint="7f"/>
       </w:tcPr>
     </w:tblStylePr>
     <w:tblStylePr w:type="band1Horz">
       <w:tblPr/>
       <w:tcPr>
-        <w:shd w:val="clear" w:color="auto" w:fill="BFB1D0" w:themeFill="accent4" w:themeFillTint="7f"/>
+        <w:shd w:val="clear" w:color="auto" w:fill="CDC6D7" w:themeFill="accent4" w:themeFillTint="7f"/>
       </w:tcPr>
     </w:tblStylePr>
   </w:style>
@@ -16218,12 +16277,12 @@
     <w:tblPr>
       <w:tblInd w:w="0" w:type="dxa"/>
       <w:tblBorders>
-        <w:top w:val="single" w:sz="8" w:space="0" w:color="78C0D4" w:themeColor="accent5" w:themeTint="bf"/>
-        <w:left w:val="single" w:sz="8" w:space="0" w:color="78C0D4" w:themeColor="accent5" w:themeTint="bf"/>
-        <w:bottom w:val="single" w:sz="8" w:space="0" w:color="78C0D4" w:themeColor="accent5" w:themeTint="bf"/>
-        <w:right w:val="single" w:sz="8" w:space="0" w:color="78C0D4" w:themeColor="accent5" w:themeTint="bf"/>
-        <w:insideH w:val="single" w:sz="8" w:space="0" w:color="78C0D4" w:themeColor="accent5" w:themeTint="bf"/>
-        <w:insideV w:val="single" w:sz="8" w:space="0" w:color="78C0D4" w:themeColor="accent5" w:themeTint="bf"/>
+        <w:top w:val="single" w:sz="8" w:space="0" w:color="96C5D6" w:themeColor="accent5" w:themeTint="bf"/>
+        <w:left w:val="single" w:sz="8" w:space="0" w:color="96C5D6" w:themeColor="accent5" w:themeTint="bf"/>
+        <w:bottom w:val="single" w:sz="8" w:space="0" w:color="96C5D6" w:themeColor="accent5" w:themeTint="bf"/>
+        <w:right w:val="single" w:sz="8" w:space="0" w:color="96C5D6" w:themeColor="accent5" w:themeTint="bf"/>
+        <w:insideH w:val="single" w:sz="8" w:space="0" w:color="96C5D6" w:themeColor="accent5" w:themeTint="bf"/>
+        <w:insideV w:val="single" w:sz="8" w:space="0" w:color="96C5D6" w:themeColor="accent5" w:themeTint="bf"/>
       </w:tblBorders>
       <w:tblCellMar>
         <w:top w:w="0" w:type="dxa"/>
@@ -16235,7 +16294,7 @@
       <w:tblStyleRowBandSize w:val="1"/>
     </w:tblPr>
     <w:tcPr>
-      <w:shd w:val="clear" w:color="auto" w:fill="D2EAF0" w:themeFill="accent5" w:themeFillTint="3f"/>
+      <w:shd w:val="clear" w:color="auto" w:fill="E3EEF3" w:themeFill="accent5" w:themeFillTint="3f"/>
     </w:tcPr>
     <w:tblStylePr w:type="firstRow">
       <w:rPr>
@@ -16251,7 +16310,7 @@
       <w:tblPr/>
       <w:tcPr>
         <w:tcBorders>
-          <w:top w:val="single" w:sz="18" w:space="0" w:color="78C0D4" w:themeColor="accent5" w:themeTint="bf"/>
+          <w:top w:val="single" w:sz="18" w:space="0" w:color="96C5D6" w:themeColor="accent5" w:themeTint="bf"/>
         </w:tcBorders>
       </w:tcPr>
     </w:tblStylePr>
@@ -16270,13 +16329,13 @@
     <w:tblStylePr w:type="band1Vert">
       <w:tblPr/>
       <w:tcPr>
-        <w:shd w:val="clear" w:color="auto" w:fill="A5D5E2" w:themeFill="accent5" w:themeFillTint="7f"/>
+        <w:shd w:val="clear" w:color="auto" w:fill="C2DBE5" w:themeFill="accent5" w:themeFillTint="7f"/>
       </w:tcPr>
     </w:tblStylePr>
     <w:tblStylePr w:type="band1Horz">
       <w:tblPr/>
       <w:tcPr>
-        <w:shd w:val="clear" w:color="auto" w:fill="A5D5E2" w:themeFill="accent5" w:themeFillTint="7f"/>
+        <w:shd w:val="clear" w:color="auto" w:fill="C2DBE5" w:themeFill="accent5" w:themeFillTint="7f"/>
       </w:tcPr>
     </w:tblStylePr>
   </w:style>
@@ -16290,12 +16349,12 @@
     <w:tblPr>
       <w:tblInd w:w="0" w:type="dxa"/>
       <w:tblBorders>
-        <w:top w:val="single" w:sz="8" w:space="0" w:color="F9B074" w:themeColor="accent6" w:themeTint="bf"/>
-        <w:left w:val="single" w:sz="8" w:space="0" w:color="F9B074" w:themeColor="accent6" w:themeTint="bf"/>
-        <w:bottom w:val="single" w:sz="8" w:space="0" w:color="F9B074" w:themeColor="accent6" w:themeTint="bf"/>
-        <w:right w:val="single" w:sz="8" w:space="0" w:color="F9B074" w:themeColor="accent6" w:themeTint="bf"/>
-        <w:insideH w:val="single" w:sz="8" w:space="0" w:color="F9B074" w:themeColor="accent6" w:themeTint="bf"/>
-        <w:insideV w:val="single" w:sz="8" w:space="0" w:color="F9B074" w:themeColor="accent6" w:themeTint="bf"/>
+        <w:top w:val="single" w:sz="8" w:space="0" w:color="F9B895" w:themeColor="accent6" w:themeTint="bf"/>
+        <w:left w:val="single" w:sz="8" w:space="0" w:color="F9B895" w:themeColor="accent6" w:themeTint="bf"/>
+        <w:bottom w:val="single" w:sz="8" w:space="0" w:color="F9B895" w:themeColor="accent6" w:themeTint="bf"/>
+        <w:right w:val="single" w:sz="8" w:space="0" w:color="F9B895" w:themeColor="accent6" w:themeTint="bf"/>
+        <w:insideH w:val="single" w:sz="8" w:space="0" w:color="F9B895" w:themeColor="accent6" w:themeTint="bf"/>
+        <w:insideV w:val="single" w:sz="8" w:space="0" w:color="F9B895" w:themeColor="accent6" w:themeTint="bf"/>
       </w:tblBorders>
       <w:tblCellMar>
         <w:top w:w="0" w:type="dxa"/>
@@ -16307,7 +16366,7 @@
       <w:tblStyleRowBandSize w:val="1"/>
     </w:tblPr>
     <w:tcPr>
-      <w:shd w:val="clear" w:color="auto" w:fill="FDE5D1" w:themeFill="accent6" w:themeFillTint="3f"/>
+      <w:shd w:val="clear" w:color="auto" w:fill="FDEBE3" w:themeFill="accent6" w:themeFillTint="3f"/>
     </w:tcPr>
     <w:tblStylePr w:type="firstRow">
       <w:rPr>
@@ -16323,7 +16382,7 @@
       <w:tblPr/>
       <w:tcPr>
         <w:tcBorders>
-          <w:top w:val="single" w:sz="18" w:space="0" w:color="F9B074" w:themeColor="accent6" w:themeTint="bf"/>
+          <w:top w:val="single" w:sz="18" w:space="0" w:color="F9B895" w:themeColor="accent6" w:themeTint="bf"/>
         </w:tcBorders>
       </w:tcPr>
     </w:tblStylePr>
@@ -16342,13 +16401,13 @@
     <w:tblStylePr w:type="band1Vert">
       <w:tblPr/>
       <w:tcPr>
-        <w:shd w:val="clear" w:color="auto" w:fill="FBCAA2" w:themeFill="accent6" w:themeFillTint="7f"/>
+        <w:shd w:val="clear" w:color="auto" w:fill="FBD3C1" w:themeFill="accent6" w:themeFillTint="7f"/>
       </w:tcPr>
     </w:tblStylePr>
     <w:tblStylePr w:type="band1Horz">
       <w:tblPr/>
       <w:tcPr>
-        <w:shd w:val="clear" w:color="auto" w:fill="FBCAA2" w:themeFill="accent6" w:themeFillTint="7f"/>
+        <w:shd w:val="clear" w:color="auto" w:fill="FBD3C1" w:themeFill="accent6" w:themeFillTint="7f"/>
       </w:tcPr>
     </w:tblStylePr>
   </w:style>
@@ -16383,7 +16442,7 @@
       <w:tblStyleRowBandSize w:val="1"/>
     </w:tblPr>
     <w:tcPr>
-      <w:shd w:val="clear" w:color="auto" w:fill="BFBFBF" w:themeFill="text1" w:themeFillTint="3f"/>
+      <w:shd w:val="clear" w:color="auto" w:fill="E1E1E1" w:themeFill="text1" w:themeFillTint="3f"/>
     </w:tcPr>
     <w:tblStylePr w:type="firstRow">
       <w:rPr>
@@ -16393,7 +16452,7 @@
       </w:rPr>
       <w:tblPr/>
       <w:tcPr>
-        <w:shd w:val="clear" w:color="auto" w:fill="E5E5E5" w:themeFill="text1" w:themeFillTint="19"/>
+        <w:shd w:val="clear" w:color="auto" w:fill="F4F4F4" w:themeFill="text1" w:themeFillTint="19"/>
       </w:tcPr>
     </w:tblStylePr>
     <w:tblStylePr w:type="lastRow">
@@ -16450,13 +16509,13 @@
           <w:insideH w:val="nil"/>
           <w:insideV w:val="nil"/>
         </w:tcBorders>
-        <w:shd w:val="clear" w:color="auto" w:fill="CBCBCB" w:themeFill="text1" w:themeFillTint="33"/>
+        <w:shd w:val="clear" w:color="auto" w:fill="E7E7E7" w:themeFill="text1" w:themeFillTint="33"/>
       </w:tcPr>
     </w:tblStylePr>
     <w:tblStylePr w:type="band1Vert">
       <w:tblPr/>
       <w:tcPr>
-        <w:shd w:val="clear" w:color="auto" w:fill="7F7F7F" w:themeFill="text1" w:themeFillTint="7f"/>
+        <w:shd w:val="clear" w:color="auto" w:fill="BDBDBD" w:themeFill="text1" w:themeFillTint="7f"/>
       </w:tcPr>
     </w:tblStylePr>
     <w:tblStylePr w:type="band1Horz">
@@ -16466,7 +16525,7 @@
           <w:insideH w:val="single" w:sz="6" w:space="0" w:color="000000" w:themeColor="text1"/>
           <w:insideV w:val="single" w:sz="6" w:space="0" w:color="000000" w:themeColor="text1"/>
         </w:tcBorders>
-        <w:shd w:val="clear" w:color="auto" w:fill="7F7F7F" w:themeFill="text1" w:themeFillTint="7f"/>
+        <w:shd w:val="clear" w:color="auto" w:fill="BDBDBD" w:themeFill="text1" w:themeFillTint="7f"/>
       </w:tcPr>
     </w:tblStylePr>
     <w:tblStylePr w:type="nwCell">
@@ -16507,7 +16566,7 @@
       <w:tblStyleRowBandSize w:val="1"/>
     </w:tblPr>
     <w:tcPr>
-      <w:shd w:val="clear" w:color="auto" w:fill="D3DFEE" w:themeFill="accent1" w:themeFillTint="3f"/>
+      <w:shd w:val="clear" w:color="auto" w:fill="E4E8F1" w:themeFill="accent1" w:themeFillTint="3f"/>
     </w:tcPr>
     <w:tblStylePr w:type="firstRow">
       <w:rPr>
@@ -16517,7 +16576,7 @@
       </w:rPr>
       <w:tblPr/>
       <w:tcPr>
-        <w:shd w:val="clear" w:color="auto" w:fill="EDF2F8" w:themeFill="accent1" w:themeFillTint="19"/>
+        <w:shd w:val="clear" w:color="auto" w:fill="F5F6FA" w:themeFill="accent1" w:themeFillTint="19"/>
       </w:tcPr>
     </w:tblStylePr>
     <w:tblStylePr w:type="lastRow">
@@ -16574,13 +16633,13 @@
           <w:insideH w:val="nil"/>
           <w:insideV w:val="nil"/>
         </w:tcBorders>
-        <w:shd w:val="clear" w:color="auto" w:fill="DBE5F1" w:themeFill="accent1" w:themeFillTint="33"/>
+        <w:shd w:val="clear" w:color="auto" w:fill="E9EDF4" w:themeFill="accent1" w:themeFillTint="33"/>
       </w:tcPr>
     </w:tblStylePr>
     <w:tblStylePr w:type="band1Vert">
       <w:tblPr/>
       <w:tcPr>
-        <w:shd w:val="clear" w:color="auto" w:fill="A7C0DE" w:themeFill="accent1" w:themeFillTint="7f"/>
+        <w:shd w:val="clear" w:color="auto" w:fill="C2CDE1" w:themeFill="accent1" w:themeFillTint="7f"/>
       </w:tcPr>
     </w:tblStylePr>
     <w:tblStylePr w:type="band1Horz">
@@ -16590,7 +16649,7 @@
           <w:insideH w:val="single" w:sz="6" w:space="0" w:color="4F81BD" w:themeColor="accent1"/>
           <w:insideV w:val="single" w:sz="6" w:space="0" w:color="4F81BD" w:themeColor="accent1"/>
         </w:tcBorders>
-        <w:shd w:val="clear" w:color="auto" w:fill="A7C0DE" w:themeFill="accent1" w:themeFillTint="7f"/>
+        <w:shd w:val="clear" w:color="auto" w:fill="C2CDE1" w:themeFill="accent1" w:themeFillTint="7f"/>
       </w:tcPr>
     </w:tblStylePr>
     <w:tblStylePr w:type="nwCell">
@@ -16631,7 +16690,7 @@
       <w:tblStyleRowBandSize w:val="1"/>
     </w:tblPr>
     <w:tcPr>
-      <w:shd w:val="clear" w:color="auto" w:fill="EFD3D3" w:themeFill="accent2" w:themeFillTint="3f"/>
+      <w:shd w:val="clear" w:color="auto" w:fill="F1E4E3" w:themeFill="accent2" w:themeFillTint="3f"/>
     </w:tcPr>
     <w:tblStylePr w:type="firstRow">
       <w:rPr>
@@ -16641,7 +16700,7 @@
       </w:rPr>
       <w:tblPr/>
       <w:tcPr>
-        <w:shd w:val="clear" w:color="auto" w:fill="F8EDED" w:themeFill="accent2" w:themeFillTint="19"/>
+        <w:shd w:val="clear" w:color="auto" w:fill="FAF5F5" w:themeFill="accent2" w:themeFillTint="19"/>
       </w:tcPr>
     </w:tblStylePr>
     <w:tblStylePr w:type="lastRow">
@@ -16698,13 +16757,13 @@
           <w:insideH w:val="nil"/>
           <w:insideV w:val="nil"/>
         </w:tcBorders>
-        <w:shd w:val="clear" w:color="auto" w:fill="F2DBDB" w:themeFill="accent2" w:themeFillTint="33"/>
+        <w:shd w:val="clear" w:color="auto" w:fill="F4E9E9" w:themeFill="accent2" w:themeFillTint="33"/>
       </w:tcPr>
     </w:tblStylePr>
     <w:tblStylePr w:type="band1Vert">
       <w:tblPr/>
       <w:tcPr>
-        <w:shd w:val="clear" w:color="auto" w:fill="DFA7A6" w:themeFill="accent2" w:themeFillTint="7f"/>
+        <w:shd w:val="clear" w:color="auto" w:fill="E2C3C2" w:themeFill="accent2" w:themeFillTint="7f"/>
       </w:tcPr>
     </w:tblStylePr>
     <w:tblStylePr w:type="band1Horz">
@@ -16714,7 +16773,7 @@
           <w:insideH w:val="single" w:sz="6" w:space="0" w:color="C0504D" w:themeColor="accent2"/>
           <w:insideV w:val="single" w:sz="6" w:space="0" w:color="C0504D" w:themeColor="accent2"/>
         </w:tcBorders>
-        <w:shd w:val="clear" w:color="auto" w:fill="DFA7A6" w:themeFill="accent2" w:themeFillTint="7f"/>
+        <w:shd w:val="clear" w:color="auto" w:fill="E2C3C2" w:themeFill="accent2" w:themeFillTint="7f"/>
       </w:tcPr>
     </w:tblStylePr>
     <w:tblStylePr w:type="nwCell">
@@ -16755,7 +16814,7 @@
       <w:tblStyleRowBandSize w:val="1"/>
     </w:tblPr>
     <w:tcPr>
-      <w:shd w:val="clear" w:color="auto" w:fill="E6EED5" w:themeFill="accent3" w:themeFillTint="3f"/>
+      <w:shd w:val="clear" w:color="auto" w:fill="EBF0E4" w:themeFill="accent3" w:themeFillTint="3f"/>
     </w:tcPr>
     <w:tblStylePr w:type="firstRow">
       <w:rPr>
@@ -16765,7 +16824,7 @@
       </w:rPr>
       <w:tblPr/>
       <w:tcPr>
-        <w:shd w:val="clear" w:color="auto" w:fill="F5F8EE" w:themeFill="accent3" w:themeFillTint="19"/>
+        <w:shd w:val="clear" w:color="auto" w:fill="F7F9F5" w:themeFill="accent3" w:themeFillTint="19"/>
       </w:tcPr>
     </w:tblStylePr>
     <w:tblStylePr w:type="lastRow">
@@ -16822,13 +16881,13 @@
           <w:insideH w:val="nil"/>
           <w:insideV w:val="nil"/>
         </w:tcBorders>
-        <w:shd w:val="clear" w:color="auto" w:fill="EBF1DD" w:themeFill="accent3" w:themeFillTint="33"/>
+        <w:shd w:val="clear" w:color="auto" w:fill="EFF3EA" w:themeFill="accent3" w:themeFillTint="33"/>
       </w:tcPr>
     </w:tblStylePr>
     <w:tblStylePr w:type="band1Vert">
       <w:tblPr/>
       <w:tcPr>
-        <w:shd w:val="clear" w:color="auto" w:fill="CDDDAC" w:themeFill="accent3" w:themeFillTint="7f"/>
+        <w:shd w:val="clear" w:color="auto" w:fill="D5E0C4" w:themeFill="accent3" w:themeFillTint="7f"/>
       </w:tcPr>
     </w:tblStylePr>
     <w:tblStylePr w:type="band1Horz">
@@ -16838,7 +16897,7 @@
           <w:insideH w:val="single" w:sz="6" w:space="0" w:color="9BBB59" w:themeColor="accent3"/>
           <w:insideV w:val="single" w:sz="6" w:space="0" w:color="9BBB59" w:themeColor="accent3"/>
         </w:tcBorders>
-        <w:shd w:val="clear" w:color="auto" w:fill="CDDDAC" w:themeFill="accent3" w:themeFillTint="7f"/>
+        <w:shd w:val="clear" w:color="auto" w:fill="D5E0C4" w:themeFill="accent3" w:themeFillTint="7f"/>
       </w:tcPr>
     </w:tblStylePr>
     <w:tblStylePr w:type="nwCell">
@@ -16879,7 +16938,7 @@
       <w:tblStyleRowBandSize w:val="1"/>
     </w:tblPr>
     <w:tcPr>
-      <w:shd w:val="clear" w:color="auto" w:fill="DFD8E8" w:themeFill="accent4" w:themeFillTint="3f"/>
+      <w:shd w:val="clear" w:color="auto" w:fill="E8E5EC" w:themeFill="accent4" w:themeFillTint="3f"/>
     </w:tcPr>
     <w:tblStylePr w:type="firstRow">
       <w:rPr>
@@ -16889,7 +16948,7 @@
       </w:rPr>
       <w:tblPr/>
       <w:tcPr>
-        <w:shd w:val="clear" w:color="auto" w:fill="F2EFF5" w:themeFill="accent4" w:themeFillTint="19"/>
+        <w:shd w:val="clear" w:color="auto" w:fill="F6F5F8" w:themeFill="accent4" w:themeFillTint="19"/>
       </w:tcPr>
     </w:tblStylePr>
     <w:tblStylePr w:type="lastRow">
@@ -16946,13 +17005,13 @@
           <w:insideH w:val="nil"/>
           <w:insideV w:val="nil"/>
         </w:tcBorders>
-        <w:shd w:val="clear" w:color="auto" w:fill="E5E0EC" w:themeFill="accent4" w:themeFillTint="33"/>
+        <w:shd w:val="clear" w:color="auto" w:fill="EDEAF0" w:themeFill="accent4" w:themeFillTint="33"/>
       </w:tcPr>
     </w:tblStylePr>
     <w:tblStylePr w:type="band1Vert">
       <w:tblPr/>
       <w:tcPr>
-        <w:shd w:val="clear" w:color="auto" w:fill="BFB1D0" w:themeFill="accent4" w:themeFillTint="7f"/>
+        <w:shd w:val="clear" w:color="auto" w:fill="CDC6D7" w:themeFill="accent4" w:themeFillTint="7f"/>
       </w:tcPr>
     </w:tblStylePr>
     <w:tblStylePr w:type="band1Horz">
@@ -16962,7 +17021,7 @@
           <w:insideH w:val="single" w:sz="6" w:space="0" w:color="8064A2" w:themeColor="accent4"/>
           <w:insideV w:val="single" w:sz="6" w:space="0" w:color="8064A2" w:themeColor="accent4"/>
         </w:tcBorders>
-        <w:shd w:val="clear" w:color="auto" w:fill="BFB1D0" w:themeFill="accent4" w:themeFillTint="7f"/>
+        <w:shd w:val="clear" w:color="auto" w:fill="CDC6D7" w:themeFill="accent4" w:themeFillTint="7f"/>
       </w:tcPr>
     </w:tblStylePr>
     <w:tblStylePr w:type="nwCell">
@@ -17003,7 +17062,7 @@
       <w:tblStyleRowBandSize w:val="1"/>
     </w:tblPr>
     <w:tcPr>
-      <w:shd w:val="clear" w:color="auto" w:fill="D2EAF0" w:themeFill="accent5" w:themeFillTint="3f"/>
+      <w:shd w:val="clear" w:color="auto" w:fill="E3EEF3" w:themeFill="accent5" w:themeFillTint="3f"/>
     </w:tcPr>
     <w:tblStylePr w:type="firstRow">
       <w:rPr>
@@ -17013,7 +17072,7 @@
       </w:rPr>
       <w:tblPr/>
       <w:tcPr>
-        <w:shd w:val="clear" w:color="auto" w:fill="EDF6F9" w:themeFill="accent5" w:themeFillTint="19"/>
+        <w:shd w:val="clear" w:color="auto" w:fill="F5F8FA" w:themeFill="accent5" w:themeFillTint="19"/>
       </w:tcPr>
     </w:tblStylePr>
     <w:tblStylePr w:type="lastRow">
@@ -17070,13 +17129,13 @@
           <w:insideH w:val="nil"/>
           <w:insideV w:val="nil"/>
         </w:tcBorders>
-        <w:shd w:val="clear" w:color="auto" w:fill="DAEEF3" w:themeFill="accent5" w:themeFillTint="33"/>
+        <w:shd w:val="clear" w:color="auto" w:fill="E9F1F5" w:themeFill="accent5" w:themeFillTint="33"/>
       </w:tcPr>
     </w:tblStylePr>
     <w:tblStylePr w:type="band1Vert">
       <w:tblPr/>
       <w:tcPr>
-        <w:shd w:val="clear" w:color="auto" w:fill="A5D5E2" w:themeFill="accent5" w:themeFillTint="7f"/>
+        <w:shd w:val="clear" w:color="auto" w:fill="C2DBE5" w:themeFill="accent5" w:themeFillTint="7f"/>
       </w:tcPr>
     </w:tblStylePr>
     <w:tblStylePr w:type="band1Horz">
@@ -17086,7 +17145,7 @@
           <w:insideH w:val="single" w:sz="6" w:space="0" w:color="4BACC6" w:themeColor="accent5"/>
           <w:insideV w:val="single" w:sz="6" w:space="0" w:color="4BACC6" w:themeColor="accent5"/>
         </w:tcBorders>
-        <w:shd w:val="clear" w:color="auto" w:fill="A5D5E2" w:themeFill="accent5" w:themeFillTint="7f"/>
+        <w:shd w:val="clear" w:color="auto" w:fill="C2DBE5" w:themeFill="accent5" w:themeFillTint="7f"/>
       </w:tcPr>
     </w:tblStylePr>
     <w:tblStylePr w:type="nwCell">
@@ -17127,7 +17186,7 @@
       <w:tblStyleRowBandSize w:val="1"/>
     </w:tblPr>
     <w:tcPr>
-      <w:shd w:val="clear" w:color="auto" w:fill="FDE5D1" w:themeFill="accent6" w:themeFillTint="3f"/>
+      <w:shd w:val="clear" w:color="auto" w:fill="FDEBE3" w:themeFill="accent6" w:themeFillTint="3f"/>
     </w:tcPr>
     <w:tblStylePr w:type="firstRow">
       <w:rPr>
@@ -17137,7 +17196,7 @@
       </w:rPr>
       <w:tblPr/>
       <w:tcPr>
-        <w:shd w:val="clear" w:color="auto" w:fill="FEF4EC" w:themeFill="accent6" w:themeFillTint="19"/>
+        <w:shd w:val="clear" w:color="auto" w:fill="FEF7F4" w:themeFill="accent6" w:themeFillTint="19"/>
       </w:tcPr>
     </w:tblStylePr>
     <w:tblStylePr w:type="lastRow">
@@ -17194,13 +17253,13 @@
           <w:insideH w:val="nil"/>
           <w:insideV w:val="nil"/>
         </w:tcBorders>
-        <w:shd w:val="clear" w:color="auto" w:fill="FDEAD9" w:themeFill="accent6" w:themeFillTint="33"/>
+        <w:shd w:val="clear" w:color="auto" w:fill="FDEFE9" w:themeFill="accent6" w:themeFillTint="33"/>
       </w:tcPr>
     </w:tblStylePr>
     <w:tblStylePr w:type="band1Vert">
       <w:tblPr/>
       <w:tcPr>
-        <w:shd w:val="clear" w:color="auto" w:fill="FBCAA2" w:themeFill="accent6" w:themeFillTint="7f"/>
+        <w:shd w:val="clear" w:color="auto" w:fill="FBD3C1" w:themeFill="accent6" w:themeFillTint="7f"/>
       </w:tcPr>
     </w:tblStylePr>
     <w:tblStylePr w:type="band1Horz">
@@ -17210,7 +17269,7 @@
           <w:insideH w:val="single" w:sz="6" w:space="0" w:color="F79646" w:themeColor="accent6"/>
           <w:insideV w:val="single" w:sz="6" w:space="0" w:color="F79646" w:themeColor="accent6"/>
         </w:tcBorders>
-        <w:shd w:val="clear" w:color="auto" w:fill="FBCAA2" w:themeFill="accent6" w:themeFillTint="7f"/>
+        <w:shd w:val="clear" w:color="auto" w:fill="FBD3C1" w:themeFill="accent6" w:themeFillTint="7f"/>
       </w:tcPr>
     </w:tblStylePr>
     <w:tblStylePr w:type="nwCell">
@@ -17247,7 +17306,7 @@
       <w:tblStyleRowBandSize w:val="1"/>
     </w:tblPr>
     <w:tcPr>
-      <w:shd w:val="clear" w:color="auto" w:fill="BFBFBF" w:themeFill="text1" w:themeFillTint="3f"/>
+      <w:shd w:val="clear" w:color="auto" w:fill="E1E1E1" w:themeFill="text1" w:themeFillTint="3f"/>
     </w:tcPr>
     <w:tblStylePr w:type="firstRow">
       <w:rPr>
@@ -17342,7 +17401,7 @@
           <w:insideH w:val="nil"/>
           <w:insideV w:val="nil"/>
         </w:tcBorders>
-        <w:shd w:val="clear" w:color="auto" w:fill="7F7F7F" w:themeFill="text1" w:themeFillTint="7f"/>
+        <w:shd w:val="clear" w:color="auto" w:fill="BDBDBD" w:themeFill="text1" w:themeFillTint="7f"/>
       </w:tcPr>
     </w:tblStylePr>
     <w:tblStylePr w:type="band1Horz">
@@ -17356,7 +17415,7 @@
           <w:insideH w:val="single" w:sz="8" w:space="0" w:color="FFFFFF" w:themeColor="background1"/>
           <w:insideV w:val="single" w:sz="8" w:space="0" w:color="FFFFFF" w:themeColor="background1"/>
         </w:tcBorders>
-        <w:shd w:val="clear" w:color="auto" w:fill="7F7F7F" w:themeFill="text1" w:themeFillTint="7f"/>
+        <w:shd w:val="clear" w:color="auto" w:fill="BDBDBD" w:themeFill="text1" w:themeFillTint="7f"/>
       </w:tcPr>
     </w:tblStylePr>
   </w:style>
@@ -17387,7 +17446,7 @@
       <w:tblStyleRowBandSize w:val="1"/>
     </w:tblPr>
     <w:tcPr>
-      <w:shd w:val="clear" w:color="auto" w:fill="D3DFEE" w:themeFill="accent1" w:themeFillTint="3f"/>
+      <w:shd w:val="clear" w:color="auto" w:fill="E4E8F1" w:themeFill="accent1" w:themeFillTint="3f"/>
     </w:tcPr>
     <w:tblStylePr w:type="firstRow">
       <w:rPr>
@@ -17482,7 +17541,7 @@
           <w:insideH w:val="nil"/>
           <w:insideV w:val="nil"/>
         </w:tcBorders>
-        <w:shd w:val="clear" w:color="auto" w:fill="A7C0DE" w:themeFill="accent1" w:themeFillTint="7f"/>
+        <w:shd w:val="clear" w:color="auto" w:fill="C2CDE1" w:themeFill="accent1" w:themeFillTint="7f"/>
       </w:tcPr>
     </w:tblStylePr>
     <w:tblStylePr w:type="band1Horz">
@@ -17496,7 +17555,7 @@
           <w:insideH w:val="single" w:sz="8" w:space="0" w:color="FFFFFF" w:themeColor="background1"/>
           <w:insideV w:val="single" w:sz="8" w:space="0" w:color="FFFFFF" w:themeColor="background1"/>
         </w:tcBorders>
-        <w:shd w:val="clear" w:color="auto" w:fill="A7C0DE" w:themeFill="accent1" w:themeFillTint="7f"/>
+        <w:shd w:val="clear" w:color="auto" w:fill="C2CDE1" w:themeFill="accent1" w:themeFillTint="7f"/>
       </w:tcPr>
     </w:tblStylePr>
   </w:style>
@@ -17527,7 +17586,7 @@
       <w:tblStyleRowBandSize w:val="1"/>
     </w:tblPr>
     <w:tcPr>
-      <w:shd w:val="clear" w:color="auto" w:fill="EFD3D3" w:themeFill="accent2" w:themeFillTint="3f"/>
+      <w:shd w:val="clear" w:color="auto" w:fill="F1E4E3" w:themeFill="accent2" w:themeFillTint="3f"/>
     </w:tcPr>
     <w:tblStylePr w:type="firstRow">
       <w:rPr>
@@ -17622,7 +17681,7 @@
           <w:insideH w:val="nil"/>
           <w:insideV w:val="nil"/>
         </w:tcBorders>
-        <w:shd w:val="clear" w:color="auto" w:fill="DFA7A6" w:themeFill="accent2" w:themeFillTint="7f"/>
+        <w:shd w:val="clear" w:color="auto" w:fill="E2C3C2" w:themeFill="accent2" w:themeFillTint="7f"/>
       </w:tcPr>
     </w:tblStylePr>
     <w:tblStylePr w:type="band1Horz">
@@ -17636,7 +17695,7 @@
           <w:insideH w:val="single" w:sz="8" w:space="0" w:color="FFFFFF" w:themeColor="background1"/>
           <w:insideV w:val="single" w:sz="8" w:space="0" w:color="FFFFFF" w:themeColor="background1"/>
         </w:tcBorders>
-        <w:shd w:val="clear" w:color="auto" w:fill="DFA7A6" w:themeFill="accent2" w:themeFillTint="7f"/>
+        <w:shd w:val="clear" w:color="auto" w:fill="E2C3C2" w:themeFill="accent2" w:themeFillTint="7f"/>
       </w:tcPr>
     </w:tblStylePr>
   </w:style>
@@ -17667,7 +17726,7 @@
       <w:tblStyleRowBandSize w:val="1"/>
     </w:tblPr>
     <w:tcPr>
-      <w:shd w:val="clear" w:color="auto" w:fill="E6EED5" w:themeFill="accent3" w:themeFillTint="3f"/>
+      <w:shd w:val="clear" w:color="auto" w:fill="EBF0E4" w:themeFill="accent3" w:themeFillTint="3f"/>
     </w:tcPr>
     <w:tblStylePr w:type="firstRow">
       <w:rPr>
@@ -17762,7 +17821,7 @@
           <w:insideH w:val="nil"/>
           <w:insideV w:val="nil"/>
         </w:tcBorders>
-        <w:shd w:val="clear" w:color="auto" w:fill="CDDDAC" w:themeFill="accent3" w:themeFillTint="7f"/>
+        <w:shd w:val="clear" w:color="auto" w:fill="D5E0C4" w:themeFill="accent3" w:themeFillTint="7f"/>
       </w:tcPr>
     </w:tblStylePr>
     <w:tblStylePr w:type="band1Horz">
@@ -17776,7 +17835,7 @@
           <w:insideH w:val="single" w:sz="8" w:space="0" w:color="FFFFFF" w:themeColor="background1"/>
           <w:insideV w:val="single" w:sz="8" w:space="0" w:color="FFFFFF" w:themeColor="background1"/>
         </w:tcBorders>
-        <w:shd w:val="clear" w:color="auto" w:fill="CDDDAC" w:themeFill="accent3" w:themeFillTint="7f"/>
+        <w:shd w:val="clear" w:color="auto" w:fill="D5E0C4" w:themeFill="accent3" w:themeFillTint="7f"/>
       </w:tcPr>
     </w:tblStylePr>
   </w:style>
@@ -17807,7 +17866,7 @@
       <w:tblStyleRowBandSize w:val="1"/>
     </w:tblPr>
     <w:tcPr>
-      <w:shd w:val="clear" w:color="auto" w:fill="DFD8E8" w:themeFill="accent4" w:themeFillTint="3f"/>
+      <w:shd w:val="clear" w:color="auto" w:fill="E8E5EC" w:themeFill="accent4" w:themeFillTint="3f"/>
     </w:tcPr>
     <w:tblStylePr w:type="firstRow">
       <w:rPr>
@@ -17902,7 +17961,7 @@
           <w:insideH w:val="nil"/>
           <w:insideV w:val="nil"/>
         </w:tcBorders>
-        <w:shd w:val="clear" w:color="auto" w:fill="BFB1D0" w:themeFill="accent4" w:themeFillTint="7f"/>
+        <w:shd w:val="clear" w:color="auto" w:fill="CDC6D7" w:themeFill="accent4" w:themeFillTint="7f"/>
       </w:tcPr>
     </w:tblStylePr>
     <w:tblStylePr w:type="band1Horz">
@@ -17916,7 +17975,7 @@
           <w:insideH w:val="single" w:sz="8" w:space="0" w:color="FFFFFF" w:themeColor="background1"/>
           <w:insideV w:val="single" w:sz="8" w:space="0" w:color="FFFFFF" w:themeColor="background1"/>
         </w:tcBorders>
-        <w:shd w:val="clear" w:color="auto" w:fill="BFB1D0" w:themeFill="accent4" w:themeFillTint="7f"/>
+        <w:shd w:val="clear" w:color="auto" w:fill="CDC6D7" w:themeFill="accent4" w:themeFillTint="7f"/>
       </w:tcPr>
     </w:tblStylePr>
   </w:style>
@@ -17947,7 +18006,7 @@
       <w:tblStyleRowBandSize w:val="1"/>
     </w:tblPr>
     <w:tcPr>
-      <w:shd w:val="clear" w:color="auto" w:fill="D2EAF0" w:themeFill="accent5" w:themeFillTint="3f"/>
+      <w:shd w:val="clear" w:color="auto" w:fill="E3EEF3" w:themeFill="accent5" w:themeFillTint="3f"/>
     </w:tcPr>
     <w:tblStylePr w:type="firstRow">
       <w:rPr>
@@ -18042,7 +18101,7 @@
           <w:insideH w:val="nil"/>
           <w:insideV w:val="nil"/>
         </w:tcBorders>
-        <w:shd w:val="clear" w:color="auto" w:fill="A5D5E2" w:themeFill="accent5" w:themeFillTint="7f"/>
+        <w:shd w:val="clear" w:color="auto" w:fill="C2DBE5" w:themeFill="accent5" w:themeFillTint="7f"/>
       </w:tcPr>
     </w:tblStylePr>
     <w:tblStylePr w:type="band1Horz">
@@ -18056,7 +18115,7 @@
           <w:insideH w:val="single" w:sz="8" w:space="0" w:color="FFFFFF" w:themeColor="background1"/>
           <w:insideV w:val="single" w:sz="8" w:space="0" w:color="FFFFFF" w:themeColor="background1"/>
         </w:tcBorders>
-        <w:shd w:val="clear" w:color="auto" w:fill="A5D5E2" w:themeFill="accent5" w:themeFillTint="7f"/>
+        <w:shd w:val="clear" w:color="auto" w:fill="C2DBE5" w:themeFill="accent5" w:themeFillTint="7f"/>
       </w:tcPr>
     </w:tblStylePr>
   </w:style>
@@ -18087,7 +18146,7 @@
       <w:tblStyleRowBandSize w:val="1"/>
     </w:tblPr>
     <w:tcPr>
-      <w:shd w:val="clear" w:color="auto" w:fill="FDE5D1" w:themeFill="accent6" w:themeFillTint="3f"/>
+      <w:shd w:val="clear" w:color="auto" w:fill="FDEBE3" w:themeFill="accent6" w:themeFillTint="3f"/>
     </w:tcPr>
     <w:tblStylePr w:type="firstRow">
       <w:rPr>
@@ -18182,7 +18241,7 @@
           <w:insideH w:val="nil"/>
           <w:insideV w:val="nil"/>
         </w:tcBorders>
-        <w:shd w:val="clear" w:color="auto" w:fill="FBCAA2" w:themeFill="accent6" w:themeFillTint="7f"/>
+        <w:shd w:val="clear" w:color="auto" w:fill="FBD3C1" w:themeFill="accent6" w:themeFillTint="7f"/>
       </w:tcPr>
     </w:tblStylePr>
     <w:tblStylePr w:type="band1Horz">
@@ -18196,7 +18255,7 @@
           <w:insideH w:val="single" w:sz="8" w:space="0" w:color="FFFFFF" w:themeColor="background1"/>
           <w:insideV w:val="single" w:sz="8" w:space="0" w:color="FFFFFF" w:themeColor="background1"/>
         </w:tcBorders>
-        <w:shd w:val="clear" w:color="auto" w:fill="FBCAA2" w:themeFill="accent6" w:themeFillTint="7f"/>
+        <w:shd w:val="clear" w:color="auto" w:fill="FBD3C1" w:themeFill="accent6" w:themeFillTint="7f"/>
       </w:tcPr>
     </w:tblStylePr>
   </w:style>
@@ -19021,7 +19080,7 @@
       <w:tblStyleRowBandSize w:val="1"/>
     </w:tblPr>
     <w:tcPr>
-      <w:shd w:val="clear" w:color="auto" w:fill="E5E5E5" w:themeFill="text1" w:themeFillTint="19"/>
+      <w:shd w:val="clear" w:color="auto" w:fill="F4F4F4" w:themeFill="text1" w:themeFillTint="19"/>
     </w:tcPr>
     <w:tblStylePr w:type="firstRow">
       <w:rPr>
@@ -19092,13 +19151,13 @@
     <w:tblStylePr w:type="band1Vert">
       <w:tblPr/>
       <w:tcPr>
-        <w:shd w:val="clear" w:color="auto" w:fill="989898" w:themeFill="text1" w:themeFillTint="66"/>
+        <w:shd w:val="clear" w:color="auto" w:fill="CCCCCC" w:themeFill="text1" w:themeFillTint="66"/>
       </w:tcPr>
     </w:tblStylePr>
     <w:tblStylePr w:type="band1Horz">
       <w:tblPr/>
       <w:tcPr>
-        <w:shd w:val="clear" w:color="auto" w:fill="7F7F7F" w:themeFill="text1" w:themeFillTint="7f"/>
+        <w:shd w:val="clear" w:color="auto" w:fill="BDBDBD" w:themeFill="text1" w:themeFillTint="7f"/>
       </w:tcPr>
     </w:tblStylePr>
     <w:tblStylePr w:type="neCell">
@@ -19142,7 +19201,7 @@
       <w:tblStyleRowBandSize w:val="1"/>
     </w:tblPr>
     <w:tcPr>
-      <w:shd w:val="clear" w:color="auto" w:fill="EDF2F8" w:themeFill="accent1" w:themeFillTint="19"/>
+      <w:shd w:val="clear" w:color="auto" w:fill="F5F6FA" w:themeFill="accent1" w:themeFillTint="19"/>
     </w:tcPr>
     <w:tblStylePr w:type="firstRow">
       <w:rPr>
@@ -19213,13 +19272,13 @@
     <w:tblStylePr w:type="band1Vert">
       <w:tblPr/>
       <w:tcPr>
-        <w:shd w:val="clear" w:color="auto" w:fill="B8CCE4" w:themeFill="accent1" w:themeFillTint="66"/>
+        <w:shd w:val="clear" w:color="auto" w:fill="D0D8E8" w:themeFill="accent1" w:themeFillTint="66"/>
       </w:tcPr>
     </w:tblStylePr>
     <w:tblStylePr w:type="band1Horz">
       <w:tblPr/>
       <w:tcPr>
-        <w:shd w:val="clear" w:color="auto" w:fill="A7C0DE" w:themeFill="accent1" w:themeFillTint="7f"/>
+        <w:shd w:val="clear" w:color="auto" w:fill="C2CDE1" w:themeFill="accent1" w:themeFillTint="7f"/>
       </w:tcPr>
     </w:tblStylePr>
     <w:tblStylePr w:type="neCell">
@@ -19263,7 +19322,7 @@
       <w:tblStyleRowBandSize w:val="1"/>
     </w:tblPr>
     <w:tcPr>
-      <w:shd w:val="clear" w:color="auto" w:fill="F8EDED" w:themeFill="accent2" w:themeFillTint="19"/>
+      <w:shd w:val="clear" w:color="auto" w:fill="FAF5F5" w:themeFill="accent2" w:themeFillTint="19"/>
     </w:tcPr>
     <w:tblStylePr w:type="firstRow">
       <w:rPr>
@@ -19334,13 +19393,13 @@
     <w:tblStylePr w:type="band1Vert">
       <w:tblPr/>
       <w:tcPr>
-        <w:shd w:val="clear" w:color="auto" w:fill="E5B9B7" w:themeFill="accent2" w:themeFillTint="66"/>
+        <w:shd w:val="clear" w:color="auto" w:fill="E8D0D0" w:themeFill="accent2" w:themeFillTint="66"/>
       </w:tcPr>
     </w:tblStylePr>
     <w:tblStylePr w:type="band1Horz">
       <w:tblPr/>
       <w:tcPr>
-        <w:shd w:val="clear" w:color="auto" w:fill="DFA7A6" w:themeFill="accent2" w:themeFillTint="7f"/>
+        <w:shd w:val="clear" w:color="auto" w:fill="E2C3C2" w:themeFill="accent2" w:themeFillTint="7f"/>
       </w:tcPr>
     </w:tblStylePr>
     <w:tblStylePr w:type="neCell">
@@ -19384,7 +19443,7 @@
       <w:tblStyleRowBandSize w:val="1"/>
     </w:tblPr>
     <w:tcPr>
-      <w:shd w:val="clear" w:color="auto" w:fill="F5F8EE" w:themeFill="accent3" w:themeFillTint="19"/>
+      <w:shd w:val="clear" w:color="auto" w:fill="F7F9F5" w:themeFill="accent3" w:themeFillTint="19"/>
     </w:tcPr>
     <w:tblStylePr w:type="firstRow">
       <w:rPr>
@@ -19455,13 +19514,13 @@
     <w:tblStylePr w:type="band1Vert">
       <w:tblPr/>
       <w:tcPr>
-        <w:shd w:val="clear" w:color="auto" w:fill="D7E3BC" w:themeFill="accent3" w:themeFillTint="66"/>
+        <w:shd w:val="clear" w:color="auto" w:fill="DEE7D1" w:themeFill="accent3" w:themeFillTint="66"/>
       </w:tcPr>
     </w:tblStylePr>
     <w:tblStylePr w:type="band1Horz">
       <w:tblPr/>
       <w:tcPr>
-        <w:shd w:val="clear" w:color="auto" w:fill="CDDDAC" w:themeFill="accent3" w:themeFillTint="7f"/>
+        <w:shd w:val="clear" w:color="auto" w:fill="D5E0C4" w:themeFill="accent3" w:themeFillTint="7f"/>
       </w:tcPr>
     </w:tblStylePr>
   </w:style>
@@ -19495,7 +19554,7 @@
       <w:tblStyleRowBandSize w:val="1"/>
     </w:tblPr>
     <w:tcPr>
-      <w:shd w:val="clear" w:color="auto" w:fill="F2EFF5" w:themeFill="accent4" w:themeFillTint="19"/>
+      <w:shd w:val="clear" w:color="auto" w:fill="F6F5F8" w:themeFill="accent4" w:themeFillTint="19"/>
     </w:tcPr>
     <w:tblStylePr w:type="firstRow">
       <w:rPr>
@@ -19566,13 +19625,13 @@
     <w:tblStylePr w:type="band1Vert">
       <w:tblPr/>
       <w:tcPr>
-        <w:shd w:val="clear" w:color="auto" w:fill="CCC1D9" w:themeFill="accent4" w:themeFillTint="66"/>
+        <w:shd w:val="clear" w:color="auto" w:fill="D8D3E0" w:themeFill="accent4" w:themeFillTint="66"/>
       </w:tcPr>
     </w:tblStylePr>
     <w:tblStylePr w:type="band1Horz">
       <w:tblPr/>
       <w:tcPr>
-        <w:shd w:val="clear" w:color="auto" w:fill="BFB1D0" w:themeFill="accent4" w:themeFillTint="7f"/>
+        <w:shd w:val="clear" w:color="auto" w:fill="CDC6D7" w:themeFill="accent4" w:themeFillTint="7f"/>
       </w:tcPr>
     </w:tblStylePr>
     <w:tblStylePr w:type="neCell">
@@ -19616,7 +19675,7 @@
       <w:tblStyleRowBandSize w:val="1"/>
     </w:tblPr>
     <w:tcPr>
-      <w:shd w:val="clear" w:color="auto" w:fill="EDF6F9" w:themeFill="accent5" w:themeFillTint="19"/>
+      <w:shd w:val="clear" w:color="auto" w:fill="F5F8FA" w:themeFill="accent5" w:themeFillTint="19"/>
     </w:tcPr>
     <w:tblStylePr w:type="firstRow">
       <w:rPr>
@@ -19687,13 +19746,13 @@
     <w:tblStylePr w:type="band1Vert">
       <w:tblPr/>
       <w:tcPr>
-        <w:shd w:val="clear" w:color="auto" w:fill="B7DDE8" w:themeFill="accent5" w:themeFillTint="66"/>
+        <w:shd w:val="clear" w:color="auto" w:fill="D0E3EA" w:themeFill="accent5" w:themeFillTint="66"/>
       </w:tcPr>
     </w:tblStylePr>
     <w:tblStylePr w:type="band1Horz">
       <w:tblPr/>
       <w:tcPr>
-        <w:shd w:val="clear" w:color="auto" w:fill="A5D5E2" w:themeFill="accent5" w:themeFillTint="7f"/>
+        <w:shd w:val="clear" w:color="auto" w:fill="C2DBE5" w:themeFill="accent5" w:themeFillTint="7f"/>
       </w:tcPr>
     </w:tblStylePr>
     <w:tblStylePr w:type="neCell">
@@ -19737,7 +19796,7 @@
       <w:tblStyleRowBandSize w:val="1"/>
     </w:tblPr>
     <w:tcPr>
-      <w:shd w:val="clear" w:color="auto" w:fill="FEF4EC" w:themeFill="accent6" w:themeFillTint="19"/>
+      <w:shd w:val="clear" w:color="auto" w:fill="FEF7F4" w:themeFill="accent6" w:themeFillTint="19"/>
     </w:tcPr>
     <w:tblStylePr w:type="firstRow">
       <w:rPr>
@@ -19808,13 +19867,13 @@
     <w:tblStylePr w:type="band1Vert">
       <w:tblPr/>
       <w:tcPr>
-        <w:shd w:val="clear" w:color="auto" w:fill="FBD5B5" w:themeFill="accent6" w:themeFillTint="66"/>
+        <w:shd w:val="clear" w:color="auto" w:fill="FCDDCF" w:themeFill="accent6" w:themeFillTint="66"/>
       </w:tcPr>
     </w:tblStylePr>
     <w:tblStylePr w:type="band1Horz">
       <w:tblPr/>
       <w:tcPr>
-        <w:shd w:val="clear" w:color="auto" w:fill="FBCAA2" w:themeFill="accent6" w:themeFillTint="7f"/>
+        <w:shd w:val="clear" w:color="auto" w:fill="FBD3C1" w:themeFill="accent6" w:themeFillTint="7f"/>
       </w:tcPr>
     </w:tblStylePr>
     <w:tblStylePr w:type="neCell">
@@ -19850,7 +19909,7 @@
       <w:tblStyleRowBandSize w:val="1"/>
     </w:tblPr>
     <w:tcPr>
-      <w:shd w:val="clear" w:color="auto" w:fill="E5E5E5" w:themeFill="text1" w:themeFillTint="19"/>
+      <w:shd w:val="clear" w:color="auto" w:fill="F4F4F4" w:themeFill="text1" w:themeFillTint="19"/>
     </w:tcPr>
     <w:tblStylePr w:type="firstRow">
       <w:rPr>
@@ -19903,13 +19962,13 @@
           <w:insideH w:val="nil"/>
           <w:insideV w:val="nil"/>
         </w:tcBorders>
-        <w:shd w:val="clear" w:color="auto" w:fill="BFBFBF" w:themeFill="text1" w:themeFillTint="3f"/>
+        <w:shd w:val="clear" w:color="auto" w:fill="E1E1E1" w:themeFill="text1" w:themeFillTint="3f"/>
       </w:tcPr>
     </w:tblStylePr>
     <w:tblStylePr w:type="band1Horz">
       <w:tblPr/>
       <w:tcPr>
-        <w:shd w:val="clear" w:color="auto" w:fill="CBCBCB" w:themeFill="text1" w:themeFillTint="33"/>
+        <w:shd w:val="clear" w:color="auto" w:fill="E7E7E7" w:themeFill="text1" w:themeFillTint="33"/>
       </w:tcPr>
     </w:tblStylePr>
   </w:style>
@@ -19935,7 +19994,7 @@
       <w:tblStyleRowBandSize w:val="1"/>
     </w:tblPr>
     <w:tcPr>
-      <w:shd w:val="clear" w:color="auto" w:fill="EDF2F8" w:themeFill="accent1" w:themeFillTint="19"/>
+      <w:shd w:val="clear" w:color="auto" w:fill="F5F6FA" w:themeFill="accent1" w:themeFillTint="19"/>
     </w:tcPr>
     <w:tblStylePr w:type="firstRow">
       <w:rPr>
@@ -19988,13 +20047,13 @@
           <w:insideH w:val="nil"/>
           <w:insideV w:val="nil"/>
         </w:tcBorders>
-        <w:shd w:val="clear" w:color="auto" w:fill="D3DFEE" w:themeFill="accent1" w:themeFillTint="3f"/>
+        <w:shd w:val="clear" w:color="auto" w:fill="E4E8F1" w:themeFill="accent1" w:themeFillTint="3f"/>
       </w:tcPr>
     </w:tblStylePr>
     <w:tblStylePr w:type="band1Horz">
       <w:tblPr/>
       <w:tcPr>
-        <w:shd w:val="clear" w:color="auto" w:fill="DBE5F1" w:themeFill="accent1" w:themeFillTint="33"/>
+        <w:shd w:val="clear" w:color="auto" w:fill="E9EDF4" w:themeFill="accent1" w:themeFillTint="33"/>
       </w:tcPr>
     </w:tblStylePr>
   </w:style>
@@ -20020,7 +20079,7 @@
       <w:tblStyleRowBandSize w:val="1"/>
     </w:tblPr>
     <w:tcPr>
-      <w:shd w:val="clear" w:color="auto" w:fill="F8EDED" w:themeFill="accent2" w:themeFillTint="19"/>
+      <w:shd w:val="clear" w:color="auto" w:fill="FAF5F5" w:themeFill="accent2" w:themeFillTint="19"/>
     </w:tcPr>
     <w:tblStylePr w:type="firstRow">
       <w:rPr>
@@ -20073,13 +20132,13 @@
           <w:insideH w:val="nil"/>
           <w:insideV w:val="nil"/>
         </w:tcBorders>
-        <w:shd w:val="clear" w:color="auto" w:fill="EFD3D3" w:themeFill="accent2" w:themeFillTint="3f"/>
+        <w:shd w:val="clear" w:color="auto" w:fill="F1E4E3" w:themeFill="accent2" w:themeFillTint="3f"/>
       </w:tcPr>
     </w:tblStylePr>
     <w:tblStylePr w:type="band1Horz">
       <w:tblPr/>
       <w:tcPr>
-        <w:shd w:val="clear" w:color="auto" w:fill="F2DBDB" w:themeFill="accent2" w:themeFillTint="33"/>
+        <w:shd w:val="clear" w:color="auto" w:fill="F4E9E9" w:themeFill="accent2" w:themeFillTint="33"/>
       </w:tcPr>
     </w:tblStylePr>
   </w:style>
@@ -20105,7 +20164,7 @@
       <w:tblStyleRowBandSize w:val="1"/>
     </w:tblPr>
     <w:tcPr>
-      <w:shd w:val="clear" w:color="auto" w:fill="F5F8EE" w:themeFill="accent3" w:themeFillTint="19"/>
+      <w:shd w:val="clear" w:color="auto" w:fill="F7F9F5" w:themeFill="accent3" w:themeFillTint="19"/>
     </w:tcPr>
     <w:tblStylePr w:type="firstRow">
       <w:rPr>
@@ -20158,13 +20217,13 @@
           <w:insideH w:val="nil"/>
           <w:insideV w:val="nil"/>
         </w:tcBorders>
-        <w:shd w:val="clear" w:color="auto" w:fill="E6EED5" w:themeFill="accent3" w:themeFillTint="3f"/>
+        <w:shd w:val="clear" w:color="auto" w:fill="EBF0E4" w:themeFill="accent3" w:themeFillTint="3f"/>
       </w:tcPr>
     </w:tblStylePr>
     <w:tblStylePr w:type="band1Horz">
       <w:tblPr/>
       <w:tcPr>
-        <w:shd w:val="clear" w:color="auto" w:fill="EBF1DD" w:themeFill="accent3" w:themeFillTint="33"/>
+        <w:shd w:val="clear" w:color="auto" w:fill="EFF3EA" w:themeFill="accent3" w:themeFillTint="33"/>
       </w:tcPr>
     </w:tblStylePr>
   </w:style>
@@ -20190,7 +20249,7 @@
       <w:tblStyleRowBandSize w:val="1"/>
     </w:tblPr>
     <w:tcPr>
-      <w:shd w:val="clear" w:color="auto" w:fill="F2EFF5" w:themeFill="accent4" w:themeFillTint="19"/>
+      <w:shd w:val="clear" w:color="auto" w:fill="F6F5F8" w:themeFill="accent4" w:themeFillTint="19"/>
     </w:tcPr>
     <w:tblStylePr w:type="firstRow">
       <w:rPr>
@@ -20243,13 +20302,13 @@
           <w:insideH w:val="nil"/>
           <w:insideV w:val="nil"/>
         </w:tcBorders>
-        <w:shd w:val="clear" w:color="auto" w:fill="DFD8E8" w:themeFill="accent4" w:themeFillTint="3f"/>
+        <w:shd w:val="clear" w:color="auto" w:fill="E8E5EC" w:themeFill="accent4" w:themeFillTint="3f"/>
       </w:tcPr>
     </w:tblStylePr>
     <w:tblStylePr w:type="band1Horz">
       <w:tblPr/>
       <w:tcPr>
-        <w:shd w:val="clear" w:color="auto" w:fill="E5E0EC" w:themeFill="accent4" w:themeFillTint="33"/>
+        <w:shd w:val="clear" w:color="auto" w:fill="EDEAF0" w:themeFill="accent4" w:themeFillTint="33"/>
       </w:tcPr>
     </w:tblStylePr>
   </w:style>
@@ -20275,7 +20334,7 @@
       <w:tblStyleRowBandSize w:val="1"/>
     </w:tblPr>
     <w:tcPr>
-      <w:shd w:val="clear" w:color="auto" w:fill="EDF6F9" w:themeFill="accent5" w:themeFillTint="19"/>
+      <w:shd w:val="clear" w:color="auto" w:fill="F5F8FA" w:themeFill="accent5" w:themeFillTint="19"/>
     </w:tcPr>
     <w:tblStylePr w:type="firstRow">
       <w:rPr>
@@ -20328,13 +20387,13 @@
           <w:insideH w:val="nil"/>
           <w:insideV w:val="nil"/>
         </w:tcBorders>
-        <w:shd w:val="clear" w:color="auto" w:fill="D2EAF0" w:themeFill="accent5" w:themeFillTint="3f"/>
+        <w:shd w:val="clear" w:color="auto" w:fill="E3EEF3" w:themeFill="accent5" w:themeFillTint="3f"/>
       </w:tcPr>
     </w:tblStylePr>
     <w:tblStylePr w:type="band1Horz">
       <w:tblPr/>
       <w:tcPr>
-        <w:shd w:val="clear" w:color="auto" w:fill="DAEEF3" w:themeFill="accent5" w:themeFillTint="33"/>
+        <w:shd w:val="clear" w:color="auto" w:fill="E9F1F5" w:themeFill="accent5" w:themeFillTint="33"/>
       </w:tcPr>
     </w:tblStylePr>
   </w:style>
@@ -20360,7 +20419,7 @@
       <w:tblStyleRowBandSize w:val="1"/>
     </w:tblPr>
     <w:tcPr>
-      <w:shd w:val="clear" w:color="auto" w:fill="FEF4EC" w:themeFill="accent6" w:themeFillTint="19"/>
+      <w:shd w:val="clear" w:color="auto" w:fill="FEF7F4" w:themeFill="accent6" w:themeFillTint="19"/>
     </w:tcPr>
     <w:tblStylePr w:type="firstRow">
       <w:rPr>
@@ -20413,13 +20472,13 @@
           <w:insideH w:val="nil"/>
           <w:insideV w:val="nil"/>
         </w:tcBorders>
-        <w:shd w:val="clear" w:color="auto" w:fill="FDE5D1" w:themeFill="accent6" w:themeFillTint="3f"/>
+        <w:shd w:val="clear" w:color="auto" w:fill="FDEBE3" w:themeFill="accent6" w:themeFillTint="3f"/>
       </w:tcPr>
     </w:tblStylePr>
     <w:tblStylePr w:type="band1Horz">
       <w:tblPr/>
       <w:tcPr>
-        <w:shd w:val="clear" w:color="auto" w:fill="FDEAD9" w:themeFill="accent6" w:themeFillTint="33"/>
+        <w:shd w:val="clear" w:color="auto" w:fill="FDEFE9" w:themeFill="accent6" w:themeFillTint="33"/>
       </w:tcPr>
     </w:tblStylePr>
   </w:style>
@@ -20448,7 +20507,7 @@
       <w:tblStyleRowBandSize w:val="1"/>
     </w:tblPr>
     <w:tcPr>
-      <w:shd w:val="clear" w:color="auto" w:fill="CBCBCB" w:themeFill="text1" w:themeFillTint="33"/>
+      <w:shd w:val="clear" w:color="auto" w:fill="E7E7E7" w:themeFill="text1" w:themeFillTint="33"/>
     </w:tcPr>
     <w:tblStylePr w:type="firstRow">
       <w:rPr>
@@ -20457,7 +20516,7 @@
       </w:rPr>
       <w:tblPr/>
       <w:tcPr>
-        <w:shd w:val="clear" w:color="auto" w:fill="989898" w:themeFill="text1" w:themeFillTint="66"/>
+        <w:shd w:val="clear" w:color="auto" w:fill="CCCCCC" w:themeFill="text1" w:themeFillTint="66"/>
       </w:tcPr>
     </w:tblStylePr>
     <w:tblStylePr w:type="lastRow">
@@ -20468,7 +20527,7 @@
       </w:rPr>
       <w:tblPr/>
       <w:tcPr>
-        <w:shd w:val="clear" w:color="auto" w:fill="989898" w:themeFill="text1" w:themeFillTint="66"/>
+        <w:shd w:val="clear" w:color="auto" w:fill="CCCCCC" w:themeFill="text1" w:themeFillTint="66"/>
       </w:tcPr>
     </w:tblStylePr>
     <w:tblStylePr w:type="firstCol">
@@ -20492,13 +20551,13 @@
     <w:tblStylePr w:type="band1Vert">
       <w:tblPr/>
       <w:tcPr>
-        <w:shd w:val="clear" w:color="auto" w:fill="7F7F7F" w:themeFill="text1" w:themeFillTint="7f"/>
+        <w:shd w:val="clear" w:color="auto" w:fill="BDBDBD" w:themeFill="text1" w:themeFillTint="7f"/>
       </w:tcPr>
     </w:tblStylePr>
     <w:tblStylePr w:type="band1Horz">
       <w:tblPr/>
       <w:tcPr>
-        <w:shd w:val="clear" w:color="auto" w:fill="7F7F7F" w:themeFill="text1" w:themeFillTint="7f"/>
+        <w:shd w:val="clear" w:color="auto" w:fill="BDBDBD" w:themeFill="text1" w:themeFillTint="7f"/>
       </w:tcPr>
     </w:tblStylePr>
   </w:style>
@@ -20527,7 +20586,7 @@
       <w:tblStyleRowBandSize w:val="1"/>
     </w:tblPr>
     <w:tcPr>
-      <w:shd w:val="clear" w:color="auto" w:fill="DBE5F1" w:themeFill="accent1" w:themeFillTint="33"/>
+      <w:shd w:val="clear" w:color="auto" w:fill="E9EDF4" w:themeFill="accent1" w:themeFillTint="33"/>
     </w:tcPr>
     <w:tblStylePr w:type="firstRow">
       <w:rPr>
@@ -20536,7 +20595,7 @@
       </w:rPr>
       <w:tblPr/>
       <w:tcPr>
-        <w:shd w:val="clear" w:color="auto" w:fill="B8CCE4" w:themeFill="accent1" w:themeFillTint="66"/>
+        <w:shd w:val="clear" w:color="auto" w:fill="D0D8E8" w:themeFill="accent1" w:themeFillTint="66"/>
       </w:tcPr>
     </w:tblStylePr>
     <w:tblStylePr w:type="lastRow">
@@ -20547,7 +20606,7 @@
       </w:rPr>
       <w:tblPr/>
       <w:tcPr>
-        <w:shd w:val="clear" w:color="auto" w:fill="B8CCE4" w:themeFill="accent1" w:themeFillTint="66"/>
+        <w:shd w:val="clear" w:color="auto" w:fill="D0D8E8" w:themeFill="accent1" w:themeFillTint="66"/>
       </w:tcPr>
     </w:tblStylePr>
     <w:tblStylePr w:type="firstCol">
@@ -20571,13 +20630,13 @@
     <w:tblStylePr w:type="band1Vert">
       <w:tblPr/>
       <w:tcPr>
-        <w:shd w:val="clear" w:color="auto" w:fill="A7C0DE" w:themeFill="accent1" w:themeFillTint="7f"/>
+        <w:shd w:val="clear" w:color="auto" w:fill="C2CDE1" w:themeFill="accent1" w:themeFillTint="7f"/>
       </w:tcPr>
     </w:tblStylePr>
     <w:tblStylePr w:type="band1Horz">
       <w:tblPr/>
       <w:tcPr>
-        <w:shd w:val="clear" w:color="auto" w:fill="A7C0DE" w:themeFill="accent1" w:themeFillTint="7f"/>
+        <w:shd w:val="clear" w:color="auto" w:fill="C2CDE1" w:themeFill="accent1" w:themeFillTint="7f"/>
       </w:tcPr>
     </w:tblStylePr>
   </w:style>
@@ -20606,7 +20665,7 @@
       <w:tblStyleRowBandSize w:val="1"/>
     </w:tblPr>
     <w:tcPr>
-      <w:shd w:val="clear" w:color="auto" w:fill="F2DBDB" w:themeFill="accent2" w:themeFillTint="33"/>
+      <w:shd w:val="clear" w:color="auto" w:fill="F4E9E9" w:themeFill="accent2" w:themeFillTint="33"/>
     </w:tcPr>
     <w:tblStylePr w:type="firstRow">
       <w:rPr>
@@ -20615,7 +20674,7 @@
       </w:rPr>
       <w:tblPr/>
       <w:tcPr>
-        <w:shd w:val="clear" w:color="auto" w:fill="E5B9B7" w:themeFill="accent2" w:themeFillTint="66"/>
+        <w:shd w:val="clear" w:color="auto" w:fill="E8D0D0" w:themeFill="accent2" w:themeFillTint="66"/>
       </w:tcPr>
     </w:tblStylePr>
     <w:tblStylePr w:type="lastRow">
@@ -20626,7 +20685,7 @@
       </w:rPr>
       <w:tblPr/>
       <w:tcPr>
-        <w:shd w:val="clear" w:color="auto" w:fill="E5B9B7" w:themeFill="accent2" w:themeFillTint="66"/>
+        <w:shd w:val="clear" w:color="auto" w:fill="E8D0D0" w:themeFill="accent2" w:themeFillTint="66"/>
       </w:tcPr>
     </w:tblStylePr>
     <w:tblStylePr w:type="firstCol">
@@ -20650,13 +20709,13 @@
     <w:tblStylePr w:type="band1Vert">
       <w:tblPr/>
       <w:tcPr>
-        <w:shd w:val="clear" w:color="auto" w:fill="DFA7A6" w:themeFill="accent2" w:themeFillTint="7f"/>
+        <w:shd w:val="clear" w:color="auto" w:fill="E2C3C2" w:themeFill="accent2" w:themeFillTint="7f"/>
       </w:tcPr>
     </w:tblStylePr>
     <w:tblStylePr w:type="band1Horz">
       <w:tblPr/>
       <w:tcPr>
-        <w:shd w:val="clear" w:color="auto" w:fill="DFA7A6" w:themeFill="accent2" w:themeFillTint="7f"/>
+        <w:shd w:val="clear" w:color="auto" w:fill="E2C3C2" w:themeFill="accent2" w:themeFillTint="7f"/>
       </w:tcPr>
     </w:tblStylePr>
   </w:style>
@@ -20685,7 +20744,7 @@
       <w:tblStyleRowBandSize w:val="1"/>
     </w:tblPr>
     <w:tcPr>
-      <w:shd w:val="clear" w:color="auto" w:fill="EBF1DD" w:themeFill="accent3" w:themeFillTint="33"/>
+      <w:shd w:val="clear" w:color="auto" w:fill="EFF3EA" w:themeFill="accent3" w:themeFillTint="33"/>
     </w:tcPr>
     <w:tblStylePr w:type="firstRow">
       <w:rPr>
@@ -20694,7 +20753,7 @@
       </w:rPr>
       <w:tblPr/>
       <w:tcPr>
-        <w:shd w:val="clear" w:color="auto" w:fill="D7E3BC" w:themeFill="accent3" w:themeFillTint="66"/>
+        <w:shd w:val="clear" w:color="auto" w:fill="DEE7D1" w:themeFill="accent3" w:themeFillTint="66"/>
       </w:tcPr>
     </w:tblStylePr>
     <w:tblStylePr w:type="lastRow">
@@ -20705,7 +20764,7 @@
       </w:rPr>
       <w:tblPr/>
       <w:tcPr>
-        <w:shd w:val="clear" w:color="auto" w:fill="D7E3BC" w:themeFill="accent3" w:themeFillTint="66"/>
+        <w:shd w:val="clear" w:color="auto" w:fill="DEE7D1" w:themeFill="accent3" w:themeFillTint="66"/>
       </w:tcPr>
     </w:tblStylePr>
     <w:tblStylePr w:type="firstCol">
@@ -20729,13 +20788,13 @@
     <w:tblStylePr w:type="band1Vert">
       <w:tblPr/>
       <w:tcPr>
-        <w:shd w:val="clear" w:color="auto" w:fill="CDDDAC" w:themeFill="accent3" w:themeFillTint="7f"/>
+        <w:shd w:val="clear" w:color="auto" w:fill="D5E0C4" w:themeFill="accent3" w:themeFillTint="7f"/>
       </w:tcPr>
     </w:tblStylePr>
     <w:tblStylePr w:type="band1Horz">
       <w:tblPr/>
       <w:tcPr>
-        <w:shd w:val="clear" w:color="auto" w:fill="CDDDAC" w:themeFill="accent3" w:themeFillTint="7f"/>
+        <w:shd w:val="clear" w:color="auto" w:fill="D5E0C4" w:themeFill="accent3" w:themeFillTint="7f"/>
       </w:tcPr>
     </w:tblStylePr>
   </w:style>
@@ -20764,7 +20823,7 @@
       <w:tblStyleRowBandSize w:val="1"/>
     </w:tblPr>
     <w:tcPr>
-      <w:shd w:val="clear" w:color="auto" w:fill="E5E0EC" w:themeFill="accent4" w:themeFillTint="33"/>
+      <w:shd w:val="clear" w:color="auto" w:fill="EDEAF0" w:themeFill="accent4" w:themeFillTint="33"/>
     </w:tcPr>
     <w:tblStylePr w:type="firstRow">
       <w:rPr>
@@ -20773,7 +20832,7 @@
       </w:rPr>
       <w:tblPr/>
       <w:tcPr>
-        <w:shd w:val="clear" w:color="auto" w:fill="CCC1D9" w:themeFill="accent4" w:themeFillTint="66"/>
+        <w:shd w:val="clear" w:color="auto" w:fill="D8D3E0" w:themeFill="accent4" w:themeFillTint="66"/>
       </w:tcPr>
     </w:tblStylePr>
     <w:tblStylePr w:type="lastRow">
@@ -20784,7 +20843,7 @@
       </w:rPr>
       <w:tblPr/>
       <w:tcPr>
-        <w:shd w:val="clear" w:color="auto" w:fill="CCC1D9" w:themeFill="accent4" w:themeFillTint="66"/>
+        <w:shd w:val="clear" w:color="auto" w:fill="D8D3E0" w:themeFill="accent4" w:themeFillTint="66"/>
       </w:tcPr>
     </w:tblStylePr>
     <w:tblStylePr w:type="firstCol">
@@ -20808,13 +20867,13 @@
     <w:tblStylePr w:type="band1Vert">
       <w:tblPr/>
       <w:tcPr>
-        <w:shd w:val="clear" w:color="auto" w:fill="BFB1D0" w:themeFill="accent4" w:themeFillTint="7f"/>
+        <w:shd w:val="clear" w:color="auto" w:fill="CDC6D7" w:themeFill="accent4" w:themeFillTint="7f"/>
       </w:tcPr>
     </w:tblStylePr>
     <w:tblStylePr w:type="band1Horz">
       <w:tblPr/>
       <w:tcPr>
-        <w:shd w:val="clear" w:color="auto" w:fill="BFB1D0" w:themeFill="accent4" w:themeFillTint="7f"/>
+        <w:shd w:val="clear" w:color="auto" w:fill="CDC6D7" w:themeFill="accent4" w:themeFillTint="7f"/>
       </w:tcPr>
     </w:tblStylePr>
   </w:style>
@@ -20843,7 +20902,7 @@
       <w:tblStyleRowBandSize w:val="1"/>
     </w:tblPr>
     <w:tcPr>
-      <w:shd w:val="clear" w:color="auto" w:fill="DAEEF3" w:themeFill="accent5" w:themeFillTint="33"/>
+      <w:shd w:val="clear" w:color="auto" w:fill="E9F1F5" w:themeFill="accent5" w:themeFillTint="33"/>
     </w:tcPr>
     <w:tblStylePr w:type="firstRow">
       <w:rPr>
@@ -20852,7 +20911,7 @@
       </w:rPr>
       <w:tblPr/>
       <w:tcPr>
-        <w:shd w:val="clear" w:color="auto" w:fill="B7DDE8" w:themeFill="accent5" w:themeFillTint="66"/>
+        <w:shd w:val="clear" w:color="auto" w:fill="D0E3EA" w:themeFill="accent5" w:themeFillTint="66"/>
       </w:tcPr>
     </w:tblStylePr>
     <w:tblStylePr w:type="lastRow">
@@ -20863,7 +20922,7 @@
       </w:rPr>
       <w:tblPr/>
       <w:tcPr>
-        <w:shd w:val="clear" w:color="auto" w:fill="B7DDE8" w:themeFill="accent5" w:themeFillTint="66"/>
+        <w:shd w:val="clear" w:color="auto" w:fill="D0E3EA" w:themeFill="accent5" w:themeFillTint="66"/>
       </w:tcPr>
     </w:tblStylePr>
     <w:tblStylePr w:type="firstCol">
@@ -20887,13 +20946,13 @@
     <w:tblStylePr w:type="band1Vert">
       <w:tblPr/>
       <w:tcPr>
-        <w:shd w:val="clear" w:color="auto" w:fill="A5D5E2" w:themeFill="accent5" w:themeFillTint="7f"/>
+        <w:shd w:val="clear" w:color="auto" w:fill="C2DBE5" w:themeFill="accent5" w:themeFillTint="7f"/>
       </w:tcPr>
     </w:tblStylePr>
     <w:tblStylePr w:type="band1Horz">
       <w:tblPr/>
       <w:tcPr>
-        <w:shd w:val="clear" w:color="auto" w:fill="A5D5E2" w:themeFill="accent5" w:themeFillTint="7f"/>
+        <w:shd w:val="clear" w:color="auto" w:fill="C2DBE5" w:themeFill="accent5" w:themeFillTint="7f"/>
       </w:tcPr>
     </w:tblStylePr>
   </w:style>
@@ -20922,7 +20981,7 @@
       <w:tblStyleRowBandSize w:val="1"/>
     </w:tblPr>
     <w:tcPr>
-      <w:shd w:val="clear" w:color="auto" w:fill="FDEAD9" w:themeFill="accent6" w:themeFillTint="33"/>
+      <w:shd w:val="clear" w:color="auto" w:fill="FDEFE9" w:themeFill="accent6" w:themeFillTint="33"/>
     </w:tcPr>
     <w:tblStylePr w:type="firstRow">
       <w:rPr>
@@ -20931,7 +20990,7 @@
       </w:rPr>
       <w:tblPr/>
       <w:tcPr>
-        <w:shd w:val="clear" w:color="auto" w:fill="FBD5B5" w:themeFill="accent6" w:themeFillTint="66"/>
+        <w:shd w:val="clear" w:color="auto" w:fill="FCDDCF" w:themeFill="accent6" w:themeFillTint="66"/>
       </w:tcPr>
     </w:tblStylePr>
     <w:tblStylePr w:type="lastRow">
@@ -20942,7 +21001,7 @@
       </w:rPr>
       <w:tblPr/>
       <w:tcPr>
-        <w:shd w:val="clear" w:color="auto" w:fill="FBD5B5" w:themeFill="accent6" w:themeFillTint="66"/>
+        <w:shd w:val="clear" w:color="auto" w:fill="FCDDCF" w:themeFill="accent6" w:themeFillTint="66"/>
       </w:tcPr>
     </w:tblStylePr>
     <w:tblStylePr w:type="firstCol">
@@ -20966,15 +21025,36 @@
     <w:tblStylePr w:type="band1Vert">
       <w:tblPr/>
       <w:tcPr>
-        <w:shd w:val="clear" w:color="auto" w:fill="FBCAA2" w:themeFill="accent6" w:themeFillTint="7f"/>
+        <w:shd w:val="clear" w:color="auto" w:fill="FBD3C1" w:themeFill="accent6" w:themeFillTint="7f"/>
       </w:tcPr>
     </w:tblStylePr>
     <w:tblStylePr w:type="band1Horz">
       <w:tblPr/>
       <w:tcPr>
-        <w:shd w:val="clear" w:color="auto" w:fill="FBCAA2" w:themeFill="accent6" w:themeFillTint="7f"/>
-      </w:tcPr>
-    </w:tblStylePr>
+        <w:shd w:val="clear" w:color="auto" w:fill="FBD3C1" w:themeFill="accent6" w:themeFillTint="7f"/>
+      </w:tcPr>
+    </w:tblStylePr>
+  </w:style>
+  <w:style w:type="table" w:customStyle="1" w:styleId="a4">
+    <w:name w:val="Normal Table"/>
+    <w:uiPriority w:val="99"/>
+    <w:semiHidden/>
+    <w:unhideWhenUsed/>
+    <w:tblPr>
+      <w:tblInd w:w="0" w:type="dxa"/>
+      <w:tblCellMar>
+        <w:top w:w="0" w:type="dxa"/>
+        <w:left w:w="108" w:type="dxa"/>
+        <w:bottom w:w="0" w:type="dxa"/>
+        <w:right w:w="108" w:type="dxa"/>
+      </w:tblCellMar>
+    </w:tblPr>
+  </w:style>
+  <w:style w:type="numbering" w:customStyle="1" w:styleId="a5">
+    <w:name w:val="No List"/>
+    <w:uiPriority w:val="99"/>
+    <w:semiHidden/>
+    <w:unhideWhenUsed/>
   </w:style>
 </w:styles>
 </file>
